--- a/Manuscript.docx
+++ b/Manuscript.docx
@@ -15,7 +15,7 @@
         <w:pStyle w:val="Date"/>
       </w:pPr>
       <w:r>
-        <w:t xml:space="preserve">05 February, 2026</w:t>
+        <w:t xml:space="preserve">09 April, 2026</w:t>
       </w:r>
     </w:p>
     <w:bookmarkStart w:id="20" w:name="abstract"/>
@@ -90,7 +90,7 @@
         <w:pStyle w:val="Heading1"/>
       </w:pPr>
       <w:r>
-        <w:t xml:space="preserve">Introduction</w:t>
+        <w:t xml:space="preserve">1. Introduction</w:t>
       </w:r>
     </w:p>
     <w:p>
@@ -276,7 +276,7 @@
         <w:pStyle w:val="Heading1"/>
       </w:pPr>
       <w:r>
-        <w:t xml:space="preserve">Methods</w:t>
+        <w:t xml:space="preserve">2. Methods</w:t>
       </w:r>
     </w:p>
     <w:bookmarkStart w:id="23" w:name="fia-data"/>
@@ -285,7 +285,7 @@
         <w:pStyle w:val="Heading2"/>
       </w:pPr>
       <w:r>
-        <w:t xml:space="preserve">FIA data</w:t>
+        <w:t xml:space="preserve">2.1 FIA data</w:t>
       </w:r>
     </w:p>
     <w:p>
@@ -368,7 +368,7 @@
         <w:pStyle w:val="Heading2"/>
       </w:pPr>
       <w:r>
-        <w:t xml:space="preserve">Climate data</w:t>
+        <w:t xml:space="preserve">2.2 Climate data</w:t>
       </w:r>
     </w:p>
     <w:p>
@@ -490,7 +490,7 @@
         <w:pStyle w:val="Heading2"/>
       </w:pPr>
       <w:r>
-        <w:t xml:space="preserve">Species Classification</w:t>
+        <w:t xml:space="preserve">2.3 Species Classification</w:t>
       </w:r>
     </w:p>
     <w:p>
@@ -541,7 +541,7 @@
         <w:pStyle w:val="Heading2"/>
       </w:pPr>
       <w:r>
-        <w:t xml:space="preserve">Analysis</w:t>
+        <w:t xml:space="preserve">2.4 Analysis</w:t>
       </w:r>
     </w:p>
     <w:p>
@@ -630,7 +630,7 @@
         <w:pStyle w:val="Heading2"/>
       </w:pPr>
       <w:r>
-        <w:t xml:space="preserve">Dashboard</w:t>
+        <w:t xml:space="preserve">2.5 Dashboard</w:t>
       </w:r>
     </w:p>
     <w:p>
@@ -674,7 +674,7 @@
         <w:pStyle w:val="Heading1"/>
       </w:pPr>
       <w:r>
-        <w:t xml:space="preserve">Results</w:t>
+        <w:t xml:space="preserve">3. Results</w:t>
       </w:r>
     </w:p>
     <w:p>
@@ -691,7 +691,7 @@
         <w:pStyle w:val="Heading2"/>
       </w:pPr>
       <w:r>
-        <w:t xml:space="preserve">Climatic Water Deficit</w:t>
+        <w:t xml:space="preserve">3.1 Climatic Water Deficit</w:t>
       </w:r>
     </w:p>
     <w:p>
@@ -913,7 +913,7 @@
         <w:pStyle w:val="Heading2"/>
       </w:pPr>
       <w:r>
-        <w:t xml:space="preserve">Growth</w:t>
+        <w:t xml:space="preserve">3.2 Growth</w:t>
       </w:r>
     </w:p>
     <w:p>
@@ -1703,7 +1703,7 @@
         <w:t xml:space="preserve"> </w:t>
       </w:r>
       <w:r>
-        <w:t xml:space="preserve">with a mean difference of -183 cm</w:t>
+        <w:t xml:space="preserve">with a mean difference of -189 cm</w:t>
       </w:r>
       <w:r>
         <w:rPr>
@@ -1712,7 +1712,7 @@
         <w:t xml:space="preserve">2</w:t>
       </w:r>
       <w:r>
-        <w:t xml:space="preserve">/decade, IH-IL and -123 cm</w:t>
+        <w:t xml:space="preserve">/decade, IH-IL and -124 cm</w:t>
       </w:r>
       <w:r>
         <w:rPr>
@@ -1782,7 +1782,7 @@
         <w:t xml:space="preserve"> </w:t>
       </w:r>
       <w:r>
-        <w:t xml:space="preserve">had higher growth rates in the Medium domains than either High or Low domains (Increasing: -120 cm</w:t>
+        <w:t xml:space="preserve">had higher growth rates in the Medium domains than either High or Low domains (Increasing: -127 cm</w:t>
       </w:r>
       <w:r>
         <w:rPr>
@@ -1791,7 +1791,7 @@
         <w:t xml:space="preserve">2</w:t>
       </w:r>
       <w:r>
-        <w:t xml:space="preserve">/decade for IH-IM and 128 cm</w:t>
+        <w:t xml:space="preserve">/decade for IH-IM and 133 cm</w:t>
       </w:r>
       <w:r>
         <w:rPr>
@@ -1800,7 +1800,7 @@
         <w:t xml:space="preserve">2</w:t>
       </w:r>
       <w:r>
-        <w:t xml:space="preserve">/decade for IM-IL; Stable: -99 cm</w:t>
+        <w:t xml:space="preserve">/decade for IM-IL; Stable: -98 cm</w:t>
       </w:r>
       <w:r>
         <w:rPr>
@@ -1809,7 +1809,7 @@
         <w:t xml:space="preserve">2</w:t>
       </w:r>
       <w:r>
-        <w:t xml:space="preserve">/decade for SH-SM and 106 cm</w:t>
+        <w:t xml:space="preserve">/decade for SH-SM and 109 cm</w:t>
       </w:r>
       <w:r>
         <w:rPr>
@@ -1928,7 +1928,7 @@
         <w:t xml:space="preserve"> </w:t>
       </w:r>
       <w:r>
-        <w:t xml:space="preserve">(153 cm</w:t>
+        <w:t xml:space="preserve">(152 cm</w:t>
       </w:r>
       <w:r>
         <w:rPr>
@@ -1985,7 +1985,7 @@
         <w:pStyle w:val="Heading2"/>
       </w:pPr>
       <w:r>
-        <w:t xml:space="preserve">Mortality</w:t>
+        <w:t xml:space="preserve">3.3 Mortality</w:t>
       </w:r>
     </w:p>
     <w:p>
@@ -2504,7 +2504,7 @@
         <w:t xml:space="preserve"> </w:t>
       </w:r>
       <w:r>
-        <w:t xml:space="preserve">exhibited smaller contrast estimates of around 0.05/decade for SH-SL and SH-SM. These species were approximately evenly split between differences being present in the Increasing (4 spp.) or Stable (5 spp.) domains, but none with significant findings in both the Increasing and Stable domains.</w:t>
+        <w:t xml:space="preserve">exhibited smaller contrast estimates of around 0.04/decade for SH-SL and SH-SM. These species were approximately evenly split between differences being present in the Increasing (4 spp.) or Stable (5 spp.) domains, but none with significant findings in both the Increasing and Stable domains.</w:t>
       </w:r>
       <w:r>
         <w:t xml:space="preserve"> </w:t>
@@ -2520,7 +2520,7 @@
         <w:t xml:space="preserve"> </w:t>
       </w:r>
       <w:r>
-        <w:t xml:space="preserve">had greater mortality in Medium domains than the High domains (approximately -0.1/decade for IH-IM and SH-SM). Five species had no significant mortality contrasts.</w:t>
+        <w:t xml:space="preserve">had greater mortality in Medium domains than the High domains (approximately -0.11/decade for IH-IM and SH-SM). Five species had no significant mortality contrasts.</w:t>
       </w:r>
     </w:p>
     <w:p>
@@ -2550,7 +2550,7 @@
         <w:pStyle w:val="Heading2"/>
       </w:pPr>
       <w:r>
-        <w:t xml:space="preserve">Geography</w:t>
+        <w:t xml:space="preserve">3.4 Geography</w:t>
       </w:r>
     </w:p>
     <w:p>
@@ -2681,7 +2681,7 @@
         <w:pStyle w:val="Heading1"/>
       </w:pPr>
       <w:r>
-        <w:t xml:space="preserve">Discussion</w:t>
+        <w:t xml:space="preserve">4. Discussion</w:t>
       </w:r>
     </w:p>
     <w:p>
@@ -3589,7 +3589,7 @@
         <w:pStyle w:val="Heading1"/>
       </w:pPr>
       <w:r>
-        <w:t xml:space="preserve">Conclusion</w:t>
+        <w:t xml:space="preserve">5. Conclusion</w:t>
       </w:r>
     </w:p>
     <w:p>
@@ -3601,13 +3601,13 @@
       </w:r>
     </w:p>
     <w:bookmarkEnd w:id="39"/>
-    <w:bookmarkStart w:id="40" w:name="acknowledgments"/>
+    <w:bookmarkStart w:id="40" w:name="X071796dd6bc546c91e96cca1cf5ff96599de61f"/>
     <w:p>
       <w:pPr>
         <w:pStyle w:val="Heading1"/>
       </w:pPr>
       <w:r>
-        <w:t xml:space="preserve">Acknowledgments</w:t>
+        <w:t xml:space="preserve">Declaration of Generative AI and AI-assisted technologies in the writing process</w:t>
       </w:r>
     </w:p>
     <w:p>
@@ -3615,17 +3615,17 @@
         <w:pStyle w:val="FirstParagraph"/>
       </w:pPr>
       <w:r>
-        <w:t xml:space="preserve">We thank Andrew Yost from the Oregon Department of Forestry for supporting this project and for reviewing a manuscript draft. We thank Josée Rousseau for reviewing a manuscript draft. Also, we are grateful to FIA field crews and data managers for their expertise and efforts to provide quality data.</w:t>
+        <w:t xml:space="preserve">During the preparation of this work the authors used Claude.ai to provide initial manuscript proofreading, initial construction of the Shiny app, and a reduction of analysis code execution time. After using this tool, the authors reviewed, validated, and edited the content as needed and take full responsibility for the content of the published article.</w:t>
       </w:r>
     </w:p>
     <w:bookmarkEnd w:id="40"/>
-    <w:bookmarkStart w:id="41" w:name="author-contributions"/>
+    <w:bookmarkStart w:id="41" w:name="declaration-of-competing-interest"/>
     <w:p>
       <w:pPr>
         <w:pStyle w:val="Heading1"/>
       </w:pPr>
       <w:r>
-        <w:t xml:space="preserve">Author Contributions</w:t>
+        <w:t xml:space="preserve">Declaration of Competing Interest</w:t>
       </w:r>
     </w:p>
     <w:p>
@@ -3633,11 +3633,49 @@
         <w:pStyle w:val="FirstParagraph"/>
       </w:pPr>
       <w:r>
-        <w:t xml:space="preserve">J.D.G. was responsible for project conceptualization, formal analysis, writing of the main manuscript, app development, reviewing and editing, and project administration. B.F. performed concept review, FIA database navigation, advice, code assistance, manuscript review, and data acquisition.</w:t>
+        <w:t xml:space="preserve">The authors declare that they have no known competing financial interests or personal relationships that could have appeared to influence the work reported in this paper.</w:t>
       </w:r>
     </w:p>
     <w:bookmarkEnd w:id="41"/>
-    <w:bookmarkStart w:id="42" w:name="data-availability"/>
+    <w:bookmarkStart w:id="42" w:name="credit-author-contribution-statement"/>
+    <w:p>
+      <w:pPr>
+        <w:pStyle w:val="Heading1"/>
+      </w:pPr>
+      <w:r>
+        <w:t xml:space="preserve">CRediT Author Contribution Statement</w:t>
+      </w:r>
+    </w:p>
+    <w:p>
+      <w:pPr>
+        <w:pStyle w:val="FirstParagraph"/>
+      </w:pPr>
+      <w:r>
+        <w:rPr>
+          <w:b/>
+          <w:bCs/>
+        </w:rPr>
+        <w:t xml:space="preserve">Jeremiah D Groom</w:t>
+      </w:r>
+      <w:r>
+        <w:t xml:space="preserve">: Writing – original draft, visualization, validation, software, project administration, methodology, formal analysis, data curation, conceptualization.</w:t>
+      </w:r>
+      <w:r>
+        <w:t xml:space="preserve"> </w:t>
+      </w:r>
+      <w:r>
+        <w:rPr>
+          <w:b/>
+          <w:bCs/>
+        </w:rPr>
+        <w:t xml:space="preserve">Bryce Frank</w:t>
+      </w:r>
+      <w:r>
+        <w:t xml:space="preserve">: Writing – review &amp; editing, visualization, methodology.</w:t>
+      </w:r>
+    </w:p>
+    <w:bookmarkEnd w:id="42"/>
+    <w:bookmarkStart w:id="43" w:name="data-availability"/>
     <w:p>
       <w:pPr>
         <w:pStyle w:val="Heading1"/>
@@ -3668,36 +3706,64 @@
         <w:t xml:space="preserve">.</w:t>
       </w:r>
     </w:p>
-    <w:bookmarkEnd w:id="42"/>
-    <w:bookmarkStart w:id="102" w:name="references"/>
+    <w:bookmarkEnd w:id="43"/>
+    <w:bookmarkStart w:id="44" w:name="supplemental-material"/>
     <w:p>
       <w:pPr>
         <w:pStyle w:val="Heading1"/>
       </w:pPr>
       <w:r>
+        <w:t xml:space="preserve">Supplemental Material</w:t>
+      </w:r>
+    </w:p>
+    <w:p>
+      <w:pPr>
+        <w:pStyle w:val="FirstParagraph"/>
+      </w:pPr>
+      <w:r>
+        <w:t xml:space="preserve">Supplemental material associated with this article can be found in the online version.</w:t>
+      </w:r>
+    </w:p>
+    <w:bookmarkEnd w:id="44"/>
+    <w:bookmarkStart w:id="45" w:name="acknowledgments"/>
+    <w:p>
+      <w:pPr>
+        <w:pStyle w:val="Heading1"/>
+      </w:pPr>
+      <w:r>
+        <w:t xml:space="preserve">Acknowledgments</w:t>
+      </w:r>
+    </w:p>
+    <w:p>
+      <w:pPr>
+        <w:pStyle w:val="FirstParagraph"/>
+      </w:pPr>
+      <w:r>
+        <w:t xml:space="preserve">We thank Andrew Yost from the Oregon Department of Forestry for supporting this project and for reviewing a manuscript draft. We thank Josée Rousseau for reviewing a manuscript draft. Also, we are grateful to FIA field crews and data managers for their expertise and efforts to provide quality data.</w:t>
+      </w:r>
+    </w:p>
+    <w:bookmarkEnd w:id="45"/>
+    <w:bookmarkStart w:id="105" w:name="references"/>
+    <w:p>
+      <w:pPr>
+        <w:pStyle w:val="Heading1"/>
+      </w:pPr>
+      <w:r>
         <w:t xml:space="preserve">References</w:t>
       </w:r>
     </w:p>
-    <w:bookmarkStart w:id="101" w:name="refs"/>
+    <w:bookmarkStart w:id="104" w:name="refs"/>
     <w:p>
       <w:pPr>
         <w:pStyle w:val="Bibliography"/>
       </w:pPr>
       <w:r>
-        <w:t xml:space="preserve">References</w:t>
-      </w:r>
-    </w:p>
-    <w:p>
-      <w:pPr>
-        <w:pStyle w:val="Bibliography"/>
-      </w:pPr>
-      <w:r>
         <w:t xml:space="preserve">Abatzoglou JT, Williams AP (2016) Impact of anthropogenic climate change on wildfire across western US forests. Proc Natl Acad Sci 113(42):11770-11775.</w:t>
       </w:r>
       <w:r>
         <w:t xml:space="preserve"> </w:t>
       </w:r>
-      <w:hyperlink r:id="rId43">
+      <w:hyperlink r:id="rId46">
         <w:r>
           <w:rPr>
             <w:rStyle w:val="Hyperlink"/>
@@ -3716,7 +3782,7 @@
       <w:r>
         <w:t xml:space="preserve"> </w:t>
       </w:r>
-      <w:hyperlink r:id="rId44">
+      <w:hyperlink r:id="rId47">
         <w:r>
           <w:rPr>
             <w:rStyle w:val="Hyperlink"/>
@@ -3743,7 +3809,7 @@
       <w:r>
         <w:t xml:space="preserve"> </w:t>
       </w:r>
-      <w:hyperlink r:id="rId45">
+      <w:hyperlink r:id="rId48">
         <w:r>
           <w:rPr>
             <w:rStyle w:val="Hyperlink"/>
@@ -3762,7 +3828,7 @@
       <w:r>
         <w:t xml:space="preserve"> </w:t>
       </w:r>
-      <w:hyperlink r:id="rId46">
+      <w:hyperlink r:id="rId49">
         <w:r>
           <w:rPr>
             <w:rStyle w:val="Hyperlink"/>
@@ -3781,7 +3847,7 @@
       <w:r>
         <w:t xml:space="preserve"> </w:t>
       </w:r>
-      <w:hyperlink r:id="rId47">
+      <w:hyperlink r:id="rId50">
         <w:r>
           <w:rPr>
             <w:rStyle w:val="Hyperlink"/>
@@ -3800,7 +3866,7 @@
       <w:r>
         <w:t xml:space="preserve"> </w:t>
       </w:r>
-      <w:hyperlink r:id="rId48">
+      <w:hyperlink r:id="rId51">
         <w:r>
           <w:rPr>
             <w:rStyle w:val="Hyperlink"/>
@@ -3827,7 +3893,7 @@
       <w:r>
         <w:t xml:space="preserve"> </w:t>
       </w:r>
-      <w:hyperlink r:id="rId49">
+      <w:hyperlink r:id="rId52">
         <w:r>
           <w:rPr>
             <w:rStyle w:val="Hyperlink"/>
@@ -3846,7 +3912,7 @@
       <w:r>
         <w:t xml:space="preserve"> </w:t>
       </w:r>
-      <w:hyperlink r:id="rId50">
+      <w:hyperlink r:id="rId53">
         <w:r>
           <w:rPr>
             <w:rStyle w:val="Hyperlink"/>
@@ -3865,7 +3931,7 @@
       <w:r>
         <w:t xml:space="preserve"> </w:t>
       </w:r>
-      <w:hyperlink r:id="rId51">
+      <w:hyperlink r:id="rId54">
         <w:r>
           <w:rPr>
             <w:rStyle w:val="Hyperlink"/>
@@ -3884,7 +3950,7 @@
       <w:r>
         <w:t xml:space="preserve"> </w:t>
       </w:r>
-      <w:hyperlink r:id="rId52">
+      <w:hyperlink r:id="rId55">
         <w:r>
           <w:rPr>
             <w:rStyle w:val="Hyperlink"/>
@@ -3903,7 +3969,7 @@
       <w:r>
         <w:t xml:space="preserve"> </w:t>
       </w:r>
-      <w:hyperlink r:id="rId53">
+      <w:hyperlink r:id="rId56">
         <w:r>
           <w:rPr>
             <w:rStyle w:val="Hyperlink"/>
@@ -3938,7 +4004,7 @@
       <w:r>
         <w:t xml:space="preserve"> </w:t>
       </w:r>
-      <w:hyperlink r:id="rId54">
+      <w:hyperlink r:id="rId57">
         <w:r>
           <w:rPr>
             <w:rStyle w:val="Hyperlink"/>
@@ -3960,7 +4026,7 @@
       <w:r>
         <w:t xml:space="preserve"> </w:t>
       </w:r>
-      <w:hyperlink r:id="rId55">
+      <w:hyperlink r:id="rId58">
         <w:r>
           <w:rPr>
             <w:rStyle w:val="Hyperlink"/>
@@ -3979,7 +4045,7 @@
       <w:r>
         <w:t xml:space="preserve"> </w:t>
       </w:r>
-      <w:hyperlink r:id="rId56">
+      <w:hyperlink r:id="rId59">
         <w:r>
           <w:rPr>
             <w:rStyle w:val="Hyperlink"/>
@@ -3998,7 +4064,7 @@
       <w:r>
         <w:t xml:space="preserve"> </w:t>
       </w:r>
-      <w:hyperlink r:id="rId57">
+      <w:hyperlink r:id="rId60">
         <w:r>
           <w:rPr>
             <w:rStyle w:val="Hyperlink"/>
@@ -4017,7 +4083,7 @@
       <w:r>
         <w:t xml:space="preserve"> </w:t>
       </w:r>
-      <w:hyperlink r:id="rId58">
+      <w:hyperlink r:id="rId61">
         <w:r>
           <w:rPr>
             <w:rStyle w:val="Hyperlink"/>
@@ -4036,7 +4102,7 @@
       <w:r>
         <w:t xml:space="preserve"> </w:t>
       </w:r>
-      <w:hyperlink r:id="rId59">
+      <w:hyperlink r:id="rId62">
         <w:r>
           <w:rPr>
             <w:rStyle w:val="Hyperlink"/>
@@ -4055,7 +4121,7 @@
       <w:r>
         <w:t xml:space="preserve"> </w:t>
       </w:r>
-      <w:hyperlink r:id="rId60">
+      <w:hyperlink r:id="rId63">
         <w:r>
           <w:rPr>
             <w:rStyle w:val="Hyperlink"/>
@@ -4074,7 +4140,7 @@
       <w:r>
         <w:t xml:space="preserve"> </w:t>
       </w:r>
-      <w:hyperlink r:id="rId61">
+      <w:hyperlink r:id="rId64">
         <w:r>
           <w:rPr>
             <w:rStyle w:val="Hyperlink"/>
@@ -4093,7 +4159,7 @@
       <w:r>
         <w:t xml:space="preserve"> </w:t>
       </w:r>
-      <w:hyperlink r:id="rId62">
+      <w:hyperlink r:id="rId65">
         <w:r>
           <w:rPr>
             <w:rStyle w:val="Hyperlink"/>
@@ -4112,7 +4178,7 @@
       <w:r>
         <w:t xml:space="preserve"> </w:t>
       </w:r>
-      <w:hyperlink r:id="rId63">
+      <w:hyperlink r:id="rId66">
         <w:r>
           <w:rPr>
             <w:rStyle w:val="Hyperlink"/>
@@ -4132,7 +4198,7 @@
       <w:r>
         <w:t xml:space="preserve"> </w:t>
       </w:r>
-      <w:hyperlink r:id="rId64">
+      <w:hyperlink r:id="rId67">
         <w:r>
           <w:rPr>
             <w:rStyle w:val="Hyperlink"/>
@@ -4151,7 +4217,7 @@
       <w:r>
         <w:t xml:space="preserve"> </w:t>
       </w:r>
-      <w:hyperlink r:id="rId65">
+      <w:hyperlink r:id="rId68">
         <w:r>
           <w:rPr>
             <w:rStyle w:val="Hyperlink"/>
@@ -4170,7 +4236,7 @@
       <w:r>
         <w:t xml:space="preserve"> </w:t>
       </w:r>
-      <w:hyperlink r:id="rId66">
+      <w:hyperlink r:id="rId69">
         <w:r>
           <w:rPr>
             <w:rStyle w:val="Hyperlink"/>
@@ -4189,7 +4255,7 @@
       <w:r>
         <w:t xml:space="preserve"> </w:t>
       </w:r>
-      <w:hyperlink r:id="rId67">
+      <w:hyperlink r:id="rId70">
         <w:r>
           <w:rPr>
             <w:rStyle w:val="Hyperlink"/>
@@ -4208,7 +4274,7 @@
       <w:r>
         <w:t xml:space="preserve"> </w:t>
       </w:r>
-      <w:hyperlink r:id="rId68">
+      <w:hyperlink r:id="rId71">
         <w:r>
           <w:rPr>
             <w:rStyle w:val="Hyperlink"/>
@@ -4227,7 +4293,7 @@
       <w:r>
         <w:t xml:space="preserve"> </w:t>
       </w:r>
-      <w:hyperlink r:id="rId69">
+      <w:hyperlink r:id="rId72">
         <w:r>
           <w:rPr>
             <w:rStyle w:val="Hyperlink"/>
@@ -4246,7 +4312,7 @@
       <w:r>
         <w:t xml:space="preserve"> </w:t>
       </w:r>
-      <w:hyperlink r:id="rId70">
+      <w:hyperlink r:id="rId73">
         <w:r>
           <w:rPr>
             <w:rStyle w:val="Hyperlink"/>
@@ -4268,7 +4334,7 @@
       <w:r>
         <w:t xml:space="preserve"> </w:t>
       </w:r>
-      <w:hyperlink r:id="rId71">
+      <w:hyperlink r:id="rId74">
         <w:r>
           <w:rPr>
             <w:rStyle w:val="Hyperlink"/>
@@ -4287,7 +4353,7 @@
       <w:r>
         <w:t xml:space="preserve"> </w:t>
       </w:r>
-      <w:hyperlink r:id="rId72">
+      <w:hyperlink r:id="rId75">
         <w:r>
           <w:rPr>
             <w:rStyle w:val="Hyperlink"/>
@@ -4306,7 +4372,7 @@
       <w:r>
         <w:t xml:space="preserve"> </w:t>
       </w:r>
-      <w:hyperlink r:id="rId73">
+      <w:hyperlink r:id="rId76">
         <w:r>
           <w:rPr>
             <w:rStyle w:val="Hyperlink"/>
@@ -4325,7 +4391,7 @@
       <w:r>
         <w:t xml:space="preserve"> </w:t>
       </w:r>
-      <w:hyperlink r:id="rId74">
+      <w:hyperlink r:id="rId77">
         <w:r>
           <w:rPr>
             <w:rStyle w:val="Hyperlink"/>
@@ -4358,7 +4424,7 @@
       <w:r>
         <w:t xml:space="preserve"> </w:t>
       </w:r>
-      <w:hyperlink r:id="rId75">
+      <w:hyperlink r:id="rId78">
         <w:r>
           <w:rPr>
             <w:rStyle w:val="Hyperlink"/>
@@ -4377,7 +4443,7 @@
       <w:r>
         <w:t xml:space="preserve"> </w:t>
       </w:r>
-      <w:hyperlink r:id="rId76">
+      <w:hyperlink r:id="rId79">
         <w:r>
           <w:rPr>
             <w:rStyle w:val="Hyperlink"/>
@@ -4404,7 +4470,7 @@
       <w:r>
         <w:t xml:space="preserve"> </w:t>
       </w:r>
-      <w:hyperlink r:id="rId77">
+      <w:hyperlink r:id="rId80">
         <w:r>
           <w:rPr>
             <w:rStyle w:val="Hyperlink"/>
@@ -4423,7 +4489,7 @@
       <w:r>
         <w:t xml:space="preserve"> </w:t>
       </w:r>
-      <w:hyperlink r:id="rId78">
+      <w:hyperlink r:id="rId81">
         <w:r>
           <w:rPr>
             <w:rStyle w:val="Hyperlink"/>
@@ -4442,7 +4508,7 @@
       <w:r>
         <w:t xml:space="preserve"> </w:t>
       </w:r>
-      <w:hyperlink r:id="rId79">
+      <w:hyperlink r:id="rId82">
         <w:r>
           <w:rPr>
             <w:rStyle w:val="Hyperlink"/>
@@ -4467,7 +4533,7 @@
       <w:r>
         <w:t xml:space="preserve"> </w:t>
       </w:r>
-      <w:hyperlink r:id="rId80">
+      <w:hyperlink r:id="rId83">
         <w:r>
           <w:rPr>
             <w:rStyle w:val="Hyperlink"/>
@@ -4486,7 +4552,7 @@
       <w:r>
         <w:t xml:space="preserve"> </w:t>
       </w:r>
-      <w:hyperlink r:id="rId81">
+      <w:hyperlink r:id="rId84">
         <w:r>
           <w:rPr>
             <w:rStyle w:val="Hyperlink"/>
@@ -4505,7 +4571,7 @@
       <w:r>
         <w:t xml:space="preserve"> </w:t>
       </w:r>
-      <w:hyperlink r:id="rId82">
+      <w:hyperlink r:id="rId85">
         <w:r>
           <w:rPr>
             <w:rStyle w:val="Hyperlink"/>
@@ -4524,7 +4590,7 @@
       <w:r>
         <w:t xml:space="preserve"> </w:t>
       </w:r>
-      <w:hyperlink r:id="rId83">
+      <w:hyperlink r:id="rId86">
         <w:r>
           <w:rPr>
             <w:rStyle w:val="Hyperlink"/>
@@ -4543,7 +4609,7 @@
       <w:r>
         <w:t xml:space="preserve"> </w:t>
       </w:r>
-      <w:hyperlink r:id="rId84">
+      <w:hyperlink r:id="rId87">
         <w:r>
           <w:rPr>
             <w:rStyle w:val="Hyperlink"/>
@@ -4573,7 +4639,7 @@
       <w:r>
         <w:t xml:space="preserve"> </w:t>
       </w:r>
-      <w:hyperlink r:id="rId85">
+      <w:hyperlink r:id="rId88">
         <w:r>
           <w:rPr>
             <w:rStyle w:val="Hyperlink"/>
@@ -4600,7 +4666,7 @@
       <w:r>
         <w:t xml:space="preserve"> </w:t>
       </w:r>
-      <w:hyperlink r:id="rId86">
+      <w:hyperlink r:id="rId89">
         <w:r>
           <w:rPr>
             <w:rStyle w:val="Hyperlink"/>
@@ -4619,7 +4685,7 @@
       <w:r>
         <w:t xml:space="preserve"> </w:t>
       </w:r>
-      <w:hyperlink r:id="rId87">
+      <w:hyperlink r:id="rId90">
         <w:r>
           <w:rPr>
             <w:rStyle w:val="Hyperlink"/>
@@ -4638,7 +4704,7 @@
       <w:r>
         <w:t xml:space="preserve"> </w:t>
       </w:r>
-      <w:hyperlink r:id="rId88">
+      <w:hyperlink r:id="rId91">
         <w:r>
           <w:rPr>
             <w:rStyle w:val="Hyperlink"/>
@@ -4657,7 +4723,7 @@
       <w:r>
         <w:t xml:space="preserve"> </w:t>
       </w:r>
-      <w:hyperlink r:id="rId89">
+      <w:hyperlink r:id="rId92">
         <w:r>
           <w:rPr>
             <w:rStyle w:val="Hyperlink"/>
@@ -4687,7 +4753,7 @@
       <w:r>
         <w:t xml:space="preserve"> </w:t>
       </w:r>
-      <w:hyperlink r:id="rId90">
+      <w:hyperlink r:id="rId93">
         <w:r>
           <w:rPr>
             <w:rStyle w:val="Hyperlink"/>
@@ -4706,7 +4772,7 @@
       <w:r>
         <w:t xml:space="preserve"> </w:t>
       </w:r>
-      <w:hyperlink r:id="rId91">
+      <w:hyperlink r:id="rId94">
         <w:r>
           <w:rPr>
             <w:rStyle w:val="Hyperlink"/>
@@ -4725,7 +4791,7 @@
       <w:r>
         <w:t xml:space="preserve"> </w:t>
       </w:r>
-      <w:hyperlink r:id="rId92">
+      <w:hyperlink r:id="rId95">
         <w:r>
           <w:rPr>
             <w:rStyle w:val="Hyperlink"/>
@@ -4744,7 +4810,7 @@
       <w:r>
         <w:t xml:space="preserve"> </w:t>
       </w:r>
-      <w:hyperlink r:id="rId93">
+      <w:hyperlink r:id="rId96">
         <w:r>
           <w:rPr>
             <w:rStyle w:val="Hyperlink"/>
@@ -4763,7 +4829,7 @@
       <w:r>
         <w:t xml:space="preserve"> </w:t>
       </w:r>
-      <w:hyperlink r:id="rId94">
+      <w:hyperlink r:id="rId97">
         <w:r>
           <w:rPr>
             <w:rStyle w:val="Hyperlink"/>
@@ -4782,7 +4848,7 @@
       <w:r>
         <w:t xml:space="preserve"> </w:t>
       </w:r>
-      <w:hyperlink r:id="rId95">
+      <w:hyperlink r:id="rId98">
         <w:r>
           <w:rPr>
             <w:rStyle w:val="Hyperlink"/>
@@ -4809,7 +4875,7 @@
       <w:r>
         <w:t xml:space="preserve"> </w:t>
       </w:r>
-      <w:hyperlink r:id="rId96">
+      <w:hyperlink r:id="rId99">
         <w:r>
           <w:rPr>
             <w:rStyle w:val="Hyperlink"/>
@@ -4828,7 +4894,7 @@
       <w:r>
         <w:t xml:space="preserve"> </w:t>
       </w:r>
-      <w:hyperlink r:id="rId97">
+      <w:hyperlink r:id="rId100">
         <w:r>
           <w:rPr>
             <w:rStyle w:val="Hyperlink"/>
@@ -4847,7 +4913,7 @@
       <w:r>
         <w:t xml:space="preserve"> </w:t>
       </w:r>
-      <w:hyperlink r:id="rId98">
+      <w:hyperlink r:id="rId101">
         <w:r>
           <w:rPr>
             <w:rStyle w:val="Hyperlink"/>
@@ -4866,7 +4932,7 @@
       <w:r>
         <w:t xml:space="preserve"> </w:t>
       </w:r>
-      <w:hyperlink r:id="rId99">
+      <w:hyperlink r:id="rId102">
         <w:r>
           <w:rPr>
             <w:rStyle w:val="Hyperlink"/>
@@ -4888,7 +4954,7 @@
       <w:r>
         <w:t xml:space="preserve"> </w:t>
       </w:r>
-      <w:hyperlink r:id="rId100">
+      <w:hyperlink r:id="rId103">
         <w:r>
           <w:rPr>
             <w:rStyle w:val="Hyperlink"/>
@@ -4905,7 +4971,7 @@
         <w:t xml:space="preserve">Woudenberg SW, Conkling BL, O’Connell BM, LaPoint EB, Turner JA, Waddell KL (2010) The Forest Inventory and Analysis Database: Database description and users manual version 4.0 for Phase 2. Gen Tech Rep RMRS-GTR-245. Fort Collins, CO: US Department of Agriculture, Forest Service, Rocky Mountain Research Station.</w:t>
       </w:r>
     </w:p>
-    <w:bookmarkEnd w:id="101"/>
+    <w:bookmarkEnd w:id="104"/>
     <w:p>
       <w:pPr>
         <w:sectPr>
@@ -5461,111 +5527,111 @@
                 <w:szCs w:val="18"/>
                 <w:color w:val="000000"/>
               </w:rPr>
-              <w:t xml:space="preserve">87.5 (76.9, 98.8; 199)</w:t>
-            </w:r>
-          </w:p>
-        </w:tc>
-        <w:tc>
-          <w:tcPr>
-            <w:tcBorders>
-              <w:bottom w:val="none" w:sz="0" w:space="0" w:color="000000"/>
-              <w:top w:val="none" w:sz="0" w:space="0" w:color="000000"/>
-              <w:left w:val="none" w:sz="0" w:space="0" w:color="000000"/>
-              <w:right w:val="none" w:sz="0" w:space="0" w:color="000000"/>
-            </w:tcBorders>
-            <w:shd w:val="clear" w:color="auto" w:fill="FFFFFF"/>
-            <w:tcMar>
-              <w:top w:w="0" w:type="dxa"/>
-              <w:bottom w:w="0" w:type="dxa"/>
-              <w:left w:w="0" w:type="dxa"/>
-              <w:right w:w="0" w:type="dxa"/>
-            </w:tcMar>
-            <w:vAlign w:val="center"/>
-          </w:tcPr>
-          <w:p>
-            <w:pPr>
-              <w:jc w:val="left"/>
-              <w:pBdr>
-                <w:bottom w:val="none" w:sz="0" w:space="0" w:color="000000"/>
-                <w:top w:val="none" w:sz="0" w:space="0" w:color="000000"/>
-                <w:left w:val="none" w:sz="0" w:space="0" w:color="000000"/>
-                <w:right w:val="none" w:sz="0" w:space="0" w:color="000000"/>
-              </w:pBdr>
-              <w:spacing w:after="100" w:before="100" w:line="120"/>
-              <w:ind w:left="100" w:right="100" w:firstLine="0" w:firstLineChars="0"/>
-              <w:rPr>
-                <w:rFonts w:ascii="Times New Roman" w:hAnsi="Arial" w:eastAsia="Arial" w:cs="Arial"/>
-                <w:i w:val="false"/>
-                <w:b w:val="false"/>
-                <w:u w:val="none"/>
-                <w:sz w:val="18"/>
-                <w:szCs w:val="18"/>
-                <w:color w:val="000000"/>
-              </w:rPr>
-            </w:pPr>
-            <w:r>
-              <w:rPr>
-                <w:rFonts w:ascii="Times New Roman" w:hAnsi="Arial" w:eastAsia="Arial" w:cs="Arial"/>
-                <w:i w:val="false"/>
-                <w:b w:val="false"/>
-                <w:u w:val="none"/>
-                <w:sz w:val="18"/>
-                <w:szCs w:val="18"/>
-                <w:color w:val="000000"/>
-              </w:rPr>
-              <w:t xml:space="preserve">115.6 (108.4, 123.7; 571)</w:t>
-            </w:r>
-          </w:p>
-        </w:tc>
-        <w:tc>
-          <w:tcPr>
-            <w:tcBorders>
-              <w:bottom w:val="none" w:sz="0" w:space="0" w:color="000000"/>
-              <w:top w:val="none" w:sz="0" w:space="0" w:color="000000"/>
-              <w:left w:val="none" w:sz="0" w:space="0" w:color="000000"/>
-              <w:right w:val="none" w:sz="0" w:space="0" w:color="000000"/>
-            </w:tcBorders>
-            <w:shd w:val="clear" w:color="auto" w:fill="FFFFFF"/>
-            <w:tcMar>
-              <w:top w:w="0" w:type="dxa"/>
-              <w:bottom w:w="0" w:type="dxa"/>
-              <w:left w:w="0" w:type="dxa"/>
-              <w:right w:w="0" w:type="dxa"/>
-            </w:tcMar>
-            <w:vAlign w:val="center"/>
-          </w:tcPr>
-          <w:p>
-            <w:pPr>
-              <w:jc w:val="left"/>
-              <w:pBdr>
-                <w:bottom w:val="none" w:sz="0" w:space="0" w:color="000000"/>
-                <w:top w:val="none" w:sz="0" w:space="0" w:color="000000"/>
-                <w:left w:val="none" w:sz="0" w:space="0" w:color="000000"/>
-                <w:right w:val="none" w:sz="0" w:space="0" w:color="000000"/>
-              </w:pBdr>
-              <w:spacing w:after="100" w:before="100" w:line="120"/>
-              <w:ind w:left="100" w:right="100" w:firstLine="0" w:firstLineChars="0"/>
-              <w:rPr>
-                <w:rFonts w:ascii="Times New Roman" w:hAnsi="Arial" w:eastAsia="Arial" w:cs="Arial"/>
-                <w:i w:val="false"/>
-                <w:b w:val="false"/>
-                <w:u w:val="none"/>
-                <w:sz w:val="18"/>
-                <w:szCs w:val="18"/>
-                <w:color w:val="000000"/>
-              </w:rPr>
-            </w:pPr>
-            <w:r>
-              <w:rPr>
-                <w:rFonts w:ascii="Times New Roman" w:hAnsi="Arial" w:eastAsia="Arial" w:cs="Arial"/>
-                <w:i w:val="false"/>
-                <w:b w:val="false"/>
-                <w:u w:val="none"/>
-                <w:sz w:val="18"/>
-                <w:szCs w:val="18"/>
-                <w:color w:val="000000"/>
-              </w:rPr>
-              <w:t xml:space="preserve">109.9 (103.5, 116.3; 770)</w:t>
+              <w:t xml:space="preserve">87.6 (77.7, 99.2; 199)</w:t>
+            </w:r>
+          </w:p>
+        </w:tc>
+        <w:tc>
+          <w:tcPr>
+            <w:tcBorders>
+              <w:bottom w:val="none" w:sz="0" w:space="0" w:color="000000"/>
+              <w:top w:val="none" w:sz="0" w:space="0" w:color="000000"/>
+              <w:left w:val="none" w:sz="0" w:space="0" w:color="000000"/>
+              <w:right w:val="none" w:sz="0" w:space="0" w:color="000000"/>
+            </w:tcBorders>
+            <w:shd w:val="clear" w:color="auto" w:fill="FFFFFF"/>
+            <w:tcMar>
+              <w:top w:w="0" w:type="dxa"/>
+              <w:bottom w:w="0" w:type="dxa"/>
+              <w:left w:w="0" w:type="dxa"/>
+              <w:right w:w="0" w:type="dxa"/>
+            </w:tcMar>
+            <w:vAlign w:val="center"/>
+          </w:tcPr>
+          <w:p>
+            <w:pPr>
+              <w:jc w:val="left"/>
+              <w:pBdr>
+                <w:bottom w:val="none" w:sz="0" w:space="0" w:color="000000"/>
+                <w:top w:val="none" w:sz="0" w:space="0" w:color="000000"/>
+                <w:left w:val="none" w:sz="0" w:space="0" w:color="000000"/>
+                <w:right w:val="none" w:sz="0" w:space="0" w:color="000000"/>
+              </w:pBdr>
+              <w:spacing w:after="100" w:before="100" w:line="120"/>
+              <w:ind w:left="100" w:right="100" w:firstLine="0" w:firstLineChars="0"/>
+              <w:rPr>
+                <w:rFonts w:ascii="Times New Roman" w:hAnsi="Arial" w:eastAsia="Arial" w:cs="Arial"/>
+                <w:i w:val="false"/>
+                <w:b w:val="false"/>
+                <w:u w:val="none"/>
+                <w:sz w:val="18"/>
+                <w:szCs w:val="18"/>
+                <w:color w:val="000000"/>
+              </w:rPr>
+            </w:pPr>
+            <w:r>
+              <w:rPr>
+                <w:rFonts w:ascii="Times New Roman" w:hAnsi="Arial" w:eastAsia="Arial" w:cs="Arial"/>
+                <w:i w:val="false"/>
+                <w:b w:val="false"/>
+                <w:u w:val="none"/>
+                <w:sz w:val="18"/>
+                <w:szCs w:val="18"/>
+                <w:color w:val="000000"/>
+              </w:rPr>
+              <w:t xml:space="preserve">116.9 (109.7, 124.5; 571)</w:t>
+            </w:r>
+          </w:p>
+        </w:tc>
+        <w:tc>
+          <w:tcPr>
+            <w:tcBorders>
+              <w:bottom w:val="none" w:sz="0" w:space="0" w:color="000000"/>
+              <w:top w:val="none" w:sz="0" w:space="0" w:color="000000"/>
+              <w:left w:val="none" w:sz="0" w:space="0" w:color="000000"/>
+              <w:right w:val="none" w:sz="0" w:space="0" w:color="000000"/>
+            </w:tcBorders>
+            <w:shd w:val="clear" w:color="auto" w:fill="FFFFFF"/>
+            <w:tcMar>
+              <w:top w:w="0" w:type="dxa"/>
+              <w:bottom w:w="0" w:type="dxa"/>
+              <w:left w:w="0" w:type="dxa"/>
+              <w:right w:w="0" w:type="dxa"/>
+            </w:tcMar>
+            <w:vAlign w:val="center"/>
+          </w:tcPr>
+          <w:p>
+            <w:pPr>
+              <w:jc w:val="left"/>
+              <w:pBdr>
+                <w:bottom w:val="none" w:sz="0" w:space="0" w:color="000000"/>
+                <w:top w:val="none" w:sz="0" w:space="0" w:color="000000"/>
+                <w:left w:val="none" w:sz="0" w:space="0" w:color="000000"/>
+                <w:right w:val="none" w:sz="0" w:space="0" w:color="000000"/>
+              </w:pBdr>
+              <w:spacing w:after="100" w:before="100" w:line="120"/>
+              <w:ind w:left="100" w:right="100" w:firstLine="0" w:firstLineChars="0"/>
+              <w:rPr>
+                <w:rFonts w:ascii="Times New Roman" w:hAnsi="Arial" w:eastAsia="Arial" w:cs="Arial"/>
+                <w:i w:val="false"/>
+                <w:b w:val="false"/>
+                <w:u w:val="none"/>
+                <w:sz w:val="18"/>
+                <w:szCs w:val="18"/>
+                <w:color w:val="000000"/>
+              </w:rPr>
+            </w:pPr>
+            <w:r>
+              <w:rPr>
+                <w:rFonts w:ascii="Times New Roman" w:hAnsi="Arial" w:eastAsia="Arial" w:cs="Arial"/>
+                <w:i w:val="false"/>
+                <w:b w:val="false"/>
+                <w:u w:val="none"/>
+                <w:sz w:val="18"/>
+                <w:szCs w:val="18"/>
+                <w:color w:val="000000"/>
+              </w:rPr>
+              <w:t xml:space="preserve">110.8 (104.9, 117.2; 770)</w:t>
             </w:r>
           </w:p>
         </w:tc>
@@ -5727,59 +5793,59 @@
                 <w:szCs w:val="18"/>
                 <w:color w:val="000000"/>
               </w:rPr>
-              <w:t xml:space="preserve">189.8 (183.2, 196.8; 1198)</w:t>
-            </w:r>
-          </w:p>
-        </w:tc>
-        <w:tc>
-          <w:tcPr>
-            <w:tcBorders>
-              <w:bottom w:val="none" w:sz="0" w:space="0" w:color="000000"/>
-              <w:top w:val="none" w:sz="0" w:space="0" w:color="000000"/>
-              <w:left w:val="none" w:sz="0" w:space="0" w:color="000000"/>
-              <w:right w:val="none" w:sz="0" w:space="0" w:color="000000"/>
-            </w:tcBorders>
-            <w:shd w:val="clear" w:color="auto" w:fill="FFFFFF"/>
-            <w:tcMar>
-              <w:top w:w="0" w:type="dxa"/>
-              <w:bottom w:w="0" w:type="dxa"/>
-              <w:left w:w="0" w:type="dxa"/>
-              <w:right w:w="0" w:type="dxa"/>
-            </w:tcMar>
-            <w:vAlign w:val="center"/>
-          </w:tcPr>
-          <w:p>
-            <w:pPr>
-              <w:jc w:val="left"/>
-              <w:pBdr>
-                <w:bottom w:val="none" w:sz="0" w:space="0" w:color="000000"/>
-                <w:top w:val="none" w:sz="0" w:space="0" w:color="000000"/>
-                <w:left w:val="none" w:sz="0" w:space="0" w:color="000000"/>
-                <w:right w:val="none" w:sz="0" w:space="0" w:color="000000"/>
-              </w:pBdr>
-              <w:spacing w:after="100" w:before="100" w:line="120"/>
-              <w:ind w:left="100" w:right="100" w:firstLine="0" w:firstLineChars="0"/>
-              <w:rPr>
-                <w:rFonts w:ascii="Times New Roman" w:hAnsi="Arial" w:eastAsia="Arial" w:cs="Arial"/>
-                <w:i w:val="false"/>
-                <w:b w:val="false"/>
-                <w:u w:val="none"/>
-                <w:sz w:val="18"/>
-                <w:szCs w:val="18"/>
-                <w:color w:val="000000"/>
-              </w:rPr>
-            </w:pPr>
-            <w:r>
-              <w:rPr>
-                <w:rFonts w:ascii="Times New Roman" w:hAnsi="Arial" w:eastAsia="Arial" w:cs="Arial"/>
-                <w:i w:val="false"/>
-                <w:b w:val="false"/>
-                <w:u w:val="none"/>
-                <w:sz w:val="18"/>
-                <w:szCs w:val="18"/>
-                <w:color w:val="000000"/>
-              </w:rPr>
-              <w:t xml:space="preserve">170.4 (160.3, 180.9; 381)</w:t>
+              <w:t xml:space="preserve">190.4 (183.9, 197.7; 1198)</w:t>
+            </w:r>
+          </w:p>
+        </w:tc>
+        <w:tc>
+          <w:tcPr>
+            <w:tcBorders>
+              <w:bottom w:val="none" w:sz="0" w:space="0" w:color="000000"/>
+              <w:top w:val="none" w:sz="0" w:space="0" w:color="000000"/>
+              <w:left w:val="none" w:sz="0" w:space="0" w:color="000000"/>
+              <w:right w:val="none" w:sz="0" w:space="0" w:color="000000"/>
+            </w:tcBorders>
+            <w:shd w:val="clear" w:color="auto" w:fill="FFFFFF"/>
+            <w:tcMar>
+              <w:top w:w="0" w:type="dxa"/>
+              <w:bottom w:w="0" w:type="dxa"/>
+              <w:left w:w="0" w:type="dxa"/>
+              <w:right w:w="0" w:type="dxa"/>
+            </w:tcMar>
+            <w:vAlign w:val="center"/>
+          </w:tcPr>
+          <w:p>
+            <w:pPr>
+              <w:jc w:val="left"/>
+              <w:pBdr>
+                <w:bottom w:val="none" w:sz="0" w:space="0" w:color="000000"/>
+                <w:top w:val="none" w:sz="0" w:space="0" w:color="000000"/>
+                <w:left w:val="none" w:sz="0" w:space="0" w:color="000000"/>
+                <w:right w:val="none" w:sz="0" w:space="0" w:color="000000"/>
+              </w:pBdr>
+              <w:spacing w:after="100" w:before="100" w:line="120"/>
+              <w:ind w:left="100" w:right="100" w:firstLine="0" w:firstLineChars="0"/>
+              <w:rPr>
+                <w:rFonts w:ascii="Times New Roman" w:hAnsi="Arial" w:eastAsia="Arial" w:cs="Arial"/>
+                <w:i w:val="false"/>
+                <w:b w:val="false"/>
+                <w:u w:val="none"/>
+                <w:sz w:val="18"/>
+                <w:szCs w:val="18"/>
+                <w:color w:val="000000"/>
+              </w:rPr>
+            </w:pPr>
+            <w:r>
+              <w:rPr>
+                <w:rFonts w:ascii="Times New Roman" w:hAnsi="Arial" w:eastAsia="Arial" w:cs="Arial"/>
+                <w:i w:val="false"/>
+                <w:b w:val="false"/>
+                <w:u w:val="none"/>
+                <w:sz w:val="18"/>
+                <w:szCs w:val="18"/>
+                <w:color w:val="000000"/>
+              </w:rPr>
+              <w:t xml:space="preserve">170.9 (161.0, 181.7; 381)</w:t>
             </w:r>
           </w:p>
         </w:tc>
@@ -5883,7 +5949,7 @@
                 <w:szCs w:val="18"/>
                 <w:color w:val="000000"/>
               </w:rPr>
-              <w:t xml:space="preserve">185.1 (179.3, 191.0; 1580)</w:t>
+              <w:t xml:space="preserve">185.9 (180.1, 192.2; 1580)</w:t>
             </w:r>
           </w:p>
         </w:tc>
@@ -6045,163 +6111,163 @@
                 <w:szCs w:val="18"/>
                 <w:color w:val="000000"/>
               </w:rPr>
-              <w:t xml:space="preserve">314.4 (263.5, 459.2; 27)</w:t>
-            </w:r>
-          </w:p>
-        </w:tc>
-        <w:tc>
-          <w:tcPr>
-            <w:tcBorders>
-              <w:bottom w:val="none" w:sz="0" w:space="0" w:color="000000"/>
-              <w:top w:val="none" w:sz="0" w:space="0" w:color="000000"/>
-              <w:left w:val="none" w:sz="0" w:space="0" w:color="000000"/>
-              <w:right w:val="none" w:sz="0" w:space="0" w:color="000000"/>
-            </w:tcBorders>
-            <w:shd w:val="clear" w:color="auto" w:fill="FFFFFF"/>
-            <w:tcMar>
-              <w:top w:w="0" w:type="dxa"/>
-              <w:bottom w:w="0" w:type="dxa"/>
-              <w:left w:w="0" w:type="dxa"/>
-              <w:right w:w="0" w:type="dxa"/>
-            </w:tcMar>
-            <w:vAlign w:val="center"/>
-          </w:tcPr>
-          <w:p>
-            <w:pPr>
-              <w:jc w:val="left"/>
-              <w:pBdr>
-                <w:bottom w:val="none" w:sz="0" w:space="0" w:color="000000"/>
-                <w:top w:val="none" w:sz="0" w:space="0" w:color="000000"/>
-                <w:left w:val="none" w:sz="0" w:space="0" w:color="000000"/>
-                <w:right w:val="none" w:sz="0" w:space="0" w:color="000000"/>
-              </w:pBdr>
-              <w:spacing w:after="100" w:before="100" w:line="120"/>
-              <w:ind w:left="100" w:right="100" w:firstLine="0" w:firstLineChars="0"/>
-              <w:rPr>
-                <w:rFonts w:ascii="Times New Roman" w:hAnsi="Arial" w:eastAsia="Arial" w:cs="Arial"/>
-                <w:i w:val="false"/>
-                <w:b w:val="false"/>
-                <w:u w:val="none"/>
-                <w:sz w:val="18"/>
-                <w:szCs w:val="18"/>
-                <w:color w:val="000000"/>
-              </w:rPr>
-            </w:pPr>
-            <w:r>
-              <w:rPr>
-                <w:rFonts w:ascii="Times New Roman" w:hAnsi="Arial" w:eastAsia="Arial" w:cs="Arial"/>
-                <w:i w:val="false"/>
-                <w:b w:val="false"/>
-                <w:u w:val="none"/>
-                <w:sz w:val="18"/>
-                <w:szCs w:val="18"/>
-                <w:color w:val="000000"/>
-              </w:rPr>
-              <w:t xml:space="preserve">190.1 (175.9, 207.8; 630)</w:t>
-            </w:r>
-          </w:p>
-        </w:tc>
-        <w:tc>
-          <w:tcPr>
-            <w:tcBorders>
-              <w:bottom w:val="none" w:sz="0" w:space="0" w:color="000000"/>
-              <w:top w:val="none" w:sz="0" w:space="0" w:color="000000"/>
-              <w:left w:val="none" w:sz="0" w:space="0" w:color="000000"/>
-              <w:right w:val="none" w:sz="0" w:space="0" w:color="000000"/>
-            </w:tcBorders>
-            <w:shd w:val="clear" w:color="auto" w:fill="FFFFFF"/>
-            <w:tcMar>
-              <w:top w:w="0" w:type="dxa"/>
-              <w:bottom w:w="0" w:type="dxa"/>
-              <w:left w:w="0" w:type="dxa"/>
-              <w:right w:w="0" w:type="dxa"/>
-            </w:tcMar>
-            <w:vAlign w:val="center"/>
-          </w:tcPr>
-          <w:p>
-            <w:pPr>
-              <w:jc w:val="left"/>
-              <w:pBdr>
-                <w:bottom w:val="none" w:sz="0" w:space="0" w:color="000000"/>
-                <w:top w:val="none" w:sz="0" w:space="0" w:color="000000"/>
-                <w:left w:val="none" w:sz="0" w:space="0" w:color="000000"/>
-                <w:right w:val="none" w:sz="0" w:space="0" w:color="000000"/>
-              </w:pBdr>
-              <w:spacing w:after="100" w:before="100" w:line="120"/>
-              <w:ind w:left="100" w:right="100" w:firstLine="0" w:firstLineChars="0"/>
-              <w:rPr>
-                <w:rFonts w:ascii="Times New Roman" w:hAnsi="Arial" w:eastAsia="Arial" w:cs="Arial"/>
-                <w:i w:val="false"/>
-                <w:b w:val="false"/>
-                <w:u w:val="none"/>
-                <w:sz w:val="18"/>
-                <w:szCs w:val="18"/>
-                <w:color w:val="000000"/>
-              </w:rPr>
-            </w:pPr>
-            <w:r>
-              <w:rPr>
-                <w:rFonts w:ascii="Times New Roman" w:hAnsi="Arial" w:eastAsia="Arial" w:cs="Arial"/>
-                <w:i w:val="false"/>
-                <w:b w:val="false"/>
-                <w:u w:val="none"/>
-                <w:sz w:val="18"/>
-                <w:szCs w:val="18"/>
-                <w:color w:val="000000"/>
-              </w:rPr>
-              <w:t xml:space="preserve">168.9 (154.3, 183.6; 385)</w:t>
-            </w:r>
-          </w:p>
-        </w:tc>
-        <w:tc>
-          <w:tcPr>
-            <w:tcBorders>
-              <w:bottom w:val="none" w:sz="0" w:space="0" w:color="000000"/>
-              <w:top w:val="none" w:sz="0" w:space="0" w:color="000000"/>
-              <w:left w:val="none" w:sz="0" w:space="0" w:color="000000"/>
-              <w:right w:val="none" w:sz="0" w:space="0" w:color="000000"/>
-            </w:tcBorders>
-            <w:shd w:val="clear" w:color="auto" w:fill="FFFFFF"/>
-            <w:tcMar>
-              <w:top w:w="0" w:type="dxa"/>
-              <w:bottom w:w="0" w:type="dxa"/>
-              <w:left w:w="0" w:type="dxa"/>
-              <w:right w:w="0" w:type="dxa"/>
-            </w:tcMar>
-            <w:vAlign w:val="center"/>
-          </w:tcPr>
-          <w:p>
-            <w:pPr>
-              <w:jc w:val="left"/>
-              <w:pBdr>
-                <w:bottom w:val="none" w:sz="0" w:space="0" w:color="000000"/>
-                <w:top w:val="none" w:sz="0" w:space="0" w:color="000000"/>
-                <w:left w:val="none" w:sz="0" w:space="0" w:color="000000"/>
-                <w:right w:val="none" w:sz="0" w:space="0" w:color="000000"/>
-              </w:pBdr>
-              <w:spacing w:after="100" w:before="100" w:line="120"/>
-              <w:ind w:left="100" w:right="100" w:firstLine="0" w:firstLineChars="0"/>
-              <w:rPr>
-                <w:rFonts w:ascii="Times New Roman" w:hAnsi="Arial" w:eastAsia="Arial" w:cs="Arial"/>
-                <w:i w:val="false"/>
-                <w:b w:val="false"/>
-                <w:u w:val="none"/>
-                <w:sz w:val="18"/>
-                <w:szCs w:val="18"/>
-                <w:color w:val="000000"/>
-              </w:rPr>
-            </w:pPr>
-            <w:r>
-              <w:rPr>
-                <w:rFonts w:ascii="Times New Roman" w:hAnsi="Arial" w:eastAsia="Arial" w:cs="Arial"/>
-                <w:i w:val="false"/>
-                <w:b w:val="false"/>
-                <w:u w:val="none"/>
-                <w:sz w:val="18"/>
-                <w:szCs w:val="18"/>
-                <w:color w:val="000000"/>
-              </w:rPr>
-              <w:t xml:space="preserve">184.9 (173.6, 198.5; 1042)</w:t>
+              <w:t xml:space="preserve">326.7 (272.6, 437.7; 27)</w:t>
+            </w:r>
+          </w:p>
+        </w:tc>
+        <w:tc>
+          <w:tcPr>
+            <w:tcBorders>
+              <w:bottom w:val="none" w:sz="0" w:space="0" w:color="000000"/>
+              <w:top w:val="none" w:sz="0" w:space="0" w:color="000000"/>
+              <w:left w:val="none" w:sz="0" w:space="0" w:color="000000"/>
+              <w:right w:val="none" w:sz="0" w:space="0" w:color="000000"/>
+            </w:tcBorders>
+            <w:shd w:val="clear" w:color="auto" w:fill="FFFFFF"/>
+            <w:tcMar>
+              <w:top w:w="0" w:type="dxa"/>
+              <w:bottom w:w="0" w:type="dxa"/>
+              <w:left w:w="0" w:type="dxa"/>
+              <w:right w:w="0" w:type="dxa"/>
+            </w:tcMar>
+            <w:vAlign w:val="center"/>
+          </w:tcPr>
+          <w:p>
+            <w:pPr>
+              <w:jc w:val="left"/>
+              <w:pBdr>
+                <w:bottom w:val="none" w:sz="0" w:space="0" w:color="000000"/>
+                <w:top w:val="none" w:sz="0" w:space="0" w:color="000000"/>
+                <w:left w:val="none" w:sz="0" w:space="0" w:color="000000"/>
+                <w:right w:val="none" w:sz="0" w:space="0" w:color="000000"/>
+              </w:pBdr>
+              <w:spacing w:after="100" w:before="100" w:line="120"/>
+              <w:ind w:left="100" w:right="100" w:firstLine="0" w:firstLineChars="0"/>
+              <w:rPr>
+                <w:rFonts w:ascii="Times New Roman" w:hAnsi="Arial" w:eastAsia="Arial" w:cs="Arial"/>
+                <w:i w:val="false"/>
+                <w:b w:val="false"/>
+                <w:u w:val="none"/>
+                <w:sz w:val="18"/>
+                <w:szCs w:val="18"/>
+                <w:color w:val="000000"/>
+              </w:rPr>
+            </w:pPr>
+            <w:r>
+              <w:rPr>
+                <w:rFonts w:ascii="Times New Roman" w:hAnsi="Arial" w:eastAsia="Arial" w:cs="Arial"/>
+                <w:i w:val="false"/>
+                <w:b w:val="false"/>
+                <w:u w:val="none"/>
+                <w:sz w:val="18"/>
+                <w:szCs w:val="18"/>
+                <w:color w:val="000000"/>
+              </w:rPr>
+              <w:t xml:space="preserve">192.1 (176.9, 213.1; 630)</w:t>
+            </w:r>
+          </w:p>
+        </w:tc>
+        <w:tc>
+          <w:tcPr>
+            <w:tcBorders>
+              <w:bottom w:val="none" w:sz="0" w:space="0" w:color="000000"/>
+              <w:top w:val="none" w:sz="0" w:space="0" w:color="000000"/>
+              <w:left w:val="none" w:sz="0" w:space="0" w:color="000000"/>
+              <w:right w:val="none" w:sz="0" w:space="0" w:color="000000"/>
+            </w:tcBorders>
+            <w:shd w:val="clear" w:color="auto" w:fill="FFFFFF"/>
+            <w:tcMar>
+              <w:top w:w="0" w:type="dxa"/>
+              <w:bottom w:w="0" w:type="dxa"/>
+              <w:left w:w="0" w:type="dxa"/>
+              <w:right w:w="0" w:type="dxa"/>
+            </w:tcMar>
+            <w:vAlign w:val="center"/>
+          </w:tcPr>
+          <w:p>
+            <w:pPr>
+              <w:jc w:val="left"/>
+              <w:pBdr>
+                <w:bottom w:val="none" w:sz="0" w:space="0" w:color="000000"/>
+                <w:top w:val="none" w:sz="0" w:space="0" w:color="000000"/>
+                <w:left w:val="none" w:sz="0" w:space="0" w:color="000000"/>
+                <w:right w:val="none" w:sz="0" w:space="0" w:color="000000"/>
+              </w:pBdr>
+              <w:spacing w:after="100" w:before="100" w:line="120"/>
+              <w:ind w:left="100" w:right="100" w:firstLine="0" w:firstLineChars="0"/>
+              <w:rPr>
+                <w:rFonts w:ascii="Times New Roman" w:hAnsi="Arial" w:eastAsia="Arial" w:cs="Arial"/>
+                <w:i w:val="false"/>
+                <w:b w:val="false"/>
+                <w:u w:val="none"/>
+                <w:sz w:val="18"/>
+                <w:szCs w:val="18"/>
+                <w:color w:val="000000"/>
+              </w:rPr>
+            </w:pPr>
+            <w:r>
+              <w:rPr>
+                <w:rFonts w:ascii="Times New Roman" w:hAnsi="Arial" w:eastAsia="Arial" w:cs="Arial"/>
+                <w:i w:val="false"/>
+                <w:b w:val="false"/>
+                <w:u w:val="none"/>
+                <w:sz w:val="18"/>
+                <w:szCs w:val="18"/>
+                <w:color w:val="000000"/>
+              </w:rPr>
+              <w:t xml:space="preserve">170.8 (155.5, 188.3; 385)</w:t>
+            </w:r>
+          </w:p>
+        </w:tc>
+        <w:tc>
+          <w:tcPr>
+            <w:tcBorders>
+              <w:bottom w:val="none" w:sz="0" w:space="0" w:color="000000"/>
+              <w:top w:val="none" w:sz="0" w:space="0" w:color="000000"/>
+              <w:left w:val="none" w:sz="0" w:space="0" w:color="000000"/>
+              <w:right w:val="none" w:sz="0" w:space="0" w:color="000000"/>
+            </w:tcBorders>
+            <w:shd w:val="clear" w:color="auto" w:fill="FFFFFF"/>
+            <w:tcMar>
+              <w:top w:w="0" w:type="dxa"/>
+              <w:bottom w:w="0" w:type="dxa"/>
+              <w:left w:w="0" w:type="dxa"/>
+              <w:right w:w="0" w:type="dxa"/>
+            </w:tcMar>
+            <w:vAlign w:val="center"/>
+          </w:tcPr>
+          <w:p>
+            <w:pPr>
+              <w:jc w:val="left"/>
+              <w:pBdr>
+                <w:bottom w:val="none" w:sz="0" w:space="0" w:color="000000"/>
+                <w:top w:val="none" w:sz="0" w:space="0" w:color="000000"/>
+                <w:left w:val="none" w:sz="0" w:space="0" w:color="000000"/>
+                <w:right w:val="none" w:sz="0" w:space="0" w:color="000000"/>
+              </w:pBdr>
+              <w:spacing w:after="100" w:before="100" w:line="120"/>
+              <w:ind w:left="100" w:right="100" w:firstLine="0" w:firstLineChars="0"/>
+              <w:rPr>
+                <w:rFonts w:ascii="Times New Roman" w:hAnsi="Arial" w:eastAsia="Arial" w:cs="Arial"/>
+                <w:i w:val="false"/>
+                <w:b w:val="false"/>
+                <w:u w:val="none"/>
+                <w:sz w:val="18"/>
+                <w:szCs w:val="18"/>
+                <w:color w:val="000000"/>
+              </w:rPr>
+            </w:pPr>
+            <w:r>
+              <w:rPr>
+                <w:rFonts w:ascii="Times New Roman" w:hAnsi="Arial" w:eastAsia="Arial" w:cs="Arial"/>
+                <w:i w:val="false"/>
+                <w:b w:val="false"/>
+                <w:u w:val="none"/>
+                <w:sz w:val="18"/>
+                <w:szCs w:val="18"/>
+                <w:color w:val="000000"/>
+              </w:rPr>
+              <w:t xml:space="preserve">187.1 (175.7, 200.4; 1042)</w:t>
             </w:r>
           </w:p>
         </w:tc>
@@ -6415,111 +6481,111 @@
                 <w:szCs w:val="18"/>
                 <w:color w:val="000000"/>
               </w:rPr>
-              <w:t xml:space="preserve">69.7 (60.6, 79.9; 126)</w:t>
-            </w:r>
-          </w:p>
-        </w:tc>
-        <w:tc>
-          <w:tcPr>
-            <w:tcBorders>
-              <w:bottom w:val="none" w:sz="0" w:space="0" w:color="000000"/>
-              <w:top w:val="none" w:sz="0" w:space="0" w:color="000000"/>
-              <w:left w:val="none" w:sz="0" w:space="0" w:color="000000"/>
-              <w:right w:val="none" w:sz="0" w:space="0" w:color="000000"/>
-            </w:tcBorders>
-            <w:shd w:val="clear" w:color="auto" w:fill="FFFFFF"/>
-            <w:tcMar>
-              <w:top w:w="0" w:type="dxa"/>
-              <w:bottom w:w="0" w:type="dxa"/>
-              <w:left w:w="0" w:type="dxa"/>
-              <w:right w:w="0" w:type="dxa"/>
-            </w:tcMar>
-            <w:vAlign w:val="center"/>
-          </w:tcPr>
-          <w:p>
-            <w:pPr>
-              <w:jc w:val="left"/>
-              <w:pBdr>
-                <w:bottom w:val="none" w:sz="0" w:space="0" w:color="000000"/>
-                <w:top w:val="none" w:sz="0" w:space="0" w:color="000000"/>
-                <w:left w:val="none" w:sz="0" w:space="0" w:color="000000"/>
-                <w:right w:val="none" w:sz="0" w:space="0" w:color="000000"/>
-              </w:pBdr>
-              <w:spacing w:after="100" w:before="100" w:line="120"/>
-              <w:ind w:left="100" w:right="100" w:firstLine="0" w:firstLineChars="0"/>
-              <w:rPr>
-                <w:rFonts w:ascii="Times New Roman" w:hAnsi="Arial" w:eastAsia="Arial" w:cs="Arial"/>
-                <w:i w:val="false"/>
-                <w:b w:val="false"/>
-                <w:u w:val="none"/>
-                <w:sz w:val="18"/>
-                <w:szCs w:val="18"/>
-                <w:color w:val="000000"/>
-              </w:rPr>
-            </w:pPr>
-            <w:r>
-              <w:rPr>
-                <w:rFonts w:ascii="Times New Roman" w:hAnsi="Arial" w:eastAsia="Arial" w:cs="Arial"/>
-                <w:i w:val="false"/>
-                <w:b w:val="false"/>
-                <w:u w:val="none"/>
-                <w:sz w:val="18"/>
-                <w:szCs w:val="18"/>
-                <w:color w:val="000000"/>
-              </w:rPr>
-              <w:t xml:space="preserve">68.9 (59.3, 79.4; 343)</w:t>
-            </w:r>
-          </w:p>
-        </w:tc>
-        <w:tc>
-          <w:tcPr>
-            <w:tcBorders>
-              <w:bottom w:val="none" w:sz="0" w:space="0" w:color="000000"/>
-              <w:top w:val="none" w:sz="0" w:space="0" w:color="000000"/>
-              <w:left w:val="none" w:sz="0" w:space="0" w:color="000000"/>
-              <w:right w:val="none" w:sz="0" w:space="0" w:color="000000"/>
-            </w:tcBorders>
-            <w:shd w:val="clear" w:color="auto" w:fill="FFFFFF"/>
-            <w:tcMar>
-              <w:top w:w="0" w:type="dxa"/>
-              <w:bottom w:w="0" w:type="dxa"/>
-              <w:left w:w="0" w:type="dxa"/>
-              <w:right w:w="0" w:type="dxa"/>
-            </w:tcMar>
-            <w:vAlign w:val="center"/>
-          </w:tcPr>
-          <w:p>
-            <w:pPr>
-              <w:jc w:val="left"/>
-              <w:pBdr>
-                <w:bottom w:val="none" w:sz="0" w:space="0" w:color="000000"/>
-                <w:top w:val="none" w:sz="0" w:space="0" w:color="000000"/>
-                <w:left w:val="none" w:sz="0" w:space="0" w:color="000000"/>
-                <w:right w:val="none" w:sz="0" w:space="0" w:color="000000"/>
-              </w:pBdr>
-              <w:spacing w:after="100" w:before="100" w:line="120"/>
-              <w:ind w:left="100" w:right="100" w:firstLine="0" w:firstLineChars="0"/>
-              <w:rPr>
-                <w:rFonts w:ascii="Times New Roman" w:hAnsi="Arial" w:eastAsia="Arial" w:cs="Arial"/>
-                <w:i w:val="false"/>
-                <w:b w:val="false"/>
-                <w:u w:val="none"/>
-                <w:sz w:val="18"/>
-                <w:szCs w:val="18"/>
-                <w:color w:val="000000"/>
-              </w:rPr>
-            </w:pPr>
-            <w:r>
-              <w:rPr>
-                <w:rFonts w:ascii="Times New Roman" w:hAnsi="Arial" w:eastAsia="Arial" w:cs="Arial"/>
-                <w:i w:val="false"/>
-                <w:b w:val="false"/>
-                <w:u w:val="none"/>
-                <w:sz w:val="18"/>
-                <w:szCs w:val="18"/>
-                <w:color w:val="000000"/>
-              </w:rPr>
-              <w:t xml:space="preserve">69.0 (61.6, 77.1; 470)</w:t>
+              <w:t xml:space="preserve">69.5 (60.4, 79.2; 126)</w:t>
+            </w:r>
+          </w:p>
+        </w:tc>
+        <w:tc>
+          <w:tcPr>
+            <w:tcBorders>
+              <w:bottom w:val="none" w:sz="0" w:space="0" w:color="000000"/>
+              <w:top w:val="none" w:sz="0" w:space="0" w:color="000000"/>
+              <w:left w:val="none" w:sz="0" w:space="0" w:color="000000"/>
+              <w:right w:val="none" w:sz="0" w:space="0" w:color="000000"/>
+            </w:tcBorders>
+            <w:shd w:val="clear" w:color="auto" w:fill="FFFFFF"/>
+            <w:tcMar>
+              <w:top w:w="0" w:type="dxa"/>
+              <w:bottom w:w="0" w:type="dxa"/>
+              <w:left w:w="0" w:type="dxa"/>
+              <w:right w:w="0" w:type="dxa"/>
+            </w:tcMar>
+            <w:vAlign w:val="center"/>
+          </w:tcPr>
+          <w:p>
+            <w:pPr>
+              <w:jc w:val="left"/>
+              <w:pBdr>
+                <w:bottom w:val="none" w:sz="0" w:space="0" w:color="000000"/>
+                <w:top w:val="none" w:sz="0" w:space="0" w:color="000000"/>
+                <w:left w:val="none" w:sz="0" w:space="0" w:color="000000"/>
+                <w:right w:val="none" w:sz="0" w:space="0" w:color="000000"/>
+              </w:pBdr>
+              <w:spacing w:after="100" w:before="100" w:line="120"/>
+              <w:ind w:left="100" w:right="100" w:firstLine="0" w:firstLineChars="0"/>
+              <w:rPr>
+                <w:rFonts w:ascii="Times New Roman" w:hAnsi="Arial" w:eastAsia="Arial" w:cs="Arial"/>
+                <w:i w:val="false"/>
+                <w:b w:val="false"/>
+                <w:u w:val="none"/>
+                <w:sz w:val="18"/>
+                <w:szCs w:val="18"/>
+                <w:color w:val="000000"/>
+              </w:rPr>
+            </w:pPr>
+            <w:r>
+              <w:rPr>
+                <w:rFonts w:ascii="Times New Roman" w:hAnsi="Arial" w:eastAsia="Arial" w:cs="Arial"/>
+                <w:i w:val="false"/>
+                <w:b w:val="false"/>
+                <w:u w:val="none"/>
+                <w:sz w:val="18"/>
+                <w:szCs w:val="18"/>
+                <w:color w:val="000000"/>
+              </w:rPr>
+              <w:t xml:space="preserve">70.0 (59.7, 80.4; 343)</w:t>
+            </w:r>
+          </w:p>
+        </w:tc>
+        <w:tc>
+          <w:tcPr>
+            <w:tcBorders>
+              <w:bottom w:val="none" w:sz="0" w:space="0" w:color="000000"/>
+              <w:top w:val="none" w:sz="0" w:space="0" w:color="000000"/>
+              <w:left w:val="none" w:sz="0" w:space="0" w:color="000000"/>
+              <w:right w:val="none" w:sz="0" w:space="0" w:color="000000"/>
+            </w:tcBorders>
+            <w:shd w:val="clear" w:color="auto" w:fill="FFFFFF"/>
+            <w:tcMar>
+              <w:top w:w="0" w:type="dxa"/>
+              <w:bottom w:w="0" w:type="dxa"/>
+              <w:left w:w="0" w:type="dxa"/>
+              <w:right w:w="0" w:type="dxa"/>
+            </w:tcMar>
+            <w:vAlign w:val="center"/>
+          </w:tcPr>
+          <w:p>
+            <w:pPr>
+              <w:jc w:val="left"/>
+              <w:pBdr>
+                <w:bottom w:val="none" w:sz="0" w:space="0" w:color="000000"/>
+                <w:top w:val="none" w:sz="0" w:space="0" w:color="000000"/>
+                <w:left w:val="none" w:sz="0" w:space="0" w:color="000000"/>
+                <w:right w:val="none" w:sz="0" w:space="0" w:color="000000"/>
+              </w:pBdr>
+              <w:spacing w:after="100" w:before="100" w:line="120"/>
+              <w:ind w:left="100" w:right="100" w:firstLine="0" w:firstLineChars="0"/>
+              <w:rPr>
+                <w:rFonts w:ascii="Times New Roman" w:hAnsi="Arial" w:eastAsia="Arial" w:cs="Arial"/>
+                <w:i w:val="false"/>
+                <w:b w:val="false"/>
+                <w:u w:val="none"/>
+                <w:sz w:val="18"/>
+                <w:szCs w:val="18"/>
+                <w:color w:val="000000"/>
+              </w:rPr>
+            </w:pPr>
+            <w:r>
+              <w:rPr>
+                <w:rFonts w:ascii="Times New Roman" w:hAnsi="Arial" w:eastAsia="Arial" w:cs="Arial"/>
+                <w:i w:val="false"/>
+                <w:b w:val="false"/>
+                <w:u w:val="none"/>
+                <w:sz w:val="18"/>
+                <w:szCs w:val="18"/>
+                <w:color w:val="000000"/>
+              </w:rPr>
+              <w:t xml:space="preserve">69.7 (60.9, 78.5; 470)</w:t>
             </w:r>
           </w:p>
         </w:tc>
@@ -6681,59 +6747,59 @@
                 <w:szCs w:val="18"/>
                 <w:color w:val="000000"/>
               </w:rPr>
-              <w:t xml:space="preserve">73.4 (64.4, 82.1; 339)</w:t>
-            </w:r>
-          </w:p>
-        </w:tc>
-        <w:tc>
-          <w:tcPr>
-            <w:tcBorders>
-              <w:bottom w:val="none" w:sz="0" w:space="0" w:color="000000"/>
-              <w:top w:val="none" w:sz="0" w:space="0" w:color="000000"/>
-              <w:left w:val="none" w:sz="0" w:space="0" w:color="000000"/>
-              <w:right w:val="none" w:sz="0" w:space="0" w:color="000000"/>
-            </w:tcBorders>
-            <w:shd w:val="clear" w:color="auto" w:fill="FFFFFF"/>
-            <w:tcMar>
-              <w:top w:w="0" w:type="dxa"/>
-              <w:bottom w:w="0" w:type="dxa"/>
-              <w:left w:w="0" w:type="dxa"/>
-              <w:right w:w="0" w:type="dxa"/>
-            </w:tcMar>
-            <w:vAlign w:val="center"/>
-          </w:tcPr>
-          <w:p>
-            <w:pPr>
-              <w:jc w:val="left"/>
-              <w:pBdr>
-                <w:bottom w:val="none" w:sz="0" w:space="0" w:color="000000"/>
-                <w:top w:val="none" w:sz="0" w:space="0" w:color="000000"/>
-                <w:left w:val="none" w:sz="0" w:space="0" w:color="000000"/>
-                <w:right w:val="none" w:sz="0" w:space="0" w:color="000000"/>
-              </w:pBdr>
-              <w:spacing w:after="100" w:before="100" w:line="120"/>
-              <w:ind w:left="100" w:right="100" w:firstLine="0" w:firstLineChars="0"/>
-              <w:rPr>
-                <w:rFonts w:ascii="Times New Roman" w:hAnsi="Arial" w:eastAsia="Arial" w:cs="Arial"/>
-                <w:i w:val="false"/>
-                <w:b w:val="false"/>
-                <w:u w:val="none"/>
-                <w:sz w:val="18"/>
-                <w:szCs w:val="18"/>
-                <w:color w:val="000000"/>
-              </w:rPr>
-            </w:pPr>
-            <w:r>
-              <w:rPr>
-                <w:rFonts w:ascii="Times New Roman" w:hAnsi="Arial" w:eastAsia="Arial" w:cs="Arial"/>
-                <w:i w:val="false"/>
-                <w:b w:val="false"/>
-                <w:u w:val="none"/>
-                <w:sz w:val="18"/>
-                <w:szCs w:val="18"/>
-                <w:color w:val="000000"/>
-              </w:rPr>
-              <w:t xml:space="preserve">65.4 (58.8, 72.2; 460)</w:t>
+              <w:t xml:space="preserve">74.4 (65.1, 84.1; 339)</w:t>
+            </w:r>
+          </w:p>
+        </w:tc>
+        <w:tc>
+          <w:tcPr>
+            <w:tcBorders>
+              <w:bottom w:val="none" w:sz="0" w:space="0" w:color="000000"/>
+              <w:top w:val="none" w:sz="0" w:space="0" w:color="000000"/>
+              <w:left w:val="none" w:sz="0" w:space="0" w:color="000000"/>
+              <w:right w:val="none" w:sz="0" w:space="0" w:color="000000"/>
+            </w:tcBorders>
+            <w:shd w:val="clear" w:color="auto" w:fill="FFFFFF"/>
+            <w:tcMar>
+              <w:top w:w="0" w:type="dxa"/>
+              <w:bottom w:w="0" w:type="dxa"/>
+              <w:left w:w="0" w:type="dxa"/>
+              <w:right w:w="0" w:type="dxa"/>
+            </w:tcMar>
+            <w:vAlign w:val="center"/>
+          </w:tcPr>
+          <w:p>
+            <w:pPr>
+              <w:jc w:val="left"/>
+              <w:pBdr>
+                <w:bottom w:val="none" w:sz="0" w:space="0" w:color="000000"/>
+                <w:top w:val="none" w:sz="0" w:space="0" w:color="000000"/>
+                <w:left w:val="none" w:sz="0" w:space="0" w:color="000000"/>
+                <w:right w:val="none" w:sz="0" w:space="0" w:color="000000"/>
+              </w:pBdr>
+              <w:spacing w:after="100" w:before="100" w:line="120"/>
+              <w:ind w:left="100" w:right="100" w:firstLine="0" w:firstLineChars="0"/>
+              <w:rPr>
+                <w:rFonts w:ascii="Times New Roman" w:hAnsi="Arial" w:eastAsia="Arial" w:cs="Arial"/>
+                <w:i w:val="false"/>
+                <w:b w:val="false"/>
+                <w:u w:val="none"/>
+                <w:sz w:val="18"/>
+                <w:szCs w:val="18"/>
+                <w:color w:val="000000"/>
+              </w:rPr>
+            </w:pPr>
+            <w:r>
+              <w:rPr>
+                <w:rFonts w:ascii="Times New Roman" w:hAnsi="Arial" w:eastAsia="Arial" w:cs="Arial"/>
+                <w:i w:val="false"/>
+                <w:b w:val="false"/>
+                <w:u w:val="none"/>
+                <w:sz w:val="18"/>
+                <w:szCs w:val="18"/>
+                <w:color w:val="000000"/>
+              </w:rPr>
+              <w:t xml:space="preserve">68.6 (61.6, 76.8; 460)</w:t>
             </w:r>
           </w:p>
         </w:tc>
@@ -6837,7 +6903,7 @@
                 <w:szCs w:val="18"/>
                 <w:color w:val="000000"/>
               </w:rPr>
-              <w:t xml:space="preserve">68.7 (63.1, 74.2; 799)</w:t>
+              <w:t xml:space="preserve">71.2 (65.2, 77.4; 799)</w:t>
             </w:r>
           </w:p>
         </w:tc>
@@ -7051,111 +7117,111 @@
                 <w:szCs w:val="18"/>
                 <w:color w:val="000000"/>
               </w:rPr>
-              <w:t xml:space="preserve">114.5 (100.6, 129.2; 248)</w:t>
-            </w:r>
-          </w:p>
-        </w:tc>
-        <w:tc>
-          <w:tcPr>
-            <w:tcBorders>
-              <w:bottom w:val="none" w:sz="0" w:space="0" w:color="000000"/>
-              <w:top w:val="none" w:sz="0" w:space="0" w:color="000000"/>
-              <w:left w:val="none" w:sz="0" w:space="0" w:color="000000"/>
-              <w:right w:val="none" w:sz="0" w:space="0" w:color="000000"/>
-            </w:tcBorders>
-            <w:shd w:val="clear" w:color="auto" w:fill="FFFFFF"/>
-            <w:tcMar>
-              <w:top w:w="0" w:type="dxa"/>
-              <w:bottom w:w="0" w:type="dxa"/>
-              <w:left w:w="0" w:type="dxa"/>
-              <w:right w:w="0" w:type="dxa"/>
-            </w:tcMar>
-            <w:vAlign w:val="center"/>
-          </w:tcPr>
-          <w:p>
-            <w:pPr>
-              <w:jc w:val="left"/>
-              <w:pBdr>
-                <w:bottom w:val="none" w:sz="0" w:space="0" w:color="000000"/>
-                <w:top w:val="none" w:sz="0" w:space="0" w:color="000000"/>
-                <w:left w:val="none" w:sz="0" w:space="0" w:color="000000"/>
-                <w:right w:val="none" w:sz="0" w:space="0" w:color="000000"/>
-              </w:pBdr>
-              <w:spacing w:after="100" w:before="100" w:line="120"/>
-              <w:ind w:left="100" w:right="100" w:firstLine="0" w:firstLineChars="0"/>
-              <w:rPr>
-                <w:rFonts w:ascii="Times New Roman" w:hAnsi="Arial" w:eastAsia="Arial" w:cs="Arial"/>
-                <w:i w:val="false"/>
-                <w:b w:val="false"/>
-                <w:u w:val="none"/>
-                <w:sz w:val="18"/>
-                <w:szCs w:val="18"/>
-                <w:color w:val="000000"/>
-              </w:rPr>
-            </w:pPr>
-            <w:r>
-              <w:rPr>
-                <w:rFonts w:ascii="Times New Roman" w:hAnsi="Arial" w:eastAsia="Arial" w:cs="Arial"/>
-                <w:i w:val="false"/>
-                <w:b w:val="false"/>
-                <w:u w:val="none"/>
-                <w:sz w:val="18"/>
-                <w:szCs w:val="18"/>
-                <w:color w:val="000000"/>
-              </w:rPr>
-              <w:t xml:space="preserve">103.1 (91.0, 114.3; 377)</w:t>
-            </w:r>
-          </w:p>
-        </w:tc>
-        <w:tc>
-          <w:tcPr>
-            <w:tcBorders>
-              <w:bottom w:val="none" w:sz="0" w:space="0" w:color="000000"/>
-              <w:top w:val="none" w:sz="0" w:space="0" w:color="000000"/>
-              <w:left w:val="none" w:sz="0" w:space="0" w:color="000000"/>
-              <w:right w:val="none" w:sz="0" w:space="0" w:color="000000"/>
-            </w:tcBorders>
-            <w:shd w:val="clear" w:color="auto" w:fill="FFFFFF"/>
-            <w:tcMar>
-              <w:top w:w="0" w:type="dxa"/>
-              <w:bottom w:w="0" w:type="dxa"/>
-              <w:left w:w="0" w:type="dxa"/>
-              <w:right w:w="0" w:type="dxa"/>
-            </w:tcMar>
-            <w:vAlign w:val="center"/>
-          </w:tcPr>
-          <w:p>
-            <w:pPr>
-              <w:jc w:val="left"/>
-              <w:pBdr>
-                <w:bottom w:val="none" w:sz="0" w:space="0" w:color="000000"/>
-                <w:top w:val="none" w:sz="0" w:space="0" w:color="000000"/>
-                <w:left w:val="none" w:sz="0" w:space="0" w:color="000000"/>
-                <w:right w:val="none" w:sz="0" w:space="0" w:color="000000"/>
-              </w:pBdr>
-              <w:spacing w:after="100" w:before="100" w:line="120"/>
-              <w:ind w:left="100" w:right="100" w:firstLine="0" w:firstLineChars="0"/>
-              <w:rPr>
-                <w:rFonts w:ascii="Times New Roman" w:hAnsi="Arial" w:eastAsia="Arial" w:cs="Arial"/>
-                <w:i w:val="false"/>
-                <w:b w:val="false"/>
-                <w:u w:val="none"/>
-                <w:sz w:val="18"/>
-                <w:szCs w:val="18"/>
-                <w:color w:val="000000"/>
-              </w:rPr>
-            </w:pPr>
-            <w:r>
-              <w:rPr>
-                <w:rFonts w:ascii="Times New Roman" w:hAnsi="Arial" w:eastAsia="Arial" w:cs="Arial"/>
-                <w:i w:val="false"/>
-                <w:b w:val="false"/>
-                <w:u w:val="none"/>
-                <w:sz w:val="18"/>
-                <w:szCs w:val="18"/>
-                <w:color w:val="000000"/>
-              </w:rPr>
-              <w:t xml:space="preserve">106.4 (96.5, 116.1; 625)</w:t>
+              <w:t xml:space="preserve">115.9 (101.2, 131.0; 248)</w:t>
+            </w:r>
+          </w:p>
+        </w:tc>
+        <w:tc>
+          <w:tcPr>
+            <w:tcBorders>
+              <w:bottom w:val="none" w:sz="0" w:space="0" w:color="000000"/>
+              <w:top w:val="none" w:sz="0" w:space="0" w:color="000000"/>
+              <w:left w:val="none" w:sz="0" w:space="0" w:color="000000"/>
+              <w:right w:val="none" w:sz="0" w:space="0" w:color="000000"/>
+            </w:tcBorders>
+            <w:shd w:val="clear" w:color="auto" w:fill="FFFFFF"/>
+            <w:tcMar>
+              <w:top w:w="0" w:type="dxa"/>
+              <w:bottom w:w="0" w:type="dxa"/>
+              <w:left w:w="0" w:type="dxa"/>
+              <w:right w:w="0" w:type="dxa"/>
+            </w:tcMar>
+            <w:vAlign w:val="center"/>
+          </w:tcPr>
+          <w:p>
+            <w:pPr>
+              <w:jc w:val="left"/>
+              <w:pBdr>
+                <w:bottom w:val="none" w:sz="0" w:space="0" w:color="000000"/>
+                <w:top w:val="none" w:sz="0" w:space="0" w:color="000000"/>
+                <w:left w:val="none" w:sz="0" w:space="0" w:color="000000"/>
+                <w:right w:val="none" w:sz="0" w:space="0" w:color="000000"/>
+              </w:pBdr>
+              <w:spacing w:after="100" w:before="100" w:line="120"/>
+              <w:ind w:left="100" w:right="100" w:firstLine="0" w:firstLineChars="0"/>
+              <w:rPr>
+                <w:rFonts w:ascii="Times New Roman" w:hAnsi="Arial" w:eastAsia="Arial" w:cs="Arial"/>
+                <w:i w:val="false"/>
+                <w:b w:val="false"/>
+                <w:u w:val="none"/>
+                <w:sz w:val="18"/>
+                <w:szCs w:val="18"/>
+                <w:color w:val="000000"/>
+              </w:rPr>
+            </w:pPr>
+            <w:r>
+              <w:rPr>
+                <w:rFonts w:ascii="Times New Roman" w:hAnsi="Arial" w:eastAsia="Arial" w:cs="Arial"/>
+                <w:i w:val="false"/>
+                <w:b w:val="false"/>
+                <w:u w:val="none"/>
+                <w:sz w:val="18"/>
+                <w:szCs w:val="18"/>
+                <w:color w:val="000000"/>
+              </w:rPr>
+              <w:t xml:space="preserve">103.0 (89.5, 114.7; 377)</w:t>
+            </w:r>
+          </w:p>
+        </w:tc>
+        <w:tc>
+          <w:tcPr>
+            <w:tcBorders>
+              <w:bottom w:val="none" w:sz="0" w:space="0" w:color="000000"/>
+              <w:top w:val="none" w:sz="0" w:space="0" w:color="000000"/>
+              <w:left w:val="none" w:sz="0" w:space="0" w:color="000000"/>
+              <w:right w:val="none" w:sz="0" w:space="0" w:color="000000"/>
+            </w:tcBorders>
+            <w:shd w:val="clear" w:color="auto" w:fill="FFFFFF"/>
+            <w:tcMar>
+              <w:top w:w="0" w:type="dxa"/>
+              <w:bottom w:w="0" w:type="dxa"/>
+              <w:left w:w="0" w:type="dxa"/>
+              <w:right w:w="0" w:type="dxa"/>
+            </w:tcMar>
+            <w:vAlign w:val="center"/>
+          </w:tcPr>
+          <w:p>
+            <w:pPr>
+              <w:jc w:val="left"/>
+              <w:pBdr>
+                <w:bottom w:val="none" w:sz="0" w:space="0" w:color="000000"/>
+                <w:top w:val="none" w:sz="0" w:space="0" w:color="000000"/>
+                <w:left w:val="none" w:sz="0" w:space="0" w:color="000000"/>
+                <w:right w:val="none" w:sz="0" w:space="0" w:color="000000"/>
+              </w:pBdr>
+              <w:spacing w:after="100" w:before="100" w:line="120"/>
+              <w:ind w:left="100" w:right="100" w:firstLine="0" w:firstLineChars="0"/>
+              <w:rPr>
+                <w:rFonts w:ascii="Times New Roman" w:hAnsi="Arial" w:eastAsia="Arial" w:cs="Arial"/>
+                <w:i w:val="false"/>
+                <w:b w:val="false"/>
+                <w:u w:val="none"/>
+                <w:sz w:val="18"/>
+                <w:szCs w:val="18"/>
+                <w:color w:val="000000"/>
+              </w:rPr>
+            </w:pPr>
+            <w:r>
+              <w:rPr>
+                <w:rFonts w:ascii="Times New Roman" w:hAnsi="Arial" w:eastAsia="Arial" w:cs="Arial"/>
+                <w:i w:val="false"/>
+                <w:b w:val="false"/>
+                <w:u w:val="none"/>
+                <w:sz w:val="18"/>
+                <w:szCs w:val="18"/>
+                <w:color w:val="000000"/>
+              </w:rPr>
+              <w:t xml:space="preserve">106.5 (96.5, 116.0; 625)</w:t>
             </w:r>
           </w:p>
         </w:tc>
@@ -7317,59 +7383,59 @@
                 <w:szCs w:val="18"/>
                 <w:color w:val="000000"/>
               </w:rPr>
-              <w:t xml:space="preserve">134.5 (125.4, 143.8; 836)</w:t>
-            </w:r>
-          </w:p>
-        </w:tc>
-        <w:tc>
-          <w:tcPr>
-            <w:tcBorders>
-              <w:bottom w:val="none" w:sz="0" w:space="0" w:color="000000"/>
-              <w:top w:val="none" w:sz="0" w:space="0" w:color="000000"/>
-              <w:left w:val="none" w:sz="0" w:space="0" w:color="000000"/>
-              <w:right w:val="none" w:sz="0" w:space="0" w:color="000000"/>
-            </w:tcBorders>
-            <w:shd w:val="clear" w:color="auto" w:fill="FFFFFF"/>
-            <w:tcMar>
-              <w:top w:w="0" w:type="dxa"/>
-              <w:bottom w:w="0" w:type="dxa"/>
-              <w:left w:w="0" w:type="dxa"/>
-              <w:right w:w="0" w:type="dxa"/>
-            </w:tcMar>
-            <w:vAlign w:val="center"/>
-          </w:tcPr>
-          <w:p>
-            <w:pPr>
-              <w:jc w:val="left"/>
-              <w:pBdr>
-                <w:bottom w:val="none" w:sz="0" w:space="0" w:color="000000"/>
-                <w:top w:val="none" w:sz="0" w:space="0" w:color="000000"/>
-                <w:left w:val="none" w:sz="0" w:space="0" w:color="000000"/>
-                <w:right w:val="none" w:sz="0" w:space="0" w:color="000000"/>
-              </w:pBdr>
-              <w:spacing w:after="100" w:before="100" w:line="120"/>
-              <w:ind w:left="100" w:right="100" w:firstLine="0" w:firstLineChars="0"/>
-              <w:rPr>
-                <w:rFonts w:ascii="Times New Roman" w:hAnsi="Arial" w:eastAsia="Arial" w:cs="Arial"/>
-                <w:i w:val="false"/>
-                <w:b w:val="false"/>
-                <w:u w:val="none"/>
-                <w:sz w:val="18"/>
-                <w:szCs w:val="18"/>
-                <w:color w:val="000000"/>
-              </w:rPr>
-            </w:pPr>
-            <w:r>
-              <w:rPr>
-                <w:rFonts w:ascii="Times New Roman" w:hAnsi="Arial" w:eastAsia="Arial" w:cs="Arial"/>
-                <w:i w:val="false"/>
-                <w:b w:val="false"/>
-                <w:u w:val="none"/>
-                <w:sz w:val="18"/>
-                <w:szCs w:val="18"/>
-                <w:color w:val="000000"/>
-              </w:rPr>
-              <w:t xml:space="preserve">165.0 (147.4, 183.8; 301)</w:t>
+              <w:t xml:space="preserve">135.2 (126.3, 144.4; 836)</w:t>
+            </w:r>
+          </w:p>
+        </w:tc>
+        <w:tc>
+          <w:tcPr>
+            <w:tcBorders>
+              <w:bottom w:val="none" w:sz="0" w:space="0" w:color="000000"/>
+              <w:top w:val="none" w:sz="0" w:space="0" w:color="000000"/>
+              <w:left w:val="none" w:sz="0" w:space="0" w:color="000000"/>
+              <w:right w:val="none" w:sz="0" w:space="0" w:color="000000"/>
+            </w:tcBorders>
+            <w:shd w:val="clear" w:color="auto" w:fill="FFFFFF"/>
+            <w:tcMar>
+              <w:top w:w="0" w:type="dxa"/>
+              <w:bottom w:w="0" w:type="dxa"/>
+              <w:left w:w="0" w:type="dxa"/>
+              <w:right w:w="0" w:type="dxa"/>
+            </w:tcMar>
+            <w:vAlign w:val="center"/>
+          </w:tcPr>
+          <w:p>
+            <w:pPr>
+              <w:jc w:val="left"/>
+              <w:pBdr>
+                <w:bottom w:val="none" w:sz="0" w:space="0" w:color="000000"/>
+                <w:top w:val="none" w:sz="0" w:space="0" w:color="000000"/>
+                <w:left w:val="none" w:sz="0" w:space="0" w:color="000000"/>
+                <w:right w:val="none" w:sz="0" w:space="0" w:color="000000"/>
+              </w:pBdr>
+              <w:spacing w:after="100" w:before="100" w:line="120"/>
+              <w:ind w:left="100" w:right="100" w:firstLine="0" w:firstLineChars="0"/>
+              <w:rPr>
+                <w:rFonts w:ascii="Times New Roman" w:hAnsi="Arial" w:eastAsia="Arial" w:cs="Arial"/>
+                <w:i w:val="false"/>
+                <w:b w:val="false"/>
+                <w:u w:val="none"/>
+                <w:sz w:val="18"/>
+                <w:szCs w:val="18"/>
+                <w:color w:val="000000"/>
+              </w:rPr>
+            </w:pPr>
+            <w:r>
+              <w:rPr>
+                <w:rFonts w:ascii="Times New Roman" w:hAnsi="Arial" w:eastAsia="Arial" w:cs="Arial"/>
+                <w:i w:val="false"/>
+                <w:b w:val="false"/>
+                <w:u w:val="none"/>
+                <w:sz w:val="18"/>
+                <w:szCs w:val="18"/>
+                <w:color w:val="000000"/>
+              </w:rPr>
+              <w:t xml:space="preserve">165.7 (147.0, 185.3; 301)</w:t>
             </w:r>
           </w:p>
         </w:tc>
@@ -7473,7 +7539,7 @@
                 <w:szCs w:val="18"/>
                 <w:color w:val="000000"/>
               </w:rPr>
-              <w:t xml:space="preserve">140.3 (132.6, 149.1; 1137)</w:t>
+              <w:t xml:space="preserve">140.7 (133.2, 149.2; 1137)</w:t>
             </w:r>
           </w:p>
         </w:tc>
@@ -7687,111 +7753,111 @@
                 <w:szCs w:val="18"/>
                 <w:color w:val="000000"/>
               </w:rPr>
-              <w:t xml:space="preserve">172.2 (155.4, 190.6; 163)</w:t>
-            </w:r>
-          </w:p>
-        </w:tc>
-        <w:tc>
-          <w:tcPr>
-            <w:tcBorders>
-              <w:bottom w:val="none" w:sz="0" w:space="0" w:color="000000"/>
-              <w:top w:val="none" w:sz="0" w:space="0" w:color="000000"/>
-              <w:left w:val="none" w:sz="0" w:space="0" w:color="000000"/>
-              <w:right w:val="none" w:sz="0" w:space="0" w:color="000000"/>
-            </w:tcBorders>
-            <w:shd w:val="clear" w:color="auto" w:fill="FFFFFF"/>
-            <w:tcMar>
-              <w:top w:w="0" w:type="dxa"/>
-              <w:bottom w:w="0" w:type="dxa"/>
-              <w:left w:w="0" w:type="dxa"/>
-              <w:right w:w="0" w:type="dxa"/>
-            </w:tcMar>
-            <w:vAlign w:val="center"/>
-          </w:tcPr>
-          <w:p>
-            <w:pPr>
-              <w:jc w:val="left"/>
-              <w:pBdr>
-                <w:bottom w:val="none" w:sz="0" w:space="0" w:color="000000"/>
-                <w:top w:val="none" w:sz="0" w:space="0" w:color="000000"/>
-                <w:left w:val="none" w:sz="0" w:space="0" w:color="000000"/>
-                <w:right w:val="none" w:sz="0" w:space="0" w:color="000000"/>
-              </w:pBdr>
-              <w:spacing w:after="100" w:before="100" w:line="120"/>
-              <w:ind w:left="100" w:right="100" w:firstLine="0" w:firstLineChars="0"/>
-              <w:rPr>
-                <w:rFonts w:ascii="Times New Roman" w:hAnsi="Arial" w:eastAsia="Arial" w:cs="Arial"/>
-                <w:i w:val="false"/>
-                <w:b w:val="false"/>
-                <w:u w:val="none"/>
-                <w:sz w:val="18"/>
-                <w:szCs w:val="18"/>
-                <w:color w:val="000000"/>
-              </w:rPr>
-            </w:pPr>
-            <w:r>
-              <w:rPr>
-                <w:rFonts w:ascii="Times New Roman" w:hAnsi="Arial" w:eastAsia="Arial" w:cs="Arial"/>
-                <w:i w:val="false"/>
-                <w:b w:val="false"/>
-                <w:u w:val="none"/>
-                <w:sz w:val="18"/>
-                <w:szCs w:val="18"/>
-                <w:color w:val="000000"/>
-              </w:rPr>
-              <w:t xml:space="preserve">125.4 (113.3, 138.8; 265)</w:t>
-            </w:r>
-          </w:p>
-        </w:tc>
-        <w:tc>
-          <w:tcPr>
-            <w:tcBorders>
-              <w:bottom w:val="none" w:sz="0" w:space="0" w:color="000000"/>
-              <w:top w:val="none" w:sz="0" w:space="0" w:color="000000"/>
-              <w:left w:val="none" w:sz="0" w:space="0" w:color="000000"/>
-              <w:right w:val="none" w:sz="0" w:space="0" w:color="000000"/>
-            </w:tcBorders>
-            <w:shd w:val="clear" w:color="auto" w:fill="FFFFFF"/>
-            <w:tcMar>
-              <w:top w:w="0" w:type="dxa"/>
-              <w:bottom w:w="0" w:type="dxa"/>
-              <w:left w:w="0" w:type="dxa"/>
-              <w:right w:w="0" w:type="dxa"/>
-            </w:tcMar>
-            <w:vAlign w:val="center"/>
-          </w:tcPr>
-          <w:p>
-            <w:pPr>
-              <w:jc w:val="left"/>
-              <w:pBdr>
-                <w:bottom w:val="none" w:sz="0" w:space="0" w:color="000000"/>
-                <w:top w:val="none" w:sz="0" w:space="0" w:color="000000"/>
-                <w:left w:val="none" w:sz="0" w:space="0" w:color="000000"/>
-                <w:right w:val="none" w:sz="0" w:space="0" w:color="000000"/>
-              </w:pBdr>
-              <w:spacing w:after="100" w:before="100" w:line="120"/>
-              <w:ind w:left="100" w:right="100" w:firstLine="0" w:firstLineChars="0"/>
-              <w:rPr>
-                <w:rFonts w:ascii="Times New Roman" w:hAnsi="Arial" w:eastAsia="Arial" w:cs="Arial"/>
-                <w:i w:val="false"/>
-                <w:b w:val="false"/>
-                <w:u w:val="none"/>
-                <w:sz w:val="18"/>
-                <w:szCs w:val="18"/>
-                <w:color w:val="000000"/>
-              </w:rPr>
-            </w:pPr>
-            <w:r>
-              <w:rPr>
-                <w:rFonts w:ascii="Times New Roman" w:hAnsi="Arial" w:eastAsia="Arial" w:cs="Arial"/>
-                <w:i w:val="false"/>
-                <w:b w:val="false"/>
-                <w:u w:val="none"/>
-                <w:sz w:val="18"/>
-                <w:szCs w:val="18"/>
-                <w:color w:val="000000"/>
-              </w:rPr>
-              <w:t xml:space="preserve">139.3 (128.7, 150.9; 429)</w:t>
+              <w:t xml:space="preserve">172.5 (153.8, 192.1; 163)</w:t>
+            </w:r>
+          </w:p>
+        </w:tc>
+        <w:tc>
+          <w:tcPr>
+            <w:tcBorders>
+              <w:bottom w:val="none" w:sz="0" w:space="0" w:color="000000"/>
+              <w:top w:val="none" w:sz="0" w:space="0" w:color="000000"/>
+              <w:left w:val="none" w:sz="0" w:space="0" w:color="000000"/>
+              <w:right w:val="none" w:sz="0" w:space="0" w:color="000000"/>
+            </w:tcBorders>
+            <w:shd w:val="clear" w:color="auto" w:fill="FFFFFF"/>
+            <w:tcMar>
+              <w:top w:w="0" w:type="dxa"/>
+              <w:bottom w:w="0" w:type="dxa"/>
+              <w:left w:w="0" w:type="dxa"/>
+              <w:right w:w="0" w:type="dxa"/>
+            </w:tcMar>
+            <w:vAlign w:val="center"/>
+          </w:tcPr>
+          <w:p>
+            <w:pPr>
+              <w:jc w:val="left"/>
+              <w:pBdr>
+                <w:bottom w:val="none" w:sz="0" w:space="0" w:color="000000"/>
+                <w:top w:val="none" w:sz="0" w:space="0" w:color="000000"/>
+                <w:left w:val="none" w:sz="0" w:space="0" w:color="000000"/>
+                <w:right w:val="none" w:sz="0" w:space="0" w:color="000000"/>
+              </w:pBdr>
+              <w:spacing w:after="100" w:before="100" w:line="120"/>
+              <w:ind w:left="100" w:right="100" w:firstLine="0" w:firstLineChars="0"/>
+              <w:rPr>
+                <w:rFonts w:ascii="Times New Roman" w:hAnsi="Arial" w:eastAsia="Arial" w:cs="Arial"/>
+                <w:i w:val="false"/>
+                <w:b w:val="false"/>
+                <w:u w:val="none"/>
+                <w:sz w:val="18"/>
+                <w:szCs w:val="18"/>
+                <w:color w:val="000000"/>
+              </w:rPr>
+            </w:pPr>
+            <w:r>
+              <w:rPr>
+                <w:rFonts w:ascii="Times New Roman" w:hAnsi="Arial" w:eastAsia="Arial" w:cs="Arial"/>
+                <w:i w:val="false"/>
+                <w:b w:val="false"/>
+                <w:u w:val="none"/>
+                <w:sz w:val="18"/>
+                <w:szCs w:val="18"/>
+                <w:color w:val="000000"/>
+              </w:rPr>
+              <w:t xml:space="preserve">127.4 (114.1, 142.0; 265)</w:t>
+            </w:r>
+          </w:p>
+        </w:tc>
+        <w:tc>
+          <w:tcPr>
+            <w:tcBorders>
+              <w:bottom w:val="none" w:sz="0" w:space="0" w:color="000000"/>
+              <w:top w:val="none" w:sz="0" w:space="0" w:color="000000"/>
+              <w:left w:val="none" w:sz="0" w:space="0" w:color="000000"/>
+              <w:right w:val="none" w:sz="0" w:space="0" w:color="000000"/>
+            </w:tcBorders>
+            <w:shd w:val="clear" w:color="auto" w:fill="FFFFFF"/>
+            <w:tcMar>
+              <w:top w:w="0" w:type="dxa"/>
+              <w:bottom w:w="0" w:type="dxa"/>
+              <w:left w:w="0" w:type="dxa"/>
+              <w:right w:w="0" w:type="dxa"/>
+            </w:tcMar>
+            <w:vAlign w:val="center"/>
+          </w:tcPr>
+          <w:p>
+            <w:pPr>
+              <w:jc w:val="left"/>
+              <w:pBdr>
+                <w:bottom w:val="none" w:sz="0" w:space="0" w:color="000000"/>
+                <w:top w:val="none" w:sz="0" w:space="0" w:color="000000"/>
+                <w:left w:val="none" w:sz="0" w:space="0" w:color="000000"/>
+                <w:right w:val="none" w:sz="0" w:space="0" w:color="000000"/>
+              </w:pBdr>
+              <w:spacing w:after="100" w:before="100" w:line="120"/>
+              <w:ind w:left="100" w:right="100" w:firstLine="0" w:firstLineChars="0"/>
+              <w:rPr>
+                <w:rFonts w:ascii="Times New Roman" w:hAnsi="Arial" w:eastAsia="Arial" w:cs="Arial"/>
+                <w:i w:val="false"/>
+                <w:b w:val="false"/>
+                <w:u w:val="none"/>
+                <w:sz w:val="18"/>
+                <w:szCs w:val="18"/>
+                <w:color w:val="000000"/>
+              </w:rPr>
+            </w:pPr>
+            <w:r>
+              <w:rPr>
+                <w:rFonts w:ascii="Times New Roman" w:hAnsi="Arial" w:eastAsia="Arial" w:cs="Arial"/>
+                <w:i w:val="false"/>
+                <w:b w:val="false"/>
+                <w:u w:val="none"/>
+                <w:sz w:val="18"/>
+                <w:szCs w:val="18"/>
+                <w:color w:val="000000"/>
+              </w:rPr>
+              <w:t xml:space="preserve">140.6 (129.4, 152.6; 429)</w:t>
             </w:r>
           </w:p>
         </w:tc>
@@ -7953,163 +8019,163 @@
                 <w:szCs w:val="18"/>
                 <w:color w:val="000000"/>
               </w:rPr>
-              <w:t xml:space="preserve">83.8 (76.7, 91.2; 356)</w:t>
-            </w:r>
-          </w:p>
-        </w:tc>
-        <w:tc>
-          <w:tcPr>
-            <w:tcBorders>
-              <w:bottom w:val="none" w:sz="0" w:space="0" w:color="000000"/>
-              <w:top w:val="none" w:sz="0" w:space="0" w:color="000000"/>
-              <w:left w:val="none" w:sz="0" w:space="0" w:color="000000"/>
-              <w:right w:val="none" w:sz="0" w:space="0" w:color="000000"/>
-            </w:tcBorders>
-            <w:shd w:val="clear" w:color="auto" w:fill="FFFFFF"/>
-            <w:tcMar>
-              <w:top w:w="0" w:type="dxa"/>
-              <w:bottom w:w="0" w:type="dxa"/>
-              <w:left w:w="0" w:type="dxa"/>
-              <w:right w:w="0" w:type="dxa"/>
-            </w:tcMar>
-            <w:vAlign w:val="center"/>
-          </w:tcPr>
-          <w:p>
-            <w:pPr>
-              <w:jc w:val="left"/>
-              <w:pBdr>
-                <w:bottom w:val="none" w:sz="0" w:space="0" w:color="000000"/>
-                <w:top w:val="none" w:sz="0" w:space="0" w:color="000000"/>
-                <w:left w:val="none" w:sz="0" w:space="0" w:color="000000"/>
-                <w:right w:val="none" w:sz="0" w:space="0" w:color="000000"/>
-              </w:pBdr>
-              <w:spacing w:after="100" w:before="100" w:line="120"/>
-              <w:ind w:left="100" w:right="100" w:firstLine="0" w:firstLineChars="0"/>
-              <w:rPr>
-                <w:rFonts w:ascii="Times New Roman" w:hAnsi="Arial" w:eastAsia="Arial" w:cs="Arial"/>
-                <w:i w:val="false"/>
-                <w:b w:val="false"/>
-                <w:u w:val="none"/>
-                <w:sz w:val="18"/>
-                <w:szCs w:val="18"/>
-                <w:color w:val="000000"/>
-              </w:rPr>
-            </w:pPr>
-            <w:r>
-              <w:rPr>
-                <w:rFonts w:ascii="Times New Roman" w:hAnsi="Arial" w:eastAsia="Arial" w:cs="Arial"/>
-                <w:i w:val="false"/>
-                <w:b w:val="false"/>
-                <w:u w:val="none"/>
-                <w:sz w:val="18"/>
-                <w:szCs w:val="18"/>
-                <w:color w:val="000000"/>
-              </w:rPr>
-              <w:t xml:space="preserve">67.9 (62.8, 73.7; 659)</w:t>
-            </w:r>
-          </w:p>
-        </w:tc>
-        <w:tc>
-          <w:tcPr>
-            <w:tcBorders>
-              <w:bottom w:val="none" w:sz="0" w:space="0" w:color="000000"/>
-              <w:top w:val="none" w:sz="0" w:space="0" w:color="000000"/>
-              <w:left w:val="none" w:sz="0" w:space="0" w:color="000000"/>
-              <w:right w:val="none" w:sz="0" w:space="0" w:color="000000"/>
-            </w:tcBorders>
-            <w:shd w:val="clear" w:color="auto" w:fill="FFFFFF"/>
-            <w:tcMar>
-              <w:top w:w="0" w:type="dxa"/>
-              <w:bottom w:w="0" w:type="dxa"/>
-              <w:left w:w="0" w:type="dxa"/>
-              <w:right w:w="0" w:type="dxa"/>
-            </w:tcMar>
-            <w:vAlign w:val="center"/>
-          </w:tcPr>
-          <w:p>
-            <w:pPr>
-              <w:jc w:val="left"/>
-              <w:pBdr>
-                <w:bottom w:val="none" w:sz="0" w:space="0" w:color="000000"/>
-                <w:top w:val="none" w:sz="0" w:space="0" w:color="000000"/>
-                <w:left w:val="none" w:sz="0" w:space="0" w:color="000000"/>
-                <w:right w:val="none" w:sz="0" w:space="0" w:color="000000"/>
-              </w:pBdr>
-              <w:spacing w:after="100" w:before="100" w:line="120"/>
-              <w:ind w:left="100" w:right="100" w:firstLine="0" w:firstLineChars="0"/>
-              <w:rPr>
-                <w:rFonts w:ascii="Times New Roman" w:hAnsi="Arial" w:eastAsia="Arial" w:cs="Arial"/>
-                <w:i w:val="false"/>
-                <w:b w:val="false"/>
-                <w:u w:val="none"/>
-                <w:sz w:val="18"/>
-                <w:szCs w:val="18"/>
-                <w:color w:val="000000"/>
-              </w:rPr>
-            </w:pPr>
-            <w:r>
-              <w:rPr>
-                <w:rFonts w:ascii="Times New Roman" w:hAnsi="Arial" w:eastAsia="Arial" w:cs="Arial"/>
-                <w:i w:val="false"/>
-                <w:b w:val="false"/>
-                <w:u w:val="none"/>
-                <w:sz w:val="18"/>
-                <w:szCs w:val="18"/>
-                <w:color w:val="000000"/>
-              </w:rPr>
-              <w:t xml:space="preserve">57.0 (51.1, 63.5; 322)</w:t>
-            </w:r>
-          </w:p>
-        </w:tc>
-        <w:tc>
-          <w:tcPr>
-            <w:tcBorders>
-              <w:bottom w:val="none" w:sz="0" w:space="0" w:color="000000"/>
-              <w:top w:val="none" w:sz="0" w:space="0" w:color="000000"/>
-              <w:left w:val="none" w:sz="0" w:space="0" w:color="000000"/>
-              <w:right w:val="none" w:sz="0" w:space="0" w:color="000000"/>
-            </w:tcBorders>
-            <w:shd w:val="clear" w:color="auto" w:fill="FFFFFF"/>
-            <w:tcMar>
-              <w:top w:w="0" w:type="dxa"/>
-              <w:bottom w:w="0" w:type="dxa"/>
-              <w:left w:w="0" w:type="dxa"/>
-              <w:right w:w="0" w:type="dxa"/>
-            </w:tcMar>
-            <w:vAlign w:val="center"/>
-          </w:tcPr>
-          <w:p>
-            <w:pPr>
-              <w:jc w:val="left"/>
-              <w:pBdr>
-                <w:bottom w:val="none" w:sz="0" w:space="0" w:color="000000"/>
-                <w:top w:val="none" w:sz="0" w:space="0" w:color="000000"/>
-                <w:left w:val="none" w:sz="0" w:space="0" w:color="000000"/>
-                <w:right w:val="none" w:sz="0" w:space="0" w:color="000000"/>
-              </w:pBdr>
-              <w:spacing w:after="100" w:before="100" w:line="120"/>
-              <w:ind w:left="100" w:right="100" w:firstLine="0" w:firstLineChars="0"/>
-              <w:rPr>
-                <w:rFonts w:ascii="Times New Roman" w:hAnsi="Arial" w:eastAsia="Arial" w:cs="Arial"/>
-                <w:i w:val="false"/>
-                <w:b w:val="false"/>
-                <w:u w:val="none"/>
-                <w:sz w:val="18"/>
-                <w:szCs w:val="18"/>
-                <w:color w:val="000000"/>
-              </w:rPr>
-            </w:pPr>
-            <w:r>
-              <w:rPr>
-                <w:rFonts w:ascii="Times New Roman" w:hAnsi="Arial" w:eastAsia="Arial" w:cs="Arial"/>
-                <w:i w:val="false"/>
-                <w:b w:val="false"/>
-                <w:u w:val="none"/>
-                <w:sz w:val="18"/>
-                <w:szCs w:val="18"/>
-                <w:color w:val="000000"/>
-              </w:rPr>
-              <w:t xml:space="preserve">69.3 (65.4, 73.2; 1337)</w:t>
+              <w:t xml:space="preserve">83.6 (76.9, 90.5; 356)</w:t>
+            </w:r>
+          </w:p>
+        </w:tc>
+        <w:tc>
+          <w:tcPr>
+            <w:tcBorders>
+              <w:bottom w:val="none" w:sz="0" w:space="0" w:color="000000"/>
+              <w:top w:val="none" w:sz="0" w:space="0" w:color="000000"/>
+              <w:left w:val="none" w:sz="0" w:space="0" w:color="000000"/>
+              <w:right w:val="none" w:sz="0" w:space="0" w:color="000000"/>
+            </w:tcBorders>
+            <w:shd w:val="clear" w:color="auto" w:fill="FFFFFF"/>
+            <w:tcMar>
+              <w:top w:w="0" w:type="dxa"/>
+              <w:bottom w:w="0" w:type="dxa"/>
+              <w:left w:w="0" w:type="dxa"/>
+              <w:right w:w="0" w:type="dxa"/>
+            </w:tcMar>
+            <w:vAlign w:val="center"/>
+          </w:tcPr>
+          <w:p>
+            <w:pPr>
+              <w:jc w:val="left"/>
+              <w:pBdr>
+                <w:bottom w:val="none" w:sz="0" w:space="0" w:color="000000"/>
+                <w:top w:val="none" w:sz="0" w:space="0" w:color="000000"/>
+                <w:left w:val="none" w:sz="0" w:space="0" w:color="000000"/>
+                <w:right w:val="none" w:sz="0" w:space="0" w:color="000000"/>
+              </w:pBdr>
+              <w:spacing w:after="100" w:before="100" w:line="120"/>
+              <w:ind w:left="100" w:right="100" w:firstLine="0" w:firstLineChars="0"/>
+              <w:rPr>
+                <w:rFonts w:ascii="Times New Roman" w:hAnsi="Arial" w:eastAsia="Arial" w:cs="Arial"/>
+                <w:i w:val="false"/>
+                <w:b w:val="false"/>
+                <w:u w:val="none"/>
+                <w:sz w:val="18"/>
+                <w:szCs w:val="18"/>
+                <w:color w:val="000000"/>
+              </w:rPr>
+            </w:pPr>
+            <w:r>
+              <w:rPr>
+                <w:rFonts w:ascii="Times New Roman" w:hAnsi="Arial" w:eastAsia="Arial" w:cs="Arial"/>
+                <w:i w:val="false"/>
+                <w:b w:val="false"/>
+                <w:u w:val="none"/>
+                <w:sz w:val="18"/>
+                <w:szCs w:val="18"/>
+                <w:color w:val="000000"/>
+              </w:rPr>
+              <w:t xml:space="preserve">68.6 (62.9, 74.6; 659)</w:t>
+            </w:r>
+          </w:p>
+        </w:tc>
+        <w:tc>
+          <w:tcPr>
+            <w:tcBorders>
+              <w:bottom w:val="none" w:sz="0" w:space="0" w:color="000000"/>
+              <w:top w:val="none" w:sz="0" w:space="0" w:color="000000"/>
+              <w:left w:val="none" w:sz="0" w:space="0" w:color="000000"/>
+              <w:right w:val="none" w:sz="0" w:space="0" w:color="000000"/>
+            </w:tcBorders>
+            <w:shd w:val="clear" w:color="auto" w:fill="FFFFFF"/>
+            <w:tcMar>
+              <w:top w:w="0" w:type="dxa"/>
+              <w:bottom w:w="0" w:type="dxa"/>
+              <w:left w:w="0" w:type="dxa"/>
+              <w:right w:w="0" w:type="dxa"/>
+            </w:tcMar>
+            <w:vAlign w:val="center"/>
+          </w:tcPr>
+          <w:p>
+            <w:pPr>
+              <w:jc w:val="left"/>
+              <w:pBdr>
+                <w:bottom w:val="none" w:sz="0" w:space="0" w:color="000000"/>
+                <w:top w:val="none" w:sz="0" w:space="0" w:color="000000"/>
+                <w:left w:val="none" w:sz="0" w:space="0" w:color="000000"/>
+                <w:right w:val="none" w:sz="0" w:space="0" w:color="000000"/>
+              </w:pBdr>
+              <w:spacing w:after="100" w:before="100" w:line="120"/>
+              <w:ind w:left="100" w:right="100" w:firstLine="0" w:firstLineChars="0"/>
+              <w:rPr>
+                <w:rFonts w:ascii="Times New Roman" w:hAnsi="Arial" w:eastAsia="Arial" w:cs="Arial"/>
+                <w:i w:val="false"/>
+                <w:b w:val="false"/>
+                <w:u w:val="none"/>
+                <w:sz w:val="18"/>
+                <w:szCs w:val="18"/>
+                <w:color w:val="000000"/>
+              </w:rPr>
+            </w:pPr>
+            <w:r>
+              <w:rPr>
+                <w:rFonts w:ascii="Times New Roman" w:hAnsi="Arial" w:eastAsia="Arial" w:cs="Arial"/>
+                <w:i w:val="false"/>
+                <w:b w:val="false"/>
+                <w:u w:val="none"/>
+                <w:sz w:val="18"/>
+                <w:szCs w:val="18"/>
+                <w:color w:val="000000"/>
+              </w:rPr>
+              <w:t xml:space="preserve">57.8 (51.8, 64.0; 322)</w:t>
+            </w:r>
+          </w:p>
+        </w:tc>
+        <w:tc>
+          <w:tcPr>
+            <w:tcBorders>
+              <w:bottom w:val="none" w:sz="0" w:space="0" w:color="000000"/>
+              <w:top w:val="none" w:sz="0" w:space="0" w:color="000000"/>
+              <w:left w:val="none" w:sz="0" w:space="0" w:color="000000"/>
+              <w:right w:val="none" w:sz="0" w:space="0" w:color="000000"/>
+            </w:tcBorders>
+            <w:shd w:val="clear" w:color="auto" w:fill="FFFFFF"/>
+            <w:tcMar>
+              <w:top w:w="0" w:type="dxa"/>
+              <w:bottom w:w="0" w:type="dxa"/>
+              <w:left w:w="0" w:type="dxa"/>
+              <w:right w:w="0" w:type="dxa"/>
+            </w:tcMar>
+            <w:vAlign w:val="center"/>
+          </w:tcPr>
+          <w:p>
+            <w:pPr>
+              <w:jc w:val="left"/>
+              <w:pBdr>
+                <w:bottom w:val="none" w:sz="0" w:space="0" w:color="000000"/>
+                <w:top w:val="none" w:sz="0" w:space="0" w:color="000000"/>
+                <w:left w:val="none" w:sz="0" w:space="0" w:color="000000"/>
+                <w:right w:val="none" w:sz="0" w:space="0" w:color="000000"/>
+              </w:pBdr>
+              <w:spacing w:after="100" w:before="100" w:line="120"/>
+              <w:ind w:left="100" w:right="100" w:firstLine="0" w:firstLineChars="0"/>
+              <w:rPr>
+                <w:rFonts w:ascii="Times New Roman" w:hAnsi="Arial" w:eastAsia="Arial" w:cs="Arial"/>
+                <w:i w:val="false"/>
+                <w:b w:val="false"/>
+                <w:u w:val="none"/>
+                <w:sz w:val="18"/>
+                <w:szCs w:val="18"/>
+                <w:color w:val="000000"/>
+              </w:rPr>
+            </w:pPr>
+            <w:r>
+              <w:rPr>
+                <w:rFonts w:ascii="Times New Roman" w:hAnsi="Arial" w:eastAsia="Arial" w:cs="Arial"/>
+                <w:i w:val="false"/>
+                <w:b w:val="false"/>
+                <w:u w:val="none"/>
+                <w:sz w:val="18"/>
+                <w:szCs w:val="18"/>
+                <w:color w:val="000000"/>
+              </w:rPr>
+              <w:t xml:space="preserve">69.7 (66.0, 73.7; 1337)</w:t>
             </w:r>
           </w:p>
         </w:tc>
@@ -8271,59 +8337,59 @@
                 <w:szCs w:val="18"/>
                 <w:color w:val="000000"/>
               </w:rPr>
-              <w:t xml:space="preserve">149.6 (136.8, 163.1; 648)</w:t>
-            </w:r>
-          </w:p>
-        </w:tc>
-        <w:tc>
-          <w:tcPr>
-            <w:tcBorders>
-              <w:bottom w:val="none" w:sz="0" w:space="0" w:color="000000"/>
-              <w:top w:val="none" w:sz="0" w:space="0" w:color="000000"/>
-              <w:left w:val="none" w:sz="0" w:space="0" w:color="000000"/>
-              <w:right w:val="none" w:sz="0" w:space="0" w:color="000000"/>
-            </w:tcBorders>
-            <w:shd w:val="clear" w:color="auto" w:fill="FFFFFF"/>
-            <w:tcMar>
-              <w:top w:w="0" w:type="dxa"/>
-              <w:bottom w:w="0" w:type="dxa"/>
-              <w:left w:w="0" w:type="dxa"/>
-              <w:right w:w="0" w:type="dxa"/>
-            </w:tcMar>
-            <w:vAlign w:val="center"/>
-          </w:tcPr>
-          <w:p>
-            <w:pPr>
-              <w:jc w:val="left"/>
-              <w:pBdr>
-                <w:bottom w:val="none" w:sz="0" w:space="0" w:color="000000"/>
-                <w:top w:val="none" w:sz="0" w:space="0" w:color="000000"/>
-                <w:left w:val="none" w:sz="0" w:space="0" w:color="000000"/>
-                <w:right w:val="none" w:sz="0" w:space="0" w:color="000000"/>
-              </w:pBdr>
-              <w:spacing w:after="100" w:before="100" w:line="120"/>
-              <w:ind w:left="100" w:right="100" w:firstLine="0" w:firstLineChars="0"/>
-              <w:rPr>
-                <w:rFonts w:ascii="Times New Roman" w:hAnsi="Arial" w:eastAsia="Arial" w:cs="Arial"/>
-                <w:i w:val="false"/>
-                <w:b w:val="false"/>
-                <w:u w:val="none"/>
-                <w:sz w:val="18"/>
-                <w:szCs w:val="18"/>
-                <w:color w:val="000000"/>
-              </w:rPr>
-            </w:pPr>
-            <w:r>
-              <w:rPr>
-                <w:rFonts w:ascii="Times New Roman" w:hAnsi="Arial" w:eastAsia="Arial" w:cs="Arial"/>
-                <w:i w:val="false"/>
-                <w:b w:val="false"/>
-                <w:u w:val="none"/>
-                <w:sz w:val="18"/>
-                <w:szCs w:val="18"/>
-                <w:color w:val="000000"/>
-              </w:rPr>
-              <w:t xml:space="preserve">148.8 (79.5, 247.3; 15)</w:t>
+              <w:t xml:space="preserve">150.9 (137.8, 165.6; 648)</w:t>
+            </w:r>
+          </w:p>
+        </w:tc>
+        <w:tc>
+          <w:tcPr>
+            <w:tcBorders>
+              <w:bottom w:val="none" w:sz="0" w:space="0" w:color="000000"/>
+              <w:top w:val="none" w:sz="0" w:space="0" w:color="000000"/>
+              <w:left w:val="none" w:sz="0" w:space="0" w:color="000000"/>
+              <w:right w:val="none" w:sz="0" w:space="0" w:color="000000"/>
+            </w:tcBorders>
+            <w:shd w:val="clear" w:color="auto" w:fill="FFFFFF"/>
+            <w:tcMar>
+              <w:top w:w="0" w:type="dxa"/>
+              <w:bottom w:w="0" w:type="dxa"/>
+              <w:left w:w="0" w:type="dxa"/>
+              <w:right w:w="0" w:type="dxa"/>
+            </w:tcMar>
+            <w:vAlign w:val="center"/>
+          </w:tcPr>
+          <w:p>
+            <w:pPr>
+              <w:jc w:val="left"/>
+              <w:pBdr>
+                <w:bottom w:val="none" w:sz="0" w:space="0" w:color="000000"/>
+                <w:top w:val="none" w:sz="0" w:space="0" w:color="000000"/>
+                <w:left w:val="none" w:sz="0" w:space="0" w:color="000000"/>
+                <w:right w:val="none" w:sz="0" w:space="0" w:color="000000"/>
+              </w:pBdr>
+              <w:spacing w:after="100" w:before="100" w:line="120"/>
+              <w:ind w:left="100" w:right="100" w:firstLine="0" w:firstLineChars="0"/>
+              <w:rPr>
+                <w:rFonts w:ascii="Times New Roman" w:hAnsi="Arial" w:eastAsia="Arial" w:cs="Arial"/>
+                <w:i w:val="false"/>
+                <w:b w:val="false"/>
+                <w:u w:val="none"/>
+                <w:sz w:val="18"/>
+                <w:szCs w:val="18"/>
+                <w:color w:val="000000"/>
+              </w:rPr>
+            </w:pPr>
+            <w:r>
+              <w:rPr>
+                <w:rFonts w:ascii="Times New Roman" w:hAnsi="Arial" w:eastAsia="Arial" w:cs="Arial"/>
+                <w:i w:val="false"/>
+                <w:b w:val="false"/>
+                <w:u w:val="none"/>
+                <w:sz w:val="18"/>
+                <w:szCs w:val="18"/>
+                <w:color w:val="000000"/>
+              </w:rPr>
+              <w:t xml:space="preserve">149.9 (80.9, 243.7; 15)</w:t>
             </w:r>
           </w:p>
         </w:tc>
@@ -8427,7 +8493,7 @@
                 <w:szCs w:val="18"/>
                 <w:color w:val="000000"/>
               </w:rPr>
-              <w:t xml:space="preserve">149.4 (136.4, 162.2; 663)</w:t>
+              <w:t xml:space="preserve">150.8 (138.5, 163.7; 663)</w:t>
             </w:r>
           </w:p>
         </w:tc>
@@ -8589,59 +8655,59 @@
                 <w:szCs w:val="18"/>
                 <w:color w:val="000000"/>
               </w:rPr>
-              <w:t xml:space="preserve">258.5 (237.8, 279.7; 710)</w:t>
-            </w:r>
-          </w:p>
-        </w:tc>
-        <w:tc>
-          <w:tcPr>
-            <w:tcBorders>
-              <w:bottom w:val="none" w:sz="0" w:space="0" w:color="000000"/>
-              <w:top w:val="none" w:sz="0" w:space="0" w:color="000000"/>
-              <w:left w:val="none" w:sz="0" w:space="0" w:color="000000"/>
-              <w:right w:val="none" w:sz="0" w:space="0" w:color="000000"/>
-            </w:tcBorders>
-            <w:shd w:val="clear" w:color="auto" w:fill="FFFFFF"/>
-            <w:tcMar>
-              <w:top w:w="0" w:type="dxa"/>
-              <w:bottom w:w="0" w:type="dxa"/>
-              <w:left w:w="0" w:type="dxa"/>
-              <w:right w:w="0" w:type="dxa"/>
-            </w:tcMar>
-            <w:vAlign w:val="center"/>
-          </w:tcPr>
-          <w:p>
-            <w:pPr>
-              <w:jc w:val="left"/>
-              <w:pBdr>
-                <w:bottom w:val="none" w:sz="0" w:space="0" w:color="000000"/>
-                <w:top w:val="none" w:sz="0" w:space="0" w:color="000000"/>
-                <w:left w:val="none" w:sz="0" w:space="0" w:color="000000"/>
-                <w:right w:val="none" w:sz="0" w:space="0" w:color="000000"/>
-              </w:pBdr>
-              <w:spacing w:after="100" w:before="100" w:line="120"/>
-              <w:ind w:left="100" w:right="100" w:firstLine="0" w:firstLineChars="0"/>
-              <w:rPr>
-                <w:rFonts w:ascii="Times New Roman" w:hAnsi="Arial" w:eastAsia="Arial" w:cs="Arial"/>
-                <w:i w:val="false"/>
-                <w:b w:val="false"/>
-                <w:u w:val="none"/>
-                <w:sz w:val="18"/>
-                <w:szCs w:val="18"/>
-                <w:color w:val="000000"/>
-              </w:rPr>
-            </w:pPr>
-            <w:r>
-              <w:rPr>
-                <w:rFonts w:ascii="Times New Roman" w:hAnsi="Arial" w:eastAsia="Arial" w:cs="Arial"/>
-                <w:i w:val="false"/>
-                <w:b w:val="false"/>
-                <w:u w:val="none"/>
-                <w:sz w:val="18"/>
-                <w:szCs w:val="18"/>
-                <w:color w:val="000000"/>
-              </w:rPr>
-              <w:t xml:space="preserve">224.7 (195.7, 255.1; 138)</w:t>
+              <w:t xml:space="preserve">259.9 (240.1, 281.0; 710)</w:t>
+            </w:r>
+          </w:p>
+        </w:tc>
+        <w:tc>
+          <w:tcPr>
+            <w:tcBorders>
+              <w:bottom w:val="none" w:sz="0" w:space="0" w:color="000000"/>
+              <w:top w:val="none" w:sz="0" w:space="0" w:color="000000"/>
+              <w:left w:val="none" w:sz="0" w:space="0" w:color="000000"/>
+              <w:right w:val="none" w:sz="0" w:space="0" w:color="000000"/>
+            </w:tcBorders>
+            <w:shd w:val="clear" w:color="auto" w:fill="FFFFFF"/>
+            <w:tcMar>
+              <w:top w:w="0" w:type="dxa"/>
+              <w:bottom w:w="0" w:type="dxa"/>
+              <w:left w:w="0" w:type="dxa"/>
+              <w:right w:w="0" w:type="dxa"/>
+            </w:tcMar>
+            <w:vAlign w:val="center"/>
+          </w:tcPr>
+          <w:p>
+            <w:pPr>
+              <w:jc w:val="left"/>
+              <w:pBdr>
+                <w:bottom w:val="none" w:sz="0" w:space="0" w:color="000000"/>
+                <w:top w:val="none" w:sz="0" w:space="0" w:color="000000"/>
+                <w:left w:val="none" w:sz="0" w:space="0" w:color="000000"/>
+                <w:right w:val="none" w:sz="0" w:space="0" w:color="000000"/>
+              </w:pBdr>
+              <w:spacing w:after="100" w:before="100" w:line="120"/>
+              <w:ind w:left="100" w:right="100" w:firstLine="0" w:firstLineChars="0"/>
+              <w:rPr>
+                <w:rFonts w:ascii="Times New Roman" w:hAnsi="Arial" w:eastAsia="Arial" w:cs="Arial"/>
+                <w:i w:val="false"/>
+                <w:b w:val="false"/>
+                <w:u w:val="none"/>
+                <w:sz w:val="18"/>
+                <w:szCs w:val="18"/>
+                <w:color w:val="000000"/>
+              </w:rPr>
+            </w:pPr>
+            <w:r>
+              <w:rPr>
+                <w:rFonts w:ascii="Times New Roman" w:hAnsi="Arial" w:eastAsia="Arial" w:cs="Arial"/>
+                <w:i w:val="false"/>
+                <w:b w:val="false"/>
+                <w:u w:val="none"/>
+                <w:sz w:val="18"/>
+                <w:szCs w:val="18"/>
+                <w:color w:val="000000"/>
+              </w:rPr>
+              <w:t xml:space="preserve">223.9 (195.0, 254.7; 138)</w:t>
             </w:r>
           </w:p>
         </w:tc>
@@ -8745,7 +8811,7 @@
                 <w:szCs w:val="18"/>
                 <w:color w:val="000000"/>
               </w:rPr>
-              <w:t xml:space="preserve">253.6 (235.6, 271.8; 848)</w:t>
+              <w:t xml:space="preserve">254.0 (234.0, 274.1; 848)</w:t>
             </w:r>
           </w:p>
         </w:tc>
@@ -8907,163 +8973,163 @@
                 <w:szCs w:val="18"/>
                 <w:color w:val="000000"/>
               </w:rPr>
-              <w:t xml:space="preserve">115.9 (105.9, 125.6; 222)</w:t>
-            </w:r>
-          </w:p>
-        </w:tc>
-        <w:tc>
-          <w:tcPr>
-            <w:tcBorders>
-              <w:bottom w:val="none" w:sz="0" w:space="0" w:color="000000"/>
-              <w:top w:val="none" w:sz="0" w:space="0" w:color="000000"/>
-              <w:left w:val="none" w:sz="0" w:space="0" w:color="000000"/>
-              <w:right w:val="none" w:sz="0" w:space="0" w:color="000000"/>
-            </w:tcBorders>
-            <w:shd w:val="clear" w:color="auto" w:fill="FFFFFF"/>
-            <w:tcMar>
-              <w:top w:w="0" w:type="dxa"/>
-              <w:bottom w:w="0" w:type="dxa"/>
-              <w:left w:w="0" w:type="dxa"/>
-              <w:right w:w="0" w:type="dxa"/>
-            </w:tcMar>
-            <w:vAlign w:val="center"/>
-          </w:tcPr>
-          <w:p>
-            <w:pPr>
-              <w:jc w:val="left"/>
-              <w:pBdr>
-                <w:bottom w:val="none" w:sz="0" w:space="0" w:color="000000"/>
-                <w:top w:val="none" w:sz="0" w:space="0" w:color="000000"/>
-                <w:left w:val="none" w:sz="0" w:space="0" w:color="000000"/>
-                <w:right w:val="none" w:sz="0" w:space="0" w:color="000000"/>
-              </w:pBdr>
-              <w:spacing w:after="100" w:before="100" w:line="120"/>
-              <w:ind w:left="100" w:right="100" w:firstLine="0" w:firstLineChars="0"/>
-              <w:rPr>
-                <w:rFonts w:ascii="Times New Roman" w:hAnsi="Arial" w:eastAsia="Arial" w:cs="Arial"/>
-                <w:i w:val="false"/>
-                <w:b w:val="false"/>
-                <w:u w:val="none"/>
-                <w:sz w:val="18"/>
-                <w:szCs w:val="18"/>
-                <w:color w:val="000000"/>
-              </w:rPr>
-            </w:pPr>
-            <w:r>
-              <w:rPr>
-                <w:rFonts w:ascii="Times New Roman" w:hAnsi="Arial" w:eastAsia="Arial" w:cs="Arial"/>
-                <w:i w:val="false"/>
-                <w:b w:val="false"/>
-                <w:u w:val="none"/>
-                <w:sz w:val="18"/>
-                <w:szCs w:val="18"/>
-                <w:color w:val="000000"/>
-              </w:rPr>
-              <w:t xml:space="preserve">116.3 (92.5, 141.1; 128)</w:t>
-            </w:r>
-          </w:p>
-        </w:tc>
-        <w:tc>
-          <w:tcPr>
-            <w:tcBorders>
-              <w:bottom w:val="none" w:sz="0" w:space="0" w:color="000000"/>
-              <w:top w:val="none" w:sz="0" w:space="0" w:color="000000"/>
-              <w:left w:val="none" w:sz="0" w:space="0" w:color="000000"/>
-              <w:right w:val="none" w:sz="0" w:space="0" w:color="000000"/>
-            </w:tcBorders>
-            <w:shd w:val="clear" w:color="auto" w:fill="FFFFFF"/>
-            <w:tcMar>
-              <w:top w:w="0" w:type="dxa"/>
-              <w:bottom w:w="0" w:type="dxa"/>
-              <w:left w:w="0" w:type="dxa"/>
-              <w:right w:w="0" w:type="dxa"/>
-            </w:tcMar>
-            <w:vAlign w:val="center"/>
-          </w:tcPr>
-          <w:p>
-            <w:pPr>
-              <w:jc w:val="left"/>
-              <w:pBdr>
-                <w:bottom w:val="none" w:sz="0" w:space="0" w:color="000000"/>
-                <w:top w:val="none" w:sz="0" w:space="0" w:color="000000"/>
-                <w:left w:val="none" w:sz="0" w:space="0" w:color="000000"/>
-                <w:right w:val="none" w:sz="0" w:space="0" w:color="000000"/>
-              </w:pBdr>
-              <w:spacing w:after="100" w:before="100" w:line="120"/>
-              <w:ind w:left="100" w:right="100" w:firstLine="0" w:firstLineChars="0"/>
-              <w:rPr>
-                <w:rFonts w:ascii="Times New Roman" w:hAnsi="Arial" w:eastAsia="Arial" w:cs="Arial"/>
-                <w:i w:val="false"/>
-                <w:b w:val="false"/>
-                <w:u w:val="none"/>
-                <w:sz w:val="18"/>
-                <w:szCs w:val="18"/>
-                <w:color w:val="000000"/>
-              </w:rPr>
-            </w:pPr>
-            <w:r>
-              <w:rPr>
-                <w:rFonts w:ascii="Times New Roman" w:hAnsi="Arial" w:eastAsia="Arial" w:cs="Arial"/>
-                <w:i w:val="false"/>
-                <w:b w:val="false"/>
-                <w:u w:val="none"/>
-                <w:sz w:val="18"/>
-                <w:szCs w:val="18"/>
-                <w:color w:val="000000"/>
-              </w:rPr>
-              <w:t xml:space="preserve">172.4 (148.4, 201.3; 88)</w:t>
-            </w:r>
-          </w:p>
-        </w:tc>
-        <w:tc>
-          <w:tcPr>
-            <w:tcBorders>
-              <w:bottom w:val="none" w:sz="0" w:space="0" w:color="000000"/>
-              <w:top w:val="none" w:sz="0" w:space="0" w:color="000000"/>
-              <w:left w:val="none" w:sz="0" w:space="0" w:color="000000"/>
-              <w:right w:val="none" w:sz="0" w:space="0" w:color="000000"/>
-            </w:tcBorders>
-            <w:shd w:val="clear" w:color="auto" w:fill="FFFFFF"/>
-            <w:tcMar>
-              <w:top w:w="0" w:type="dxa"/>
-              <w:bottom w:w="0" w:type="dxa"/>
-              <w:left w:w="0" w:type="dxa"/>
-              <w:right w:w="0" w:type="dxa"/>
-            </w:tcMar>
-            <w:vAlign w:val="center"/>
-          </w:tcPr>
-          <w:p>
-            <w:pPr>
-              <w:jc w:val="left"/>
-              <w:pBdr>
-                <w:bottom w:val="none" w:sz="0" w:space="0" w:color="000000"/>
-                <w:top w:val="none" w:sz="0" w:space="0" w:color="000000"/>
-                <w:left w:val="none" w:sz="0" w:space="0" w:color="000000"/>
-                <w:right w:val="none" w:sz="0" w:space="0" w:color="000000"/>
-              </w:pBdr>
-              <w:spacing w:after="100" w:before="100" w:line="120"/>
-              <w:ind w:left="100" w:right="100" w:firstLine="0" w:firstLineChars="0"/>
-              <w:rPr>
-                <w:rFonts w:ascii="Times New Roman" w:hAnsi="Arial" w:eastAsia="Arial" w:cs="Arial"/>
-                <w:i w:val="false"/>
-                <w:b w:val="false"/>
-                <w:u w:val="none"/>
-                <w:sz w:val="18"/>
-                <w:szCs w:val="18"/>
-                <w:color w:val="000000"/>
-              </w:rPr>
-            </w:pPr>
-            <w:r>
-              <w:rPr>
-                <w:rFonts w:ascii="Times New Roman" w:hAnsi="Arial" w:eastAsia="Arial" w:cs="Arial"/>
-                <w:i w:val="false"/>
-                <w:b w:val="false"/>
-                <w:u w:val="none"/>
-                <w:sz w:val="18"/>
-                <w:szCs w:val="18"/>
-                <w:color w:val="000000"/>
-              </w:rPr>
-              <w:t xml:space="preserve">124.8 (115.0, 134.2; 438)</w:t>
+              <w:t xml:space="preserve">116.6 (105.9, 127.1; 222)</w:t>
+            </w:r>
+          </w:p>
+        </w:tc>
+        <w:tc>
+          <w:tcPr>
+            <w:tcBorders>
+              <w:bottom w:val="none" w:sz="0" w:space="0" w:color="000000"/>
+              <w:top w:val="none" w:sz="0" w:space="0" w:color="000000"/>
+              <w:left w:val="none" w:sz="0" w:space="0" w:color="000000"/>
+              <w:right w:val="none" w:sz="0" w:space="0" w:color="000000"/>
+            </w:tcBorders>
+            <w:shd w:val="clear" w:color="auto" w:fill="FFFFFF"/>
+            <w:tcMar>
+              <w:top w:w="0" w:type="dxa"/>
+              <w:bottom w:w="0" w:type="dxa"/>
+              <w:left w:w="0" w:type="dxa"/>
+              <w:right w:w="0" w:type="dxa"/>
+            </w:tcMar>
+            <w:vAlign w:val="center"/>
+          </w:tcPr>
+          <w:p>
+            <w:pPr>
+              <w:jc w:val="left"/>
+              <w:pBdr>
+                <w:bottom w:val="none" w:sz="0" w:space="0" w:color="000000"/>
+                <w:top w:val="none" w:sz="0" w:space="0" w:color="000000"/>
+                <w:left w:val="none" w:sz="0" w:space="0" w:color="000000"/>
+                <w:right w:val="none" w:sz="0" w:space="0" w:color="000000"/>
+              </w:pBdr>
+              <w:spacing w:after="100" w:before="100" w:line="120"/>
+              <w:ind w:left="100" w:right="100" w:firstLine="0" w:firstLineChars="0"/>
+              <w:rPr>
+                <w:rFonts w:ascii="Times New Roman" w:hAnsi="Arial" w:eastAsia="Arial" w:cs="Arial"/>
+                <w:i w:val="false"/>
+                <w:b w:val="false"/>
+                <w:u w:val="none"/>
+                <w:sz w:val="18"/>
+                <w:szCs w:val="18"/>
+                <w:color w:val="000000"/>
+              </w:rPr>
+            </w:pPr>
+            <w:r>
+              <w:rPr>
+                <w:rFonts w:ascii="Times New Roman" w:hAnsi="Arial" w:eastAsia="Arial" w:cs="Arial"/>
+                <w:i w:val="false"/>
+                <w:b w:val="false"/>
+                <w:u w:val="none"/>
+                <w:sz w:val="18"/>
+                <w:szCs w:val="18"/>
+                <w:color w:val="000000"/>
+              </w:rPr>
+              <w:t xml:space="preserve">115.7 (93.2, 140.0; 128)</w:t>
+            </w:r>
+          </w:p>
+        </w:tc>
+        <w:tc>
+          <w:tcPr>
+            <w:tcBorders>
+              <w:bottom w:val="none" w:sz="0" w:space="0" w:color="000000"/>
+              <w:top w:val="none" w:sz="0" w:space="0" w:color="000000"/>
+              <w:left w:val="none" w:sz="0" w:space="0" w:color="000000"/>
+              <w:right w:val="none" w:sz="0" w:space="0" w:color="000000"/>
+            </w:tcBorders>
+            <w:shd w:val="clear" w:color="auto" w:fill="FFFFFF"/>
+            <w:tcMar>
+              <w:top w:w="0" w:type="dxa"/>
+              <w:bottom w:w="0" w:type="dxa"/>
+              <w:left w:w="0" w:type="dxa"/>
+              <w:right w:w="0" w:type="dxa"/>
+            </w:tcMar>
+            <w:vAlign w:val="center"/>
+          </w:tcPr>
+          <w:p>
+            <w:pPr>
+              <w:jc w:val="left"/>
+              <w:pBdr>
+                <w:bottom w:val="none" w:sz="0" w:space="0" w:color="000000"/>
+                <w:top w:val="none" w:sz="0" w:space="0" w:color="000000"/>
+                <w:left w:val="none" w:sz="0" w:space="0" w:color="000000"/>
+                <w:right w:val="none" w:sz="0" w:space="0" w:color="000000"/>
+              </w:pBdr>
+              <w:spacing w:after="100" w:before="100" w:line="120"/>
+              <w:ind w:left="100" w:right="100" w:firstLine="0" w:firstLineChars="0"/>
+              <w:rPr>
+                <w:rFonts w:ascii="Times New Roman" w:hAnsi="Arial" w:eastAsia="Arial" w:cs="Arial"/>
+                <w:i w:val="false"/>
+                <w:b w:val="false"/>
+                <w:u w:val="none"/>
+                <w:sz w:val="18"/>
+                <w:szCs w:val="18"/>
+                <w:color w:val="000000"/>
+              </w:rPr>
+            </w:pPr>
+            <w:r>
+              <w:rPr>
+                <w:rFonts w:ascii="Times New Roman" w:hAnsi="Arial" w:eastAsia="Arial" w:cs="Arial"/>
+                <w:i w:val="false"/>
+                <w:b w:val="false"/>
+                <w:u w:val="none"/>
+                <w:sz w:val="18"/>
+                <w:szCs w:val="18"/>
+                <w:color w:val="000000"/>
+              </w:rPr>
+              <w:t xml:space="preserve">173.3 (148.3, 200.6; 88)</w:t>
+            </w:r>
+          </w:p>
+        </w:tc>
+        <w:tc>
+          <w:tcPr>
+            <w:tcBorders>
+              <w:bottom w:val="none" w:sz="0" w:space="0" w:color="000000"/>
+              <w:top w:val="none" w:sz="0" w:space="0" w:color="000000"/>
+              <w:left w:val="none" w:sz="0" w:space="0" w:color="000000"/>
+              <w:right w:val="none" w:sz="0" w:space="0" w:color="000000"/>
+            </w:tcBorders>
+            <w:shd w:val="clear" w:color="auto" w:fill="FFFFFF"/>
+            <w:tcMar>
+              <w:top w:w="0" w:type="dxa"/>
+              <w:bottom w:w="0" w:type="dxa"/>
+              <w:left w:w="0" w:type="dxa"/>
+              <w:right w:w="0" w:type="dxa"/>
+            </w:tcMar>
+            <w:vAlign w:val="center"/>
+          </w:tcPr>
+          <w:p>
+            <w:pPr>
+              <w:jc w:val="left"/>
+              <w:pBdr>
+                <w:bottom w:val="none" w:sz="0" w:space="0" w:color="000000"/>
+                <w:top w:val="none" w:sz="0" w:space="0" w:color="000000"/>
+                <w:left w:val="none" w:sz="0" w:space="0" w:color="000000"/>
+                <w:right w:val="none" w:sz="0" w:space="0" w:color="000000"/>
+              </w:pBdr>
+              <w:spacing w:after="100" w:before="100" w:line="120"/>
+              <w:ind w:left="100" w:right="100" w:firstLine="0" w:firstLineChars="0"/>
+              <w:rPr>
+                <w:rFonts w:ascii="Times New Roman" w:hAnsi="Arial" w:eastAsia="Arial" w:cs="Arial"/>
+                <w:i w:val="false"/>
+                <w:b w:val="false"/>
+                <w:u w:val="none"/>
+                <w:sz w:val="18"/>
+                <w:szCs w:val="18"/>
+                <w:color w:val="000000"/>
+              </w:rPr>
+            </w:pPr>
+            <w:r>
+              <w:rPr>
+                <w:rFonts w:ascii="Times New Roman" w:hAnsi="Arial" w:eastAsia="Arial" w:cs="Arial"/>
+                <w:i w:val="false"/>
+                <w:b w:val="false"/>
+                <w:u w:val="none"/>
+                <w:sz w:val="18"/>
+                <w:szCs w:val="18"/>
+                <w:color w:val="000000"/>
+              </w:rPr>
+              <w:t xml:space="preserve">125.4 (115.6, 135.5; 438)</w:t>
             </w:r>
           </w:p>
         </w:tc>
@@ -9225,163 +9291,163 @@
                 <w:szCs w:val="18"/>
                 <w:color w:val="000000"/>
               </w:rPr>
-              <w:t xml:space="preserve">195.0 (182.4, 209.2; 1126)</w:t>
-            </w:r>
-          </w:p>
-        </w:tc>
-        <w:tc>
-          <w:tcPr>
-            <w:tcBorders>
-              <w:bottom w:val="none" w:sz="0" w:space="0" w:color="000000"/>
-              <w:top w:val="none" w:sz="0" w:space="0" w:color="000000"/>
-              <w:left w:val="none" w:sz="0" w:space="0" w:color="000000"/>
-              <w:right w:val="none" w:sz="0" w:space="0" w:color="000000"/>
-            </w:tcBorders>
-            <w:shd w:val="clear" w:color="auto" w:fill="FFFFFF"/>
-            <w:tcMar>
-              <w:top w:w="0" w:type="dxa"/>
-              <w:bottom w:w="0" w:type="dxa"/>
-              <w:left w:w="0" w:type="dxa"/>
-              <w:right w:w="0" w:type="dxa"/>
-            </w:tcMar>
-            <w:vAlign w:val="center"/>
-          </w:tcPr>
-          <w:p>
-            <w:pPr>
-              <w:jc w:val="left"/>
-              <w:pBdr>
-                <w:bottom w:val="none" w:sz="0" w:space="0" w:color="000000"/>
-                <w:top w:val="none" w:sz="0" w:space="0" w:color="000000"/>
-                <w:left w:val="none" w:sz="0" w:space="0" w:color="000000"/>
-                <w:right w:val="none" w:sz="0" w:space="0" w:color="000000"/>
-              </w:pBdr>
-              <w:spacing w:after="100" w:before="100" w:line="120"/>
-              <w:ind w:left="100" w:right="100" w:firstLine="0" w:firstLineChars="0"/>
-              <w:rPr>
-                <w:rFonts w:ascii="Times New Roman" w:hAnsi="Arial" w:eastAsia="Arial" w:cs="Arial"/>
-                <w:i w:val="false"/>
-                <w:b w:val="false"/>
-                <w:u w:val="none"/>
-                <w:sz w:val="18"/>
-                <w:szCs w:val="18"/>
-                <w:color w:val="000000"/>
-              </w:rPr>
-            </w:pPr>
-            <w:r>
-              <w:rPr>
-                <w:rFonts w:ascii="Times New Roman" w:hAnsi="Arial" w:eastAsia="Arial" w:cs="Arial"/>
-                <w:i w:val="false"/>
-                <w:b w:val="false"/>
-                <w:u w:val="none"/>
-                <w:sz w:val="18"/>
-                <w:szCs w:val="18"/>
-                <w:color w:val="000000"/>
-              </w:rPr>
-              <w:t xml:space="preserve">153.0 (146.8, 159.7; 1475)</w:t>
-            </w:r>
-          </w:p>
-        </w:tc>
-        <w:tc>
-          <w:tcPr>
-            <w:tcBorders>
-              <w:bottom w:val="none" w:sz="0" w:space="0" w:color="000000"/>
-              <w:top w:val="none" w:sz="0" w:space="0" w:color="000000"/>
-              <w:left w:val="none" w:sz="0" w:space="0" w:color="000000"/>
-              <w:right w:val="none" w:sz="0" w:space="0" w:color="000000"/>
-            </w:tcBorders>
-            <w:shd w:val="clear" w:color="auto" w:fill="FFFFFF"/>
-            <w:tcMar>
-              <w:top w:w="0" w:type="dxa"/>
-              <w:bottom w:w="0" w:type="dxa"/>
-              <w:left w:w="0" w:type="dxa"/>
-              <w:right w:w="0" w:type="dxa"/>
-            </w:tcMar>
-            <w:vAlign w:val="center"/>
-          </w:tcPr>
-          <w:p>
-            <w:pPr>
-              <w:jc w:val="left"/>
-              <w:pBdr>
-                <w:bottom w:val="none" w:sz="0" w:space="0" w:color="000000"/>
-                <w:top w:val="none" w:sz="0" w:space="0" w:color="000000"/>
-                <w:left w:val="none" w:sz="0" w:space="0" w:color="000000"/>
-                <w:right w:val="none" w:sz="0" w:space="0" w:color="000000"/>
-              </w:pBdr>
-              <w:spacing w:after="100" w:before="100" w:line="120"/>
-              <w:ind w:left="100" w:right="100" w:firstLine="0" w:firstLineChars="0"/>
-              <w:rPr>
-                <w:rFonts w:ascii="Times New Roman" w:hAnsi="Arial" w:eastAsia="Arial" w:cs="Arial"/>
-                <w:i w:val="false"/>
-                <w:b w:val="false"/>
-                <w:u w:val="none"/>
-                <w:sz w:val="18"/>
-                <w:szCs w:val="18"/>
-                <w:color w:val="000000"/>
-              </w:rPr>
-            </w:pPr>
-            <w:r>
-              <w:rPr>
-                <w:rFonts w:ascii="Times New Roman" w:hAnsi="Arial" w:eastAsia="Arial" w:cs="Arial"/>
-                <w:i w:val="false"/>
-                <w:b w:val="false"/>
-                <w:u w:val="none"/>
-                <w:sz w:val="18"/>
-                <w:szCs w:val="18"/>
-                <w:color w:val="000000"/>
-              </w:rPr>
-              <w:t xml:space="preserve">177.4 (167.1, 188.5; 671)</w:t>
-            </w:r>
-          </w:p>
-        </w:tc>
-        <w:tc>
-          <w:tcPr>
-            <w:tcBorders>
-              <w:bottom w:val="none" w:sz="0" w:space="0" w:color="000000"/>
-              <w:top w:val="none" w:sz="0" w:space="0" w:color="000000"/>
-              <w:left w:val="none" w:sz="0" w:space="0" w:color="000000"/>
-              <w:right w:val="none" w:sz="0" w:space="0" w:color="000000"/>
-            </w:tcBorders>
-            <w:shd w:val="clear" w:color="auto" w:fill="FFFFFF"/>
-            <w:tcMar>
-              <w:top w:w="0" w:type="dxa"/>
-              <w:bottom w:w="0" w:type="dxa"/>
-              <w:left w:w="0" w:type="dxa"/>
-              <w:right w:w="0" w:type="dxa"/>
-            </w:tcMar>
-            <w:vAlign w:val="center"/>
-          </w:tcPr>
-          <w:p>
-            <w:pPr>
-              <w:jc w:val="left"/>
-              <w:pBdr>
-                <w:bottom w:val="none" w:sz="0" w:space="0" w:color="000000"/>
-                <w:top w:val="none" w:sz="0" w:space="0" w:color="000000"/>
-                <w:left w:val="none" w:sz="0" w:space="0" w:color="000000"/>
-                <w:right w:val="none" w:sz="0" w:space="0" w:color="000000"/>
-              </w:pBdr>
-              <w:spacing w:after="100" w:before="100" w:line="120"/>
-              <w:ind w:left="100" w:right="100" w:firstLine="0" w:firstLineChars="0"/>
-              <w:rPr>
-                <w:rFonts w:ascii="Times New Roman" w:hAnsi="Arial" w:eastAsia="Arial" w:cs="Arial"/>
-                <w:i w:val="false"/>
-                <w:b w:val="false"/>
-                <w:u w:val="none"/>
-                <w:sz w:val="18"/>
-                <w:szCs w:val="18"/>
-                <w:color w:val="000000"/>
-              </w:rPr>
-            </w:pPr>
-            <w:r>
-              <w:rPr>
-                <w:rFonts w:ascii="Times New Roman" w:hAnsi="Arial" w:eastAsia="Arial" w:cs="Arial"/>
-                <w:i w:val="false"/>
-                <w:b w:val="false"/>
-                <w:u w:val="none"/>
-                <w:sz w:val="18"/>
-                <w:szCs w:val="18"/>
-                <w:color w:val="000000"/>
-              </w:rPr>
-              <w:t xml:space="preserve">170.4 (164.8, 176.1; 3272)</w:t>
+              <w:t xml:space="preserve">195.3 (183.2, 208.3; 1126)</w:t>
+            </w:r>
+          </w:p>
+        </w:tc>
+        <w:tc>
+          <w:tcPr>
+            <w:tcBorders>
+              <w:bottom w:val="none" w:sz="0" w:space="0" w:color="000000"/>
+              <w:top w:val="none" w:sz="0" w:space="0" w:color="000000"/>
+              <w:left w:val="none" w:sz="0" w:space="0" w:color="000000"/>
+              <w:right w:val="none" w:sz="0" w:space="0" w:color="000000"/>
+            </w:tcBorders>
+            <w:shd w:val="clear" w:color="auto" w:fill="FFFFFF"/>
+            <w:tcMar>
+              <w:top w:w="0" w:type="dxa"/>
+              <w:bottom w:w="0" w:type="dxa"/>
+              <w:left w:w="0" w:type="dxa"/>
+              <w:right w:w="0" w:type="dxa"/>
+            </w:tcMar>
+            <w:vAlign w:val="center"/>
+          </w:tcPr>
+          <w:p>
+            <w:pPr>
+              <w:jc w:val="left"/>
+              <w:pBdr>
+                <w:bottom w:val="none" w:sz="0" w:space="0" w:color="000000"/>
+                <w:top w:val="none" w:sz="0" w:space="0" w:color="000000"/>
+                <w:left w:val="none" w:sz="0" w:space="0" w:color="000000"/>
+                <w:right w:val="none" w:sz="0" w:space="0" w:color="000000"/>
+              </w:pBdr>
+              <w:spacing w:after="100" w:before="100" w:line="120"/>
+              <w:ind w:left="100" w:right="100" w:firstLine="0" w:firstLineChars="0"/>
+              <w:rPr>
+                <w:rFonts w:ascii="Times New Roman" w:hAnsi="Arial" w:eastAsia="Arial" w:cs="Arial"/>
+                <w:i w:val="false"/>
+                <w:b w:val="false"/>
+                <w:u w:val="none"/>
+                <w:sz w:val="18"/>
+                <w:szCs w:val="18"/>
+                <w:color w:val="000000"/>
+              </w:rPr>
+            </w:pPr>
+            <w:r>
+              <w:rPr>
+                <w:rFonts w:ascii="Times New Roman" w:hAnsi="Arial" w:eastAsia="Arial" w:cs="Arial"/>
+                <w:i w:val="false"/>
+                <w:b w:val="false"/>
+                <w:u w:val="none"/>
+                <w:sz w:val="18"/>
+                <w:szCs w:val="18"/>
+                <w:color w:val="000000"/>
+              </w:rPr>
+              <w:t xml:space="preserve">154.6 (148.6, 160.6; 1475)</w:t>
+            </w:r>
+          </w:p>
+        </w:tc>
+        <w:tc>
+          <w:tcPr>
+            <w:tcBorders>
+              <w:bottom w:val="none" w:sz="0" w:space="0" w:color="000000"/>
+              <w:top w:val="none" w:sz="0" w:space="0" w:color="000000"/>
+              <w:left w:val="none" w:sz="0" w:space="0" w:color="000000"/>
+              <w:right w:val="none" w:sz="0" w:space="0" w:color="000000"/>
+            </w:tcBorders>
+            <w:shd w:val="clear" w:color="auto" w:fill="FFFFFF"/>
+            <w:tcMar>
+              <w:top w:w="0" w:type="dxa"/>
+              <w:bottom w:w="0" w:type="dxa"/>
+              <w:left w:w="0" w:type="dxa"/>
+              <w:right w:w="0" w:type="dxa"/>
+            </w:tcMar>
+            <w:vAlign w:val="center"/>
+          </w:tcPr>
+          <w:p>
+            <w:pPr>
+              <w:jc w:val="left"/>
+              <w:pBdr>
+                <w:bottom w:val="none" w:sz="0" w:space="0" w:color="000000"/>
+                <w:top w:val="none" w:sz="0" w:space="0" w:color="000000"/>
+                <w:left w:val="none" w:sz="0" w:space="0" w:color="000000"/>
+                <w:right w:val="none" w:sz="0" w:space="0" w:color="000000"/>
+              </w:pBdr>
+              <w:spacing w:after="100" w:before="100" w:line="120"/>
+              <w:ind w:left="100" w:right="100" w:firstLine="0" w:firstLineChars="0"/>
+              <w:rPr>
+                <w:rFonts w:ascii="Times New Roman" w:hAnsi="Arial" w:eastAsia="Arial" w:cs="Arial"/>
+                <w:i w:val="false"/>
+                <w:b w:val="false"/>
+                <w:u w:val="none"/>
+                <w:sz w:val="18"/>
+                <w:szCs w:val="18"/>
+                <w:color w:val="000000"/>
+              </w:rPr>
+            </w:pPr>
+            <w:r>
+              <w:rPr>
+                <w:rFonts w:ascii="Times New Roman" w:hAnsi="Arial" w:eastAsia="Arial" w:cs="Arial"/>
+                <w:i w:val="false"/>
+                <w:b w:val="false"/>
+                <w:u w:val="none"/>
+                <w:sz w:val="18"/>
+                <w:szCs w:val="18"/>
+                <w:color w:val="000000"/>
+              </w:rPr>
+              <w:t xml:space="preserve">179.2 (167.9, 190.9; 671)</w:t>
+            </w:r>
+          </w:p>
+        </w:tc>
+        <w:tc>
+          <w:tcPr>
+            <w:tcBorders>
+              <w:bottom w:val="none" w:sz="0" w:space="0" w:color="000000"/>
+              <w:top w:val="none" w:sz="0" w:space="0" w:color="000000"/>
+              <w:left w:val="none" w:sz="0" w:space="0" w:color="000000"/>
+              <w:right w:val="none" w:sz="0" w:space="0" w:color="000000"/>
+            </w:tcBorders>
+            <w:shd w:val="clear" w:color="auto" w:fill="FFFFFF"/>
+            <w:tcMar>
+              <w:top w:w="0" w:type="dxa"/>
+              <w:bottom w:w="0" w:type="dxa"/>
+              <w:left w:w="0" w:type="dxa"/>
+              <w:right w:w="0" w:type="dxa"/>
+            </w:tcMar>
+            <w:vAlign w:val="center"/>
+          </w:tcPr>
+          <w:p>
+            <w:pPr>
+              <w:jc w:val="left"/>
+              <w:pBdr>
+                <w:bottom w:val="none" w:sz="0" w:space="0" w:color="000000"/>
+                <w:top w:val="none" w:sz="0" w:space="0" w:color="000000"/>
+                <w:left w:val="none" w:sz="0" w:space="0" w:color="000000"/>
+                <w:right w:val="none" w:sz="0" w:space="0" w:color="000000"/>
+              </w:pBdr>
+              <w:spacing w:after="100" w:before="100" w:line="120"/>
+              <w:ind w:left="100" w:right="100" w:firstLine="0" w:firstLineChars="0"/>
+              <w:rPr>
+                <w:rFonts w:ascii="Times New Roman" w:hAnsi="Arial" w:eastAsia="Arial" w:cs="Arial"/>
+                <w:i w:val="false"/>
+                <w:b w:val="false"/>
+                <w:u w:val="none"/>
+                <w:sz w:val="18"/>
+                <w:szCs w:val="18"/>
+                <w:color w:val="000000"/>
+              </w:rPr>
+            </w:pPr>
+            <w:r>
+              <w:rPr>
+                <w:rFonts w:ascii="Times New Roman" w:hAnsi="Arial" w:eastAsia="Arial" w:cs="Arial"/>
+                <w:i w:val="false"/>
+                <w:b w:val="false"/>
+                <w:u w:val="none"/>
+                <w:sz w:val="18"/>
+                <w:szCs w:val="18"/>
+                <w:color w:val="000000"/>
+              </w:rPr>
+              <w:t xml:space="preserve">171.9 (166.6, 177.6; 3272)</w:t>
             </w:r>
           </w:p>
         </w:tc>
@@ -9543,163 +9609,163 @@
                 <w:szCs w:val="18"/>
                 <w:color w:val="000000"/>
               </w:rPr>
-              <w:t xml:space="preserve">226.0 (217.0, 235.1; 1428)</w:t>
-            </w:r>
-          </w:p>
-        </w:tc>
-        <w:tc>
-          <w:tcPr>
-            <w:tcBorders>
-              <w:bottom w:val="none" w:sz="0" w:space="0" w:color="000000"/>
-              <w:top w:val="none" w:sz="0" w:space="0" w:color="000000"/>
-              <w:left w:val="none" w:sz="0" w:space="0" w:color="000000"/>
-              <w:right w:val="none" w:sz="0" w:space="0" w:color="000000"/>
-            </w:tcBorders>
-            <w:shd w:val="clear" w:color="auto" w:fill="FFFFFF"/>
-            <w:tcMar>
-              <w:top w:w="0" w:type="dxa"/>
-              <w:bottom w:w="0" w:type="dxa"/>
-              <w:left w:w="0" w:type="dxa"/>
-              <w:right w:w="0" w:type="dxa"/>
-            </w:tcMar>
-            <w:vAlign w:val="center"/>
-          </w:tcPr>
-          <w:p>
-            <w:pPr>
-              <w:jc w:val="left"/>
-              <w:pBdr>
-                <w:bottom w:val="none" w:sz="0" w:space="0" w:color="000000"/>
-                <w:top w:val="none" w:sz="0" w:space="0" w:color="000000"/>
-                <w:left w:val="none" w:sz="0" w:space="0" w:color="000000"/>
-                <w:right w:val="none" w:sz="0" w:space="0" w:color="000000"/>
-              </w:pBdr>
-              <w:spacing w:after="100" w:before="100" w:line="120"/>
-              <w:ind w:left="100" w:right="100" w:firstLine="0" w:firstLineChars="0"/>
-              <w:rPr>
-                <w:rFonts w:ascii="Times New Roman" w:hAnsi="Arial" w:eastAsia="Arial" w:cs="Arial"/>
-                <w:i w:val="false"/>
-                <w:b w:val="false"/>
-                <w:u w:val="none"/>
-                <w:sz w:val="18"/>
-                <w:szCs w:val="18"/>
-                <w:color w:val="000000"/>
-              </w:rPr>
-            </w:pPr>
-            <w:r>
-              <w:rPr>
-                <w:rFonts w:ascii="Times New Roman" w:hAnsi="Arial" w:eastAsia="Arial" w:cs="Arial"/>
-                <w:i w:val="false"/>
-                <w:b w:val="false"/>
-                <w:u w:val="none"/>
-                <w:sz w:val="18"/>
-                <w:szCs w:val="18"/>
-                <w:color w:val="000000"/>
-              </w:rPr>
-              <w:t xml:space="preserve">243.8 (236.5, 251.1; 2606)</w:t>
-            </w:r>
-          </w:p>
-        </w:tc>
-        <w:tc>
-          <w:tcPr>
-            <w:tcBorders>
-              <w:bottom w:val="none" w:sz="0" w:space="0" w:color="000000"/>
-              <w:top w:val="none" w:sz="0" w:space="0" w:color="000000"/>
-              <w:left w:val="none" w:sz="0" w:space="0" w:color="000000"/>
-              <w:right w:val="none" w:sz="0" w:space="0" w:color="000000"/>
-            </w:tcBorders>
-            <w:shd w:val="clear" w:color="auto" w:fill="FFFFFF"/>
-            <w:tcMar>
-              <w:top w:w="0" w:type="dxa"/>
-              <w:bottom w:w="0" w:type="dxa"/>
-              <w:left w:w="0" w:type="dxa"/>
-              <w:right w:w="0" w:type="dxa"/>
-            </w:tcMar>
-            <w:vAlign w:val="center"/>
-          </w:tcPr>
-          <w:p>
-            <w:pPr>
-              <w:jc w:val="left"/>
-              <w:pBdr>
-                <w:bottom w:val="none" w:sz="0" w:space="0" w:color="000000"/>
-                <w:top w:val="none" w:sz="0" w:space="0" w:color="000000"/>
-                <w:left w:val="none" w:sz="0" w:space="0" w:color="000000"/>
-                <w:right w:val="none" w:sz="0" w:space="0" w:color="000000"/>
-              </w:pBdr>
-              <w:spacing w:after="100" w:before="100" w:line="120"/>
-              <w:ind w:left="100" w:right="100" w:firstLine="0" w:firstLineChars="0"/>
-              <w:rPr>
-                <w:rFonts w:ascii="Times New Roman" w:hAnsi="Arial" w:eastAsia="Arial" w:cs="Arial"/>
-                <w:i w:val="false"/>
-                <w:b w:val="false"/>
-                <w:u w:val="none"/>
-                <w:sz w:val="18"/>
-                <w:szCs w:val="18"/>
-                <w:color w:val="000000"/>
-              </w:rPr>
-            </w:pPr>
-            <w:r>
-              <w:rPr>
-                <w:rFonts w:ascii="Times New Roman" w:hAnsi="Arial" w:eastAsia="Arial" w:cs="Arial"/>
-                <w:i w:val="false"/>
-                <w:b w:val="false"/>
-                <w:u w:val="none"/>
-                <w:sz w:val="18"/>
-                <w:szCs w:val="18"/>
-                <w:color w:val="000000"/>
-              </w:rPr>
-              <w:t xml:space="preserve">216.4 (208.8, 224.8; 2204)</w:t>
-            </w:r>
-          </w:p>
-        </w:tc>
-        <w:tc>
-          <w:tcPr>
-            <w:tcBorders>
-              <w:bottom w:val="none" w:sz="0" w:space="0" w:color="000000"/>
-              <w:top w:val="none" w:sz="0" w:space="0" w:color="000000"/>
-              <w:left w:val="none" w:sz="0" w:space="0" w:color="000000"/>
-              <w:right w:val="none" w:sz="0" w:space="0" w:color="000000"/>
-            </w:tcBorders>
-            <w:shd w:val="clear" w:color="auto" w:fill="FFFFFF"/>
-            <w:tcMar>
-              <w:top w:w="0" w:type="dxa"/>
-              <w:bottom w:w="0" w:type="dxa"/>
-              <w:left w:w="0" w:type="dxa"/>
-              <w:right w:w="0" w:type="dxa"/>
-            </w:tcMar>
-            <w:vAlign w:val="center"/>
-          </w:tcPr>
-          <w:p>
-            <w:pPr>
-              <w:jc w:val="left"/>
-              <w:pBdr>
-                <w:bottom w:val="none" w:sz="0" w:space="0" w:color="000000"/>
-                <w:top w:val="none" w:sz="0" w:space="0" w:color="000000"/>
-                <w:left w:val="none" w:sz="0" w:space="0" w:color="000000"/>
-                <w:right w:val="none" w:sz="0" w:space="0" w:color="000000"/>
-              </w:pBdr>
-              <w:spacing w:after="100" w:before="100" w:line="120"/>
-              <w:ind w:left="100" w:right="100" w:firstLine="0" w:firstLineChars="0"/>
-              <w:rPr>
-                <w:rFonts w:ascii="Times New Roman" w:hAnsi="Arial" w:eastAsia="Arial" w:cs="Arial"/>
-                <w:i w:val="false"/>
-                <w:b w:val="false"/>
-                <w:u w:val="none"/>
-                <w:sz w:val="18"/>
-                <w:szCs w:val="18"/>
-                <w:color w:val="000000"/>
-              </w:rPr>
-            </w:pPr>
-            <w:r>
-              <w:rPr>
-                <w:rFonts w:ascii="Times New Roman" w:hAnsi="Arial" w:eastAsia="Arial" w:cs="Arial"/>
-                <w:i w:val="false"/>
-                <w:b w:val="false"/>
-                <w:u w:val="none"/>
-                <w:sz w:val="18"/>
-                <w:szCs w:val="18"/>
-                <w:color w:val="000000"/>
-              </w:rPr>
-              <w:t xml:space="preserve">229.9 (225.1, 234.5; 6238)</w:t>
+              <w:t xml:space="preserve">226.9 (217.7, 236.6; 1428)</w:t>
+            </w:r>
+          </w:p>
+        </w:tc>
+        <w:tc>
+          <w:tcPr>
+            <w:tcBorders>
+              <w:bottom w:val="none" w:sz="0" w:space="0" w:color="000000"/>
+              <w:top w:val="none" w:sz="0" w:space="0" w:color="000000"/>
+              <w:left w:val="none" w:sz="0" w:space="0" w:color="000000"/>
+              <w:right w:val="none" w:sz="0" w:space="0" w:color="000000"/>
+            </w:tcBorders>
+            <w:shd w:val="clear" w:color="auto" w:fill="FFFFFF"/>
+            <w:tcMar>
+              <w:top w:w="0" w:type="dxa"/>
+              <w:bottom w:w="0" w:type="dxa"/>
+              <w:left w:w="0" w:type="dxa"/>
+              <w:right w:w="0" w:type="dxa"/>
+            </w:tcMar>
+            <w:vAlign w:val="center"/>
+          </w:tcPr>
+          <w:p>
+            <w:pPr>
+              <w:jc w:val="left"/>
+              <w:pBdr>
+                <w:bottom w:val="none" w:sz="0" w:space="0" w:color="000000"/>
+                <w:top w:val="none" w:sz="0" w:space="0" w:color="000000"/>
+                <w:left w:val="none" w:sz="0" w:space="0" w:color="000000"/>
+                <w:right w:val="none" w:sz="0" w:space="0" w:color="000000"/>
+              </w:pBdr>
+              <w:spacing w:after="100" w:before="100" w:line="120"/>
+              <w:ind w:left="100" w:right="100" w:firstLine="0" w:firstLineChars="0"/>
+              <w:rPr>
+                <w:rFonts w:ascii="Times New Roman" w:hAnsi="Arial" w:eastAsia="Arial" w:cs="Arial"/>
+                <w:i w:val="false"/>
+                <w:b w:val="false"/>
+                <w:u w:val="none"/>
+                <w:sz w:val="18"/>
+                <w:szCs w:val="18"/>
+                <w:color w:val="000000"/>
+              </w:rPr>
+            </w:pPr>
+            <w:r>
+              <w:rPr>
+                <w:rFonts w:ascii="Times New Roman" w:hAnsi="Arial" w:eastAsia="Arial" w:cs="Arial"/>
+                <w:i w:val="false"/>
+                <w:b w:val="false"/>
+                <w:u w:val="none"/>
+                <w:sz w:val="18"/>
+                <w:szCs w:val="18"/>
+                <w:color w:val="000000"/>
+              </w:rPr>
+              <w:t xml:space="preserve">244.6 (236.9, 251.3; 2606)</w:t>
+            </w:r>
+          </w:p>
+        </w:tc>
+        <w:tc>
+          <w:tcPr>
+            <w:tcBorders>
+              <w:bottom w:val="none" w:sz="0" w:space="0" w:color="000000"/>
+              <w:top w:val="none" w:sz="0" w:space="0" w:color="000000"/>
+              <w:left w:val="none" w:sz="0" w:space="0" w:color="000000"/>
+              <w:right w:val="none" w:sz="0" w:space="0" w:color="000000"/>
+            </w:tcBorders>
+            <w:shd w:val="clear" w:color="auto" w:fill="FFFFFF"/>
+            <w:tcMar>
+              <w:top w:w="0" w:type="dxa"/>
+              <w:bottom w:w="0" w:type="dxa"/>
+              <w:left w:w="0" w:type="dxa"/>
+              <w:right w:w="0" w:type="dxa"/>
+            </w:tcMar>
+            <w:vAlign w:val="center"/>
+          </w:tcPr>
+          <w:p>
+            <w:pPr>
+              <w:jc w:val="left"/>
+              <w:pBdr>
+                <w:bottom w:val="none" w:sz="0" w:space="0" w:color="000000"/>
+                <w:top w:val="none" w:sz="0" w:space="0" w:color="000000"/>
+                <w:left w:val="none" w:sz="0" w:space="0" w:color="000000"/>
+                <w:right w:val="none" w:sz="0" w:space="0" w:color="000000"/>
+              </w:pBdr>
+              <w:spacing w:after="100" w:before="100" w:line="120"/>
+              <w:ind w:left="100" w:right="100" w:firstLine="0" w:firstLineChars="0"/>
+              <w:rPr>
+                <w:rFonts w:ascii="Times New Roman" w:hAnsi="Arial" w:eastAsia="Arial" w:cs="Arial"/>
+                <w:i w:val="false"/>
+                <w:b w:val="false"/>
+                <w:u w:val="none"/>
+                <w:sz w:val="18"/>
+                <w:szCs w:val="18"/>
+                <w:color w:val="000000"/>
+              </w:rPr>
+            </w:pPr>
+            <w:r>
+              <w:rPr>
+                <w:rFonts w:ascii="Times New Roman" w:hAnsi="Arial" w:eastAsia="Arial" w:cs="Arial"/>
+                <w:i w:val="false"/>
+                <w:b w:val="false"/>
+                <w:u w:val="none"/>
+                <w:sz w:val="18"/>
+                <w:szCs w:val="18"/>
+                <w:color w:val="000000"/>
+              </w:rPr>
+              <w:t xml:space="preserve">217.5 (210.0, 225.5; 2204)</w:t>
+            </w:r>
+          </w:p>
+        </w:tc>
+        <w:tc>
+          <w:tcPr>
+            <w:tcBorders>
+              <w:bottom w:val="none" w:sz="0" w:space="0" w:color="000000"/>
+              <w:top w:val="none" w:sz="0" w:space="0" w:color="000000"/>
+              <w:left w:val="none" w:sz="0" w:space="0" w:color="000000"/>
+              <w:right w:val="none" w:sz="0" w:space="0" w:color="000000"/>
+            </w:tcBorders>
+            <w:shd w:val="clear" w:color="auto" w:fill="FFFFFF"/>
+            <w:tcMar>
+              <w:top w:w="0" w:type="dxa"/>
+              <w:bottom w:w="0" w:type="dxa"/>
+              <w:left w:w="0" w:type="dxa"/>
+              <w:right w:w="0" w:type="dxa"/>
+            </w:tcMar>
+            <w:vAlign w:val="center"/>
+          </w:tcPr>
+          <w:p>
+            <w:pPr>
+              <w:jc w:val="left"/>
+              <w:pBdr>
+                <w:bottom w:val="none" w:sz="0" w:space="0" w:color="000000"/>
+                <w:top w:val="none" w:sz="0" w:space="0" w:color="000000"/>
+                <w:left w:val="none" w:sz="0" w:space="0" w:color="000000"/>
+                <w:right w:val="none" w:sz="0" w:space="0" w:color="000000"/>
+              </w:pBdr>
+              <w:spacing w:after="100" w:before="100" w:line="120"/>
+              <w:ind w:left="100" w:right="100" w:firstLine="0" w:firstLineChars="0"/>
+              <w:rPr>
+                <w:rFonts w:ascii="Times New Roman" w:hAnsi="Arial" w:eastAsia="Arial" w:cs="Arial"/>
+                <w:i w:val="false"/>
+                <w:b w:val="false"/>
+                <w:u w:val="none"/>
+                <w:sz w:val="18"/>
+                <w:szCs w:val="18"/>
+                <w:color w:val="000000"/>
+              </w:rPr>
+            </w:pPr>
+            <w:r>
+              <w:rPr>
+                <w:rFonts w:ascii="Times New Roman" w:hAnsi="Arial" w:eastAsia="Arial" w:cs="Arial"/>
+                <w:i w:val="false"/>
+                <w:b w:val="false"/>
+                <w:u w:val="none"/>
+                <w:sz w:val="18"/>
+                <w:szCs w:val="18"/>
+                <w:color w:val="000000"/>
+              </w:rPr>
+              <w:t xml:space="preserve">231.2 (226.4, 235.8; 6238)</w:t>
             </w:r>
           </w:p>
         </w:tc>
@@ -9913,111 +9979,111 @@
                 <w:szCs w:val="18"/>
                 <w:color w:val="000000"/>
               </w:rPr>
-              <w:t xml:space="preserve">223.5 (191.3, 260.5; 319)</w:t>
-            </w:r>
-          </w:p>
-        </w:tc>
-        <w:tc>
-          <w:tcPr>
-            <w:tcBorders>
-              <w:bottom w:val="none" w:sz="0" w:space="0" w:color="000000"/>
-              <w:top w:val="none" w:sz="0" w:space="0" w:color="000000"/>
-              <w:left w:val="none" w:sz="0" w:space="0" w:color="000000"/>
-              <w:right w:val="none" w:sz="0" w:space="0" w:color="000000"/>
-            </w:tcBorders>
-            <w:shd w:val="clear" w:color="auto" w:fill="FFFFFF"/>
-            <w:tcMar>
-              <w:top w:w="0" w:type="dxa"/>
-              <w:bottom w:w="0" w:type="dxa"/>
-              <w:left w:w="0" w:type="dxa"/>
-              <w:right w:w="0" w:type="dxa"/>
-            </w:tcMar>
-            <w:vAlign w:val="center"/>
-          </w:tcPr>
-          <w:p>
-            <w:pPr>
-              <w:jc w:val="left"/>
-              <w:pBdr>
-                <w:bottom w:val="none" w:sz="0" w:space="0" w:color="000000"/>
-                <w:top w:val="none" w:sz="0" w:space="0" w:color="000000"/>
-                <w:left w:val="none" w:sz="0" w:space="0" w:color="000000"/>
-                <w:right w:val="none" w:sz="0" w:space="0" w:color="000000"/>
-              </w:pBdr>
-              <w:spacing w:after="100" w:before="100" w:line="120"/>
-              <w:ind w:left="100" w:right="100" w:firstLine="0" w:firstLineChars="0"/>
-              <w:rPr>
-                <w:rFonts w:ascii="Times New Roman" w:hAnsi="Arial" w:eastAsia="Arial" w:cs="Arial"/>
-                <w:i w:val="false"/>
-                <w:b w:val="false"/>
-                <w:u w:val="none"/>
-                <w:sz w:val="18"/>
-                <w:szCs w:val="18"/>
-                <w:color w:val="000000"/>
-              </w:rPr>
-            </w:pPr>
-            <w:r>
-              <w:rPr>
-                <w:rFonts w:ascii="Times New Roman" w:hAnsi="Arial" w:eastAsia="Arial" w:cs="Arial"/>
-                <w:i w:val="false"/>
-                <w:b w:val="false"/>
-                <w:u w:val="none"/>
-                <w:sz w:val="18"/>
-                <w:szCs w:val="18"/>
-                <w:color w:val="000000"/>
-              </w:rPr>
-              <w:t xml:space="preserve">196.3 (178.1, 215.5; 745)</w:t>
-            </w:r>
-          </w:p>
-        </w:tc>
-        <w:tc>
-          <w:tcPr>
-            <w:tcBorders>
-              <w:bottom w:val="none" w:sz="0" w:space="0" w:color="000000"/>
-              <w:top w:val="none" w:sz="0" w:space="0" w:color="000000"/>
-              <w:left w:val="none" w:sz="0" w:space="0" w:color="000000"/>
-              <w:right w:val="none" w:sz="0" w:space="0" w:color="000000"/>
-            </w:tcBorders>
-            <w:shd w:val="clear" w:color="auto" w:fill="FFFFFF"/>
-            <w:tcMar>
-              <w:top w:w="0" w:type="dxa"/>
-              <w:bottom w:w="0" w:type="dxa"/>
-              <w:left w:w="0" w:type="dxa"/>
-              <w:right w:w="0" w:type="dxa"/>
-            </w:tcMar>
-            <w:vAlign w:val="center"/>
-          </w:tcPr>
-          <w:p>
-            <w:pPr>
-              <w:jc w:val="left"/>
-              <w:pBdr>
-                <w:bottom w:val="none" w:sz="0" w:space="0" w:color="000000"/>
-                <w:top w:val="none" w:sz="0" w:space="0" w:color="000000"/>
-                <w:left w:val="none" w:sz="0" w:space="0" w:color="000000"/>
-                <w:right w:val="none" w:sz="0" w:space="0" w:color="000000"/>
-              </w:pBdr>
-              <w:spacing w:after="100" w:before="100" w:line="120"/>
-              <w:ind w:left="100" w:right="100" w:firstLine="0" w:firstLineChars="0"/>
-              <w:rPr>
-                <w:rFonts w:ascii="Times New Roman" w:hAnsi="Arial" w:eastAsia="Arial" w:cs="Arial"/>
-                <w:i w:val="false"/>
-                <w:b w:val="false"/>
-                <w:u w:val="none"/>
-                <w:sz w:val="18"/>
-                <w:szCs w:val="18"/>
-                <w:color w:val="000000"/>
-              </w:rPr>
-            </w:pPr>
-            <w:r>
-              <w:rPr>
-                <w:rFonts w:ascii="Times New Roman" w:hAnsi="Arial" w:eastAsia="Arial" w:cs="Arial"/>
-                <w:i w:val="false"/>
-                <w:b w:val="false"/>
-                <w:u w:val="none"/>
-                <w:sz w:val="18"/>
-                <w:szCs w:val="18"/>
-                <w:color w:val="000000"/>
-              </w:rPr>
-              <w:t xml:space="preserve">201.5 (185.9, 218.0; 1067)</w:t>
+              <w:t xml:space="preserve">226.9 (195.3, 263.6; 319)</w:t>
+            </w:r>
+          </w:p>
+        </w:tc>
+        <w:tc>
+          <w:tcPr>
+            <w:tcBorders>
+              <w:bottom w:val="none" w:sz="0" w:space="0" w:color="000000"/>
+              <w:top w:val="none" w:sz="0" w:space="0" w:color="000000"/>
+              <w:left w:val="none" w:sz="0" w:space="0" w:color="000000"/>
+              <w:right w:val="none" w:sz="0" w:space="0" w:color="000000"/>
+            </w:tcBorders>
+            <w:shd w:val="clear" w:color="auto" w:fill="FFFFFF"/>
+            <w:tcMar>
+              <w:top w:w="0" w:type="dxa"/>
+              <w:bottom w:w="0" w:type="dxa"/>
+              <w:left w:w="0" w:type="dxa"/>
+              <w:right w:w="0" w:type="dxa"/>
+            </w:tcMar>
+            <w:vAlign w:val="center"/>
+          </w:tcPr>
+          <w:p>
+            <w:pPr>
+              <w:jc w:val="left"/>
+              <w:pBdr>
+                <w:bottom w:val="none" w:sz="0" w:space="0" w:color="000000"/>
+                <w:top w:val="none" w:sz="0" w:space="0" w:color="000000"/>
+                <w:left w:val="none" w:sz="0" w:space="0" w:color="000000"/>
+                <w:right w:val="none" w:sz="0" w:space="0" w:color="000000"/>
+              </w:pBdr>
+              <w:spacing w:after="100" w:before="100" w:line="120"/>
+              <w:ind w:left="100" w:right="100" w:firstLine="0" w:firstLineChars="0"/>
+              <w:rPr>
+                <w:rFonts w:ascii="Times New Roman" w:hAnsi="Arial" w:eastAsia="Arial" w:cs="Arial"/>
+                <w:i w:val="false"/>
+                <w:b w:val="false"/>
+                <w:u w:val="none"/>
+                <w:sz w:val="18"/>
+                <w:szCs w:val="18"/>
+                <w:color w:val="000000"/>
+              </w:rPr>
+            </w:pPr>
+            <w:r>
+              <w:rPr>
+                <w:rFonts w:ascii="Times New Roman" w:hAnsi="Arial" w:eastAsia="Arial" w:cs="Arial"/>
+                <w:i w:val="false"/>
+                <w:b w:val="false"/>
+                <w:u w:val="none"/>
+                <w:sz w:val="18"/>
+                <w:szCs w:val="18"/>
+                <w:color w:val="000000"/>
+              </w:rPr>
+              <w:t xml:space="preserve">198.1 (177.9, 218.1; 745)</w:t>
+            </w:r>
+          </w:p>
+        </w:tc>
+        <w:tc>
+          <w:tcPr>
+            <w:tcBorders>
+              <w:bottom w:val="none" w:sz="0" w:space="0" w:color="000000"/>
+              <w:top w:val="none" w:sz="0" w:space="0" w:color="000000"/>
+              <w:left w:val="none" w:sz="0" w:space="0" w:color="000000"/>
+              <w:right w:val="none" w:sz="0" w:space="0" w:color="000000"/>
+            </w:tcBorders>
+            <w:shd w:val="clear" w:color="auto" w:fill="FFFFFF"/>
+            <w:tcMar>
+              <w:top w:w="0" w:type="dxa"/>
+              <w:bottom w:w="0" w:type="dxa"/>
+              <w:left w:w="0" w:type="dxa"/>
+              <w:right w:w="0" w:type="dxa"/>
+            </w:tcMar>
+            <w:vAlign w:val="center"/>
+          </w:tcPr>
+          <w:p>
+            <w:pPr>
+              <w:jc w:val="left"/>
+              <w:pBdr>
+                <w:bottom w:val="none" w:sz="0" w:space="0" w:color="000000"/>
+                <w:top w:val="none" w:sz="0" w:space="0" w:color="000000"/>
+                <w:left w:val="none" w:sz="0" w:space="0" w:color="000000"/>
+                <w:right w:val="none" w:sz="0" w:space="0" w:color="000000"/>
+              </w:pBdr>
+              <w:spacing w:after="100" w:before="100" w:line="120"/>
+              <w:ind w:left="100" w:right="100" w:firstLine="0" w:firstLineChars="0"/>
+              <w:rPr>
+                <w:rFonts w:ascii="Times New Roman" w:hAnsi="Arial" w:eastAsia="Arial" w:cs="Arial"/>
+                <w:i w:val="false"/>
+                <w:b w:val="false"/>
+                <w:u w:val="none"/>
+                <w:sz w:val="18"/>
+                <w:szCs w:val="18"/>
+                <w:color w:val="000000"/>
+              </w:rPr>
+            </w:pPr>
+            <w:r>
+              <w:rPr>
+                <w:rFonts w:ascii="Times New Roman" w:hAnsi="Arial" w:eastAsia="Arial" w:cs="Arial"/>
+                <w:i w:val="false"/>
+                <w:b w:val="false"/>
+                <w:u w:val="none"/>
+                <w:sz w:val="18"/>
+                <w:szCs w:val="18"/>
+                <w:color w:val="000000"/>
+              </w:rPr>
+              <w:t xml:space="preserve">204.1 (188.1, 221.1; 1067)</w:t>
             </w:r>
           </w:p>
         </w:tc>
@@ -10179,163 +10245,163 @@
                 <w:szCs w:val="18"/>
                 <w:color w:val="000000"/>
               </w:rPr>
-              <w:t xml:space="preserve">244.0 (163.1, 333.5; 35)</w:t>
-            </w:r>
-          </w:p>
-        </w:tc>
-        <w:tc>
-          <w:tcPr>
-            <w:tcBorders>
-              <w:bottom w:val="none" w:sz="0" w:space="0" w:color="000000"/>
-              <w:top w:val="none" w:sz="0" w:space="0" w:color="000000"/>
-              <w:left w:val="none" w:sz="0" w:space="0" w:color="000000"/>
-              <w:right w:val="none" w:sz="0" w:space="0" w:color="000000"/>
-            </w:tcBorders>
-            <w:shd w:val="clear" w:color="auto" w:fill="FFFFFF"/>
-            <w:tcMar>
-              <w:top w:w="0" w:type="dxa"/>
-              <w:bottom w:w="0" w:type="dxa"/>
-              <w:left w:w="0" w:type="dxa"/>
-              <w:right w:w="0" w:type="dxa"/>
-            </w:tcMar>
-            <w:vAlign w:val="center"/>
-          </w:tcPr>
-          <w:p>
-            <w:pPr>
-              <w:jc w:val="left"/>
-              <w:pBdr>
-                <w:bottom w:val="none" w:sz="0" w:space="0" w:color="000000"/>
-                <w:top w:val="none" w:sz="0" w:space="0" w:color="000000"/>
-                <w:left w:val="none" w:sz="0" w:space="0" w:color="000000"/>
-                <w:right w:val="none" w:sz="0" w:space="0" w:color="000000"/>
-              </w:pBdr>
-              <w:spacing w:after="100" w:before="100" w:line="120"/>
-              <w:ind w:left="100" w:right="100" w:firstLine="0" w:firstLineChars="0"/>
-              <w:rPr>
-                <w:rFonts w:ascii="Times New Roman" w:hAnsi="Arial" w:eastAsia="Arial" w:cs="Arial"/>
-                <w:i w:val="false"/>
-                <w:b w:val="false"/>
-                <w:u w:val="none"/>
-                <w:sz w:val="18"/>
-                <w:szCs w:val="18"/>
-                <w:color w:val="000000"/>
-              </w:rPr>
-            </w:pPr>
-            <w:r>
-              <w:rPr>
-                <w:rFonts w:ascii="Times New Roman" w:hAnsi="Arial" w:eastAsia="Arial" w:cs="Arial"/>
-                <w:i w:val="false"/>
-                <w:b w:val="false"/>
-                <w:u w:val="none"/>
-                <w:sz w:val="18"/>
-                <w:szCs w:val="18"/>
-                <w:color w:val="000000"/>
-              </w:rPr>
-              <w:t xml:space="preserve">185.2 (175.4, 195.8; 769)</w:t>
-            </w:r>
-          </w:p>
-        </w:tc>
-        <w:tc>
-          <w:tcPr>
-            <w:tcBorders>
-              <w:bottom w:val="none" w:sz="0" w:space="0" w:color="000000"/>
-              <w:top w:val="none" w:sz="0" w:space="0" w:color="000000"/>
-              <w:left w:val="none" w:sz="0" w:space="0" w:color="000000"/>
-              <w:right w:val="none" w:sz="0" w:space="0" w:color="000000"/>
-            </w:tcBorders>
-            <w:shd w:val="clear" w:color="auto" w:fill="FFFFFF"/>
-            <w:tcMar>
-              <w:top w:w="0" w:type="dxa"/>
-              <w:bottom w:w="0" w:type="dxa"/>
-              <w:left w:w="0" w:type="dxa"/>
-              <w:right w:w="0" w:type="dxa"/>
-            </w:tcMar>
-            <w:vAlign w:val="center"/>
-          </w:tcPr>
-          <w:p>
-            <w:pPr>
-              <w:jc w:val="left"/>
-              <w:pBdr>
-                <w:bottom w:val="none" w:sz="0" w:space="0" w:color="000000"/>
-                <w:top w:val="none" w:sz="0" w:space="0" w:color="000000"/>
-                <w:left w:val="none" w:sz="0" w:space="0" w:color="000000"/>
-                <w:right w:val="none" w:sz="0" w:space="0" w:color="000000"/>
-              </w:pBdr>
-              <w:spacing w:after="100" w:before="100" w:line="120"/>
-              <w:ind w:left="100" w:right="100" w:firstLine="0" w:firstLineChars="0"/>
-              <w:rPr>
-                <w:rFonts w:ascii="Times New Roman" w:hAnsi="Arial" w:eastAsia="Arial" w:cs="Arial"/>
-                <w:i w:val="false"/>
-                <w:b w:val="false"/>
-                <w:u w:val="none"/>
-                <w:sz w:val="18"/>
-                <w:szCs w:val="18"/>
-                <w:color w:val="000000"/>
-              </w:rPr>
-            </w:pPr>
-            <w:r>
-              <w:rPr>
-                <w:rFonts w:ascii="Times New Roman" w:hAnsi="Arial" w:eastAsia="Arial" w:cs="Arial"/>
-                <w:i w:val="false"/>
-                <w:b w:val="false"/>
-                <w:u w:val="none"/>
-                <w:sz w:val="18"/>
-                <w:szCs w:val="18"/>
-                <w:color w:val="000000"/>
-              </w:rPr>
-              <w:t xml:space="preserve">156.1 (149.2, 163.9; 1190)</w:t>
-            </w:r>
-          </w:p>
-        </w:tc>
-        <w:tc>
-          <w:tcPr>
-            <w:tcBorders>
-              <w:bottom w:val="none" w:sz="0" w:space="0" w:color="000000"/>
-              <w:top w:val="none" w:sz="0" w:space="0" w:color="000000"/>
-              <w:left w:val="none" w:sz="0" w:space="0" w:color="000000"/>
-              <w:right w:val="none" w:sz="0" w:space="0" w:color="000000"/>
-            </w:tcBorders>
-            <w:shd w:val="clear" w:color="auto" w:fill="FFFFFF"/>
-            <w:tcMar>
-              <w:top w:w="0" w:type="dxa"/>
-              <w:bottom w:w="0" w:type="dxa"/>
-              <w:left w:w="0" w:type="dxa"/>
-              <w:right w:w="0" w:type="dxa"/>
-            </w:tcMar>
-            <w:vAlign w:val="center"/>
-          </w:tcPr>
-          <w:p>
-            <w:pPr>
-              <w:jc w:val="left"/>
-              <w:pBdr>
-                <w:bottom w:val="none" w:sz="0" w:space="0" w:color="000000"/>
-                <w:top w:val="none" w:sz="0" w:space="0" w:color="000000"/>
-                <w:left w:val="none" w:sz="0" w:space="0" w:color="000000"/>
-                <w:right w:val="none" w:sz="0" w:space="0" w:color="000000"/>
-              </w:pBdr>
-              <w:spacing w:after="100" w:before="100" w:line="120"/>
-              <w:ind w:left="100" w:right="100" w:firstLine="0" w:firstLineChars="0"/>
-              <w:rPr>
-                <w:rFonts w:ascii="Times New Roman" w:hAnsi="Arial" w:eastAsia="Arial" w:cs="Arial"/>
-                <w:i w:val="false"/>
-                <w:b w:val="false"/>
-                <w:u w:val="none"/>
-                <w:sz w:val="18"/>
-                <w:szCs w:val="18"/>
-                <w:color w:val="000000"/>
-              </w:rPr>
-            </w:pPr>
-            <w:r>
-              <w:rPr>
-                <w:rFonts w:ascii="Times New Roman" w:hAnsi="Arial" w:eastAsia="Arial" w:cs="Arial"/>
-                <w:i w:val="false"/>
-                <w:b w:val="false"/>
-                <w:u w:val="none"/>
-                <w:sz w:val="18"/>
-                <w:szCs w:val="18"/>
-                <w:color w:val="000000"/>
-              </w:rPr>
-              <w:t xml:space="preserve">164.6 (159.1, 170.6; 1994)</w:t>
+              <w:t xml:space="preserve">239.5 (163.0, 326.1; 35)</w:t>
+            </w:r>
+          </w:p>
+        </w:tc>
+        <w:tc>
+          <w:tcPr>
+            <w:tcBorders>
+              <w:bottom w:val="none" w:sz="0" w:space="0" w:color="000000"/>
+              <w:top w:val="none" w:sz="0" w:space="0" w:color="000000"/>
+              <w:left w:val="none" w:sz="0" w:space="0" w:color="000000"/>
+              <w:right w:val="none" w:sz="0" w:space="0" w:color="000000"/>
+            </w:tcBorders>
+            <w:shd w:val="clear" w:color="auto" w:fill="FFFFFF"/>
+            <w:tcMar>
+              <w:top w:w="0" w:type="dxa"/>
+              <w:bottom w:w="0" w:type="dxa"/>
+              <w:left w:w="0" w:type="dxa"/>
+              <w:right w:w="0" w:type="dxa"/>
+            </w:tcMar>
+            <w:vAlign w:val="center"/>
+          </w:tcPr>
+          <w:p>
+            <w:pPr>
+              <w:jc w:val="left"/>
+              <w:pBdr>
+                <w:bottom w:val="none" w:sz="0" w:space="0" w:color="000000"/>
+                <w:top w:val="none" w:sz="0" w:space="0" w:color="000000"/>
+                <w:left w:val="none" w:sz="0" w:space="0" w:color="000000"/>
+                <w:right w:val="none" w:sz="0" w:space="0" w:color="000000"/>
+              </w:pBdr>
+              <w:spacing w:after="100" w:before="100" w:line="120"/>
+              <w:ind w:left="100" w:right="100" w:firstLine="0" w:firstLineChars="0"/>
+              <w:rPr>
+                <w:rFonts w:ascii="Times New Roman" w:hAnsi="Arial" w:eastAsia="Arial" w:cs="Arial"/>
+                <w:i w:val="false"/>
+                <w:b w:val="false"/>
+                <w:u w:val="none"/>
+                <w:sz w:val="18"/>
+                <w:szCs w:val="18"/>
+                <w:color w:val="000000"/>
+              </w:rPr>
+            </w:pPr>
+            <w:r>
+              <w:rPr>
+                <w:rFonts w:ascii="Times New Roman" w:hAnsi="Arial" w:eastAsia="Arial" w:cs="Arial"/>
+                <w:i w:val="false"/>
+                <w:b w:val="false"/>
+                <w:u w:val="none"/>
+                <w:sz w:val="18"/>
+                <w:szCs w:val="18"/>
+                <w:color w:val="000000"/>
+              </w:rPr>
+              <w:t xml:space="preserve">185.1 (175.7, 195.0; 769)</w:t>
+            </w:r>
+          </w:p>
+        </w:tc>
+        <w:tc>
+          <w:tcPr>
+            <w:tcBorders>
+              <w:bottom w:val="none" w:sz="0" w:space="0" w:color="000000"/>
+              <w:top w:val="none" w:sz="0" w:space="0" w:color="000000"/>
+              <w:left w:val="none" w:sz="0" w:space="0" w:color="000000"/>
+              <w:right w:val="none" w:sz="0" w:space="0" w:color="000000"/>
+            </w:tcBorders>
+            <w:shd w:val="clear" w:color="auto" w:fill="FFFFFF"/>
+            <w:tcMar>
+              <w:top w:w="0" w:type="dxa"/>
+              <w:bottom w:w="0" w:type="dxa"/>
+              <w:left w:w="0" w:type="dxa"/>
+              <w:right w:w="0" w:type="dxa"/>
+            </w:tcMar>
+            <w:vAlign w:val="center"/>
+          </w:tcPr>
+          <w:p>
+            <w:pPr>
+              <w:jc w:val="left"/>
+              <w:pBdr>
+                <w:bottom w:val="none" w:sz="0" w:space="0" w:color="000000"/>
+                <w:top w:val="none" w:sz="0" w:space="0" w:color="000000"/>
+                <w:left w:val="none" w:sz="0" w:space="0" w:color="000000"/>
+                <w:right w:val="none" w:sz="0" w:space="0" w:color="000000"/>
+              </w:pBdr>
+              <w:spacing w:after="100" w:before="100" w:line="120"/>
+              <w:ind w:left="100" w:right="100" w:firstLine="0" w:firstLineChars="0"/>
+              <w:rPr>
+                <w:rFonts w:ascii="Times New Roman" w:hAnsi="Arial" w:eastAsia="Arial" w:cs="Arial"/>
+                <w:i w:val="false"/>
+                <w:b w:val="false"/>
+                <w:u w:val="none"/>
+                <w:sz w:val="18"/>
+                <w:szCs w:val="18"/>
+                <w:color w:val="000000"/>
+              </w:rPr>
+            </w:pPr>
+            <w:r>
+              <w:rPr>
+                <w:rFonts w:ascii="Times New Roman" w:hAnsi="Arial" w:eastAsia="Arial" w:cs="Arial"/>
+                <w:i w:val="false"/>
+                <w:b w:val="false"/>
+                <w:u w:val="none"/>
+                <w:sz w:val="18"/>
+                <w:szCs w:val="18"/>
+                <w:color w:val="000000"/>
+              </w:rPr>
+              <w:t xml:space="preserve">157.2 (149.9, 164.8; 1190)</w:t>
+            </w:r>
+          </w:p>
+        </w:tc>
+        <w:tc>
+          <w:tcPr>
+            <w:tcBorders>
+              <w:bottom w:val="none" w:sz="0" w:space="0" w:color="000000"/>
+              <w:top w:val="none" w:sz="0" w:space="0" w:color="000000"/>
+              <w:left w:val="none" w:sz="0" w:space="0" w:color="000000"/>
+              <w:right w:val="none" w:sz="0" w:space="0" w:color="000000"/>
+            </w:tcBorders>
+            <w:shd w:val="clear" w:color="auto" w:fill="FFFFFF"/>
+            <w:tcMar>
+              <w:top w:w="0" w:type="dxa"/>
+              <w:bottom w:w="0" w:type="dxa"/>
+              <w:left w:w="0" w:type="dxa"/>
+              <w:right w:w="0" w:type="dxa"/>
+            </w:tcMar>
+            <w:vAlign w:val="center"/>
+          </w:tcPr>
+          <w:p>
+            <w:pPr>
+              <w:jc w:val="left"/>
+              <w:pBdr>
+                <w:bottom w:val="none" w:sz="0" w:space="0" w:color="000000"/>
+                <w:top w:val="none" w:sz="0" w:space="0" w:color="000000"/>
+                <w:left w:val="none" w:sz="0" w:space="0" w:color="000000"/>
+                <w:right w:val="none" w:sz="0" w:space="0" w:color="000000"/>
+              </w:pBdr>
+              <w:spacing w:after="100" w:before="100" w:line="120"/>
+              <w:ind w:left="100" w:right="100" w:firstLine="0" w:firstLineChars="0"/>
+              <w:rPr>
+                <w:rFonts w:ascii="Times New Roman" w:hAnsi="Arial" w:eastAsia="Arial" w:cs="Arial"/>
+                <w:i w:val="false"/>
+                <w:b w:val="false"/>
+                <w:u w:val="none"/>
+                <w:sz w:val="18"/>
+                <w:szCs w:val="18"/>
+                <w:color w:val="000000"/>
+              </w:rPr>
+            </w:pPr>
+            <w:r>
+              <w:rPr>
+                <w:rFonts w:ascii="Times New Roman" w:hAnsi="Arial" w:eastAsia="Arial" w:cs="Arial"/>
+                <w:i w:val="false"/>
+                <w:b w:val="false"/>
+                <w:u w:val="none"/>
+                <w:sz w:val="18"/>
+                <w:szCs w:val="18"/>
+                <w:color w:val="000000"/>
+              </w:rPr>
+              <w:t xml:space="preserve">165.4 (159.4, 171.3; 1994)</w:t>
             </w:r>
           </w:p>
         </w:tc>
@@ -10497,163 +10563,163 @@
                 <w:szCs w:val="18"/>
                 <w:color w:val="000000"/>
               </w:rPr>
-              <w:t xml:space="preserve">72.2 (62.5, 82.5; 80)</w:t>
-            </w:r>
-          </w:p>
-        </w:tc>
-        <w:tc>
-          <w:tcPr>
-            <w:tcBorders>
-              <w:bottom w:val="none" w:sz="0" w:space="0" w:color="000000"/>
-              <w:top w:val="none" w:sz="0" w:space="0" w:color="000000"/>
-              <w:left w:val="none" w:sz="0" w:space="0" w:color="000000"/>
-              <w:right w:val="none" w:sz="0" w:space="0" w:color="000000"/>
-            </w:tcBorders>
-            <w:shd w:val="clear" w:color="auto" w:fill="FFFFFF"/>
-            <w:tcMar>
-              <w:top w:w="0" w:type="dxa"/>
-              <w:bottom w:w="0" w:type="dxa"/>
-              <w:left w:w="0" w:type="dxa"/>
-              <w:right w:w="0" w:type="dxa"/>
-            </w:tcMar>
-            <w:vAlign w:val="center"/>
-          </w:tcPr>
-          <w:p>
-            <w:pPr>
-              <w:jc w:val="left"/>
-              <w:pBdr>
-                <w:bottom w:val="none" w:sz="0" w:space="0" w:color="000000"/>
-                <w:top w:val="none" w:sz="0" w:space="0" w:color="000000"/>
-                <w:left w:val="none" w:sz="0" w:space="0" w:color="000000"/>
-                <w:right w:val="none" w:sz="0" w:space="0" w:color="000000"/>
-              </w:pBdr>
-              <w:spacing w:after="100" w:before="100" w:line="120"/>
-              <w:ind w:left="100" w:right="100" w:firstLine="0" w:firstLineChars="0"/>
-              <w:rPr>
-                <w:rFonts w:ascii="Times New Roman" w:hAnsi="Arial" w:eastAsia="Arial" w:cs="Arial"/>
-                <w:i w:val="false"/>
-                <w:b w:val="false"/>
-                <w:u w:val="none"/>
-                <w:sz w:val="18"/>
-                <w:szCs w:val="18"/>
-                <w:color w:val="000000"/>
-              </w:rPr>
-            </w:pPr>
-            <w:r>
-              <w:rPr>
-                <w:rFonts w:ascii="Times New Roman" w:hAnsi="Arial" w:eastAsia="Arial" w:cs="Arial"/>
-                <w:i w:val="false"/>
-                <w:b w:val="false"/>
-                <w:u w:val="none"/>
-                <w:sz w:val="18"/>
-                <w:szCs w:val="18"/>
-                <w:color w:val="000000"/>
-              </w:rPr>
-              <w:t xml:space="preserve">64.9 (58.5, 71.9; 224)</w:t>
-            </w:r>
-          </w:p>
-        </w:tc>
-        <w:tc>
-          <w:tcPr>
-            <w:tcBorders>
-              <w:bottom w:val="none" w:sz="0" w:space="0" w:color="000000"/>
-              <w:top w:val="none" w:sz="0" w:space="0" w:color="000000"/>
-              <w:left w:val="none" w:sz="0" w:space="0" w:color="000000"/>
-              <w:right w:val="none" w:sz="0" w:space="0" w:color="000000"/>
-            </w:tcBorders>
-            <w:shd w:val="clear" w:color="auto" w:fill="FFFFFF"/>
-            <w:tcMar>
-              <w:top w:w="0" w:type="dxa"/>
-              <w:bottom w:w="0" w:type="dxa"/>
-              <w:left w:w="0" w:type="dxa"/>
-              <w:right w:w="0" w:type="dxa"/>
-            </w:tcMar>
-            <w:vAlign w:val="center"/>
-          </w:tcPr>
-          <w:p>
-            <w:pPr>
-              <w:jc w:val="left"/>
-              <w:pBdr>
-                <w:bottom w:val="none" w:sz="0" w:space="0" w:color="000000"/>
-                <w:top w:val="none" w:sz="0" w:space="0" w:color="000000"/>
-                <w:left w:val="none" w:sz="0" w:space="0" w:color="000000"/>
-                <w:right w:val="none" w:sz="0" w:space="0" w:color="000000"/>
-              </w:pBdr>
-              <w:spacing w:after="100" w:before="100" w:line="120"/>
-              <w:ind w:left="100" w:right="100" w:firstLine="0" w:firstLineChars="0"/>
-              <w:rPr>
-                <w:rFonts w:ascii="Times New Roman" w:hAnsi="Arial" w:eastAsia="Arial" w:cs="Arial"/>
-                <w:i w:val="false"/>
-                <w:b w:val="false"/>
-                <w:u w:val="none"/>
-                <w:sz w:val="18"/>
-                <w:szCs w:val="18"/>
-                <w:color w:val="000000"/>
-              </w:rPr>
-            </w:pPr>
-            <w:r>
-              <w:rPr>
-                <w:rFonts w:ascii="Times New Roman" w:hAnsi="Arial" w:eastAsia="Arial" w:cs="Arial"/>
-                <w:i w:val="false"/>
-                <w:b w:val="false"/>
-                <w:u w:val="none"/>
-                <w:sz w:val="18"/>
-                <w:szCs w:val="18"/>
-                <w:color w:val="000000"/>
-              </w:rPr>
-              <w:t xml:space="preserve">74.9 (68.2, 81.9; 232)</w:t>
-            </w:r>
-          </w:p>
-        </w:tc>
-        <w:tc>
-          <w:tcPr>
-            <w:tcBorders>
-              <w:bottom w:val="none" w:sz="0" w:space="0" w:color="000000"/>
-              <w:top w:val="none" w:sz="0" w:space="0" w:color="000000"/>
-              <w:left w:val="none" w:sz="0" w:space="0" w:color="000000"/>
-              <w:right w:val="none" w:sz="0" w:space="0" w:color="000000"/>
-            </w:tcBorders>
-            <w:shd w:val="clear" w:color="auto" w:fill="FFFFFF"/>
-            <w:tcMar>
-              <w:top w:w="0" w:type="dxa"/>
-              <w:bottom w:w="0" w:type="dxa"/>
-              <w:left w:w="0" w:type="dxa"/>
-              <w:right w:w="0" w:type="dxa"/>
-            </w:tcMar>
-            <w:vAlign w:val="center"/>
-          </w:tcPr>
-          <w:p>
-            <w:pPr>
-              <w:jc w:val="left"/>
-              <w:pBdr>
-                <w:bottom w:val="none" w:sz="0" w:space="0" w:color="000000"/>
-                <w:top w:val="none" w:sz="0" w:space="0" w:color="000000"/>
-                <w:left w:val="none" w:sz="0" w:space="0" w:color="000000"/>
-                <w:right w:val="none" w:sz="0" w:space="0" w:color="000000"/>
-              </w:pBdr>
-              <w:spacing w:after="100" w:before="100" w:line="120"/>
-              <w:ind w:left="100" w:right="100" w:firstLine="0" w:firstLineChars="0"/>
-              <w:rPr>
-                <w:rFonts w:ascii="Times New Roman" w:hAnsi="Arial" w:eastAsia="Arial" w:cs="Arial"/>
-                <w:i w:val="false"/>
-                <w:b w:val="false"/>
-                <w:u w:val="none"/>
-                <w:sz w:val="18"/>
-                <w:szCs w:val="18"/>
-                <w:color w:val="000000"/>
-              </w:rPr>
-            </w:pPr>
-            <w:r>
-              <w:rPr>
-                <w:rFonts w:ascii="Times New Roman" w:hAnsi="Arial" w:eastAsia="Arial" w:cs="Arial"/>
-                <w:i w:val="false"/>
-                <w:b w:val="false"/>
-                <w:u w:val="none"/>
-                <w:sz w:val="18"/>
-                <w:szCs w:val="18"/>
-                <w:color w:val="000000"/>
-              </w:rPr>
-              <w:t xml:space="preserve">69.7 (65.4, 73.8; 536)</w:t>
+              <w:t xml:space="preserve">71.8 (62.9, 82.6; 80)</w:t>
+            </w:r>
+          </w:p>
+        </w:tc>
+        <w:tc>
+          <w:tcPr>
+            <w:tcBorders>
+              <w:bottom w:val="none" w:sz="0" w:space="0" w:color="000000"/>
+              <w:top w:val="none" w:sz="0" w:space="0" w:color="000000"/>
+              <w:left w:val="none" w:sz="0" w:space="0" w:color="000000"/>
+              <w:right w:val="none" w:sz="0" w:space="0" w:color="000000"/>
+            </w:tcBorders>
+            <w:shd w:val="clear" w:color="auto" w:fill="FFFFFF"/>
+            <w:tcMar>
+              <w:top w:w="0" w:type="dxa"/>
+              <w:bottom w:w="0" w:type="dxa"/>
+              <w:left w:w="0" w:type="dxa"/>
+              <w:right w:w="0" w:type="dxa"/>
+            </w:tcMar>
+            <w:vAlign w:val="center"/>
+          </w:tcPr>
+          <w:p>
+            <w:pPr>
+              <w:jc w:val="left"/>
+              <w:pBdr>
+                <w:bottom w:val="none" w:sz="0" w:space="0" w:color="000000"/>
+                <w:top w:val="none" w:sz="0" w:space="0" w:color="000000"/>
+                <w:left w:val="none" w:sz="0" w:space="0" w:color="000000"/>
+                <w:right w:val="none" w:sz="0" w:space="0" w:color="000000"/>
+              </w:pBdr>
+              <w:spacing w:after="100" w:before="100" w:line="120"/>
+              <w:ind w:left="100" w:right="100" w:firstLine="0" w:firstLineChars="0"/>
+              <w:rPr>
+                <w:rFonts w:ascii="Times New Roman" w:hAnsi="Arial" w:eastAsia="Arial" w:cs="Arial"/>
+                <w:i w:val="false"/>
+                <w:b w:val="false"/>
+                <w:u w:val="none"/>
+                <w:sz w:val="18"/>
+                <w:szCs w:val="18"/>
+                <w:color w:val="000000"/>
+              </w:rPr>
+            </w:pPr>
+            <w:r>
+              <w:rPr>
+                <w:rFonts w:ascii="Times New Roman" w:hAnsi="Arial" w:eastAsia="Arial" w:cs="Arial"/>
+                <w:i w:val="false"/>
+                <w:b w:val="false"/>
+                <w:u w:val="none"/>
+                <w:sz w:val="18"/>
+                <w:szCs w:val="18"/>
+                <w:color w:val="000000"/>
+              </w:rPr>
+              <w:t xml:space="preserve">65.6 (58.5, 72.8; 224)</w:t>
+            </w:r>
+          </w:p>
+        </w:tc>
+        <w:tc>
+          <w:tcPr>
+            <w:tcBorders>
+              <w:bottom w:val="none" w:sz="0" w:space="0" w:color="000000"/>
+              <w:top w:val="none" w:sz="0" w:space="0" w:color="000000"/>
+              <w:left w:val="none" w:sz="0" w:space="0" w:color="000000"/>
+              <w:right w:val="none" w:sz="0" w:space="0" w:color="000000"/>
+            </w:tcBorders>
+            <w:shd w:val="clear" w:color="auto" w:fill="FFFFFF"/>
+            <w:tcMar>
+              <w:top w:w="0" w:type="dxa"/>
+              <w:bottom w:w="0" w:type="dxa"/>
+              <w:left w:w="0" w:type="dxa"/>
+              <w:right w:w="0" w:type="dxa"/>
+            </w:tcMar>
+            <w:vAlign w:val="center"/>
+          </w:tcPr>
+          <w:p>
+            <w:pPr>
+              <w:jc w:val="left"/>
+              <w:pBdr>
+                <w:bottom w:val="none" w:sz="0" w:space="0" w:color="000000"/>
+                <w:top w:val="none" w:sz="0" w:space="0" w:color="000000"/>
+                <w:left w:val="none" w:sz="0" w:space="0" w:color="000000"/>
+                <w:right w:val="none" w:sz="0" w:space="0" w:color="000000"/>
+              </w:pBdr>
+              <w:spacing w:after="100" w:before="100" w:line="120"/>
+              <w:ind w:left="100" w:right="100" w:firstLine="0" w:firstLineChars="0"/>
+              <w:rPr>
+                <w:rFonts w:ascii="Times New Roman" w:hAnsi="Arial" w:eastAsia="Arial" w:cs="Arial"/>
+                <w:i w:val="false"/>
+                <w:b w:val="false"/>
+                <w:u w:val="none"/>
+                <w:sz w:val="18"/>
+                <w:szCs w:val="18"/>
+                <w:color w:val="000000"/>
+              </w:rPr>
+            </w:pPr>
+            <w:r>
+              <w:rPr>
+                <w:rFonts w:ascii="Times New Roman" w:hAnsi="Arial" w:eastAsia="Arial" w:cs="Arial"/>
+                <w:i w:val="false"/>
+                <w:b w:val="false"/>
+                <w:u w:val="none"/>
+                <w:sz w:val="18"/>
+                <w:szCs w:val="18"/>
+                <w:color w:val="000000"/>
+              </w:rPr>
+              <w:t xml:space="preserve">75.9 (68.6, 82.7; 232)</w:t>
+            </w:r>
+          </w:p>
+        </w:tc>
+        <w:tc>
+          <w:tcPr>
+            <w:tcBorders>
+              <w:bottom w:val="none" w:sz="0" w:space="0" w:color="000000"/>
+              <w:top w:val="none" w:sz="0" w:space="0" w:color="000000"/>
+              <w:left w:val="none" w:sz="0" w:space="0" w:color="000000"/>
+              <w:right w:val="none" w:sz="0" w:space="0" w:color="000000"/>
+            </w:tcBorders>
+            <w:shd w:val="clear" w:color="auto" w:fill="FFFFFF"/>
+            <w:tcMar>
+              <w:top w:w="0" w:type="dxa"/>
+              <w:bottom w:w="0" w:type="dxa"/>
+              <w:left w:w="0" w:type="dxa"/>
+              <w:right w:w="0" w:type="dxa"/>
+            </w:tcMar>
+            <w:vAlign w:val="center"/>
+          </w:tcPr>
+          <w:p>
+            <w:pPr>
+              <w:jc w:val="left"/>
+              <w:pBdr>
+                <w:bottom w:val="none" w:sz="0" w:space="0" w:color="000000"/>
+                <w:top w:val="none" w:sz="0" w:space="0" w:color="000000"/>
+                <w:left w:val="none" w:sz="0" w:space="0" w:color="000000"/>
+                <w:right w:val="none" w:sz="0" w:space="0" w:color="000000"/>
+              </w:pBdr>
+              <w:spacing w:after="100" w:before="100" w:line="120"/>
+              <w:ind w:left="100" w:right="100" w:firstLine="0" w:firstLineChars="0"/>
+              <w:rPr>
+                <w:rFonts w:ascii="Times New Roman" w:hAnsi="Arial" w:eastAsia="Arial" w:cs="Arial"/>
+                <w:i w:val="false"/>
+                <w:b w:val="false"/>
+                <w:u w:val="none"/>
+                <w:sz w:val="18"/>
+                <w:szCs w:val="18"/>
+                <w:color w:val="000000"/>
+              </w:rPr>
+            </w:pPr>
+            <w:r>
+              <w:rPr>
+                <w:rFonts w:ascii="Times New Roman" w:hAnsi="Arial" w:eastAsia="Arial" w:cs="Arial"/>
+                <w:i w:val="false"/>
+                <w:b w:val="false"/>
+                <w:u w:val="none"/>
+                <w:sz w:val="18"/>
+                <w:szCs w:val="18"/>
+                <w:color w:val="000000"/>
+              </w:rPr>
+              <w:t xml:space="preserve">70.4 (65.9, 74.7; 536)</w:t>
             </w:r>
           </w:p>
         </w:tc>
@@ -10815,163 +10881,163 @@
                 <w:szCs w:val="18"/>
                 <w:color w:val="000000"/>
               </w:rPr>
-              <w:t xml:space="preserve">52.3 (31.0, 72.3; 184)</w:t>
-            </w:r>
-          </w:p>
-        </w:tc>
-        <w:tc>
-          <w:tcPr>
-            <w:tcBorders>
-              <w:bottom w:val="none" w:sz="0" w:space="0" w:color="000000"/>
-              <w:top w:val="none" w:sz="0" w:space="0" w:color="000000"/>
-              <w:left w:val="none" w:sz="0" w:space="0" w:color="000000"/>
-              <w:right w:val="none" w:sz="0" w:space="0" w:color="000000"/>
-            </w:tcBorders>
-            <w:shd w:val="clear" w:color="auto" w:fill="FFFFFF"/>
-            <w:tcMar>
-              <w:top w:w="0" w:type="dxa"/>
-              <w:bottom w:w="0" w:type="dxa"/>
-              <w:left w:w="0" w:type="dxa"/>
-              <w:right w:w="0" w:type="dxa"/>
-            </w:tcMar>
-            <w:vAlign w:val="center"/>
-          </w:tcPr>
-          <w:p>
-            <w:pPr>
-              <w:jc w:val="left"/>
-              <w:pBdr>
-                <w:bottom w:val="none" w:sz="0" w:space="0" w:color="000000"/>
-                <w:top w:val="none" w:sz="0" w:space="0" w:color="000000"/>
-                <w:left w:val="none" w:sz="0" w:space="0" w:color="000000"/>
-                <w:right w:val="none" w:sz="0" w:space="0" w:color="000000"/>
-              </w:pBdr>
-              <w:spacing w:after="100" w:before="100" w:line="120"/>
-              <w:ind w:left="100" w:right="100" w:firstLine="0" w:firstLineChars="0"/>
-              <w:rPr>
-                <w:rFonts w:ascii="Times New Roman" w:hAnsi="Arial" w:eastAsia="Arial" w:cs="Arial"/>
-                <w:i w:val="false"/>
-                <w:b w:val="false"/>
-                <w:u w:val="none"/>
-                <w:sz w:val="18"/>
-                <w:szCs w:val="18"/>
-                <w:color w:val="000000"/>
-              </w:rPr>
-            </w:pPr>
-            <w:r>
-              <w:rPr>
-                <w:rFonts w:ascii="Times New Roman" w:hAnsi="Arial" w:eastAsia="Arial" w:cs="Arial"/>
-                <w:i w:val="false"/>
-                <w:b w:val="false"/>
-                <w:u w:val="none"/>
-                <w:sz w:val="18"/>
-                <w:szCs w:val="18"/>
-                <w:color w:val="000000"/>
-              </w:rPr>
-              <w:t xml:space="preserve">137.7 (122.5, 154.6; 348)</w:t>
-            </w:r>
-          </w:p>
-        </w:tc>
-        <w:tc>
-          <w:tcPr>
-            <w:tcBorders>
-              <w:bottom w:val="none" w:sz="0" w:space="0" w:color="000000"/>
-              <w:top w:val="none" w:sz="0" w:space="0" w:color="000000"/>
-              <w:left w:val="none" w:sz="0" w:space="0" w:color="000000"/>
-              <w:right w:val="none" w:sz="0" w:space="0" w:color="000000"/>
-            </w:tcBorders>
-            <w:shd w:val="clear" w:color="auto" w:fill="FFFFFF"/>
-            <w:tcMar>
-              <w:top w:w="0" w:type="dxa"/>
-              <w:bottom w:w="0" w:type="dxa"/>
-              <w:left w:w="0" w:type="dxa"/>
-              <w:right w:w="0" w:type="dxa"/>
-            </w:tcMar>
-            <w:vAlign w:val="center"/>
-          </w:tcPr>
-          <w:p>
-            <w:pPr>
-              <w:jc w:val="left"/>
-              <w:pBdr>
-                <w:bottom w:val="none" w:sz="0" w:space="0" w:color="000000"/>
-                <w:top w:val="none" w:sz="0" w:space="0" w:color="000000"/>
-                <w:left w:val="none" w:sz="0" w:space="0" w:color="000000"/>
-                <w:right w:val="none" w:sz="0" w:space="0" w:color="000000"/>
-              </w:pBdr>
-              <w:spacing w:after="100" w:before="100" w:line="120"/>
-              <w:ind w:left="100" w:right="100" w:firstLine="0" w:firstLineChars="0"/>
-              <w:rPr>
-                <w:rFonts w:ascii="Times New Roman" w:hAnsi="Arial" w:eastAsia="Arial" w:cs="Arial"/>
-                <w:i w:val="false"/>
-                <w:b w:val="false"/>
-                <w:u w:val="none"/>
-                <w:sz w:val="18"/>
-                <w:szCs w:val="18"/>
-                <w:color w:val="000000"/>
-              </w:rPr>
-            </w:pPr>
-            <w:r>
-              <w:rPr>
-                <w:rFonts w:ascii="Times New Roman" w:hAnsi="Arial" w:eastAsia="Arial" w:cs="Arial"/>
-                <w:i w:val="false"/>
-                <w:b w:val="false"/>
-                <w:u w:val="none"/>
-                <w:sz w:val="18"/>
-                <w:szCs w:val="18"/>
-                <w:color w:val="000000"/>
-              </w:rPr>
-              <w:t xml:space="preserve">194.1 (173.1, 217.8; 241)</w:t>
-            </w:r>
-          </w:p>
-        </w:tc>
-        <w:tc>
-          <w:tcPr>
-            <w:tcBorders>
-              <w:bottom w:val="none" w:sz="0" w:space="0" w:color="000000"/>
-              <w:top w:val="none" w:sz="0" w:space="0" w:color="000000"/>
-              <w:left w:val="none" w:sz="0" w:space="0" w:color="000000"/>
-              <w:right w:val="none" w:sz="0" w:space="0" w:color="000000"/>
-            </w:tcBorders>
-            <w:shd w:val="clear" w:color="auto" w:fill="FFFFFF"/>
-            <w:tcMar>
-              <w:top w:w="0" w:type="dxa"/>
-              <w:bottom w:w="0" w:type="dxa"/>
-              <w:left w:w="0" w:type="dxa"/>
-              <w:right w:w="0" w:type="dxa"/>
-            </w:tcMar>
-            <w:vAlign w:val="center"/>
-          </w:tcPr>
-          <w:p>
-            <w:pPr>
-              <w:jc w:val="left"/>
-              <w:pBdr>
-                <w:bottom w:val="none" w:sz="0" w:space="0" w:color="000000"/>
-                <w:top w:val="none" w:sz="0" w:space="0" w:color="000000"/>
-                <w:left w:val="none" w:sz="0" w:space="0" w:color="000000"/>
-                <w:right w:val="none" w:sz="0" w:space="0" w:color="000000"/>
-              </w:pBdr>
-              <w:spacing w:after="100" w:before="100" w:line="120"/>
-              <w:ind w:left="100" w:right="100" w:firstLine="0" w:firstLineChars="0"/>
-              <w:rPr>
-                <w:rFonts w:ascii="Times New Roman" w:hAnsi="Arial" w:eastAsia="Arial" w:cs="Arial"/>
-                <w:i w:val="false"/>
-                <w:b w:val="false"/>
-                <w:u w:val="none"/>
-                <w:sz w:val="18"/>
-                <w:szCs w:val="18"/>
-                <w:color w:val="000000"/>
-              </w:rPr>
-            </w:pPr>
-            <w:r>
-              <w:rPr>
-                <w:rFonts w:ascii="Times New Roman" w:hAnsi="Arial" w:eastAsia="Arial" w:cs="Arial"/>
-                <w:i w:val="false"/>
-                <w:b w:val="false"/>
-                <w:u w:val="none"/>
-                <w:sz w:val="18"/>
-                <w:szCs w:val="18"/>
-                <w:color w:val="000000"/>
-              </w:rPr>
-              <w:t xml:space="preserve">145.2 (132.4, 157.6; 773)</w:t>
+              <w:t xml:space="preserve">52.9 (32.6, 71.5; 184)</w:t>
+            </w:r>
+          </w:p>
+        </w:tc>
+        <w:tc>
+          <w:tcPr>
+            <w:tcBorders>
+              <w:bottom w:val="none" w:sz="0" w:space="0" w:color="000000"/>
+              <w:top w:val="none" w:sz="0" w:space="0" w:color="000000"/>
+              <w:left w:val="none" w:sz="0" w:space="0" w:color="000000"/>
+              <w:right w:val="none" w:sz="0" w:space="0" w:color="000000"/>
+            </w:tcBorders>
+            <w:shd w:val="clear" w:color="auto" w:fill="FFFFFF"/>
+            <w:tcMar>
+              <w:top w:w="0" w:type="dxa"/>
+              <w:bottom w:w="0" w:type="dxa"/>
+              <w:left w:w="0" w:type="dxa"/>
+              <w:right w:w="0" w:type="dxa"/>
+            </w:tcMar>
+            <w:vAlign w:val="center"/>
+          </w:tcPr>
+          <w:p>
+            <w:pPr>
+              <w:jc w:val="left"/>
+              <w:pBdr>
+                <w:bottom w:val="none" w:sz="0" w:space="0" w:color="000000"/>
+                <w:top w:val="none" w:sz="0" w:space="0" w:color="000000"/>
+                <w:left w:val="none" w:sz="0" w:space="0" w:color="000000"/>
+                <w:right w:val="none" w:sz="0" w:space="0" w:color="000000"/>
+              </w:pBdr>
+              <w:spacing w:after="100" w:before="100" w:line="120"/>
+              <w:ind w:left="100" w:right="100" w:firstLine="0" w:firstLineChars="0"/>
+              <w:rPr>
+                <w:rFonts w:ascii="Times New Roman" w:hAnsi="Arial" w:eastAsia="Arial" w:cs="Arial"/>
+                <w:i w:val="false"/>
+                <w:b w:val="false"/>
+                <w:u w:val="none"/>
+                <w:sz w:val="18"/>
+                <w:szCs w:val="18"/>
+                <w:color w:val="000000"/>
+              </w:rPr>
+            </w:pPr>
+            <w:r>
+              <w:rPr>
+                <w:rFonts w:ascii="Times New Roman" w:hAnsi="Arial" w:eastAsia="Arial" w:cs="Arial"/>
+                <w:i w:val="false"/>
+                <w:b w:val="false"/>
+                <w:u w:val="none"/>
+                <w:sz w:val="18"/>
+                <w:szCs w:val="18"/>
+                <w:color w:val="000000"/>
+              </w:rPr>
+              <w:t xml:space="preserve">138.7 (121.7, 155.5; 348)</w:t>
+            </w:r>
+          </w:p>
+        </w:tc>
+        <w:tc>
+          <w:tcPr>
+            <w:tcBorders>
+              <w:bottom w:val="none" w:sz="0" w:space="0" w:color="000000"/>
+              <w:top w:val="none" w:sz="0" w:space="0" w:color="000000"/>
+              <w:left w:val="none" w:sz="0" w:space="0" w:color="000000"/>
+              <w:right w:val="none" w:sz="0" w:space="0" w:color="000000"/>
+            </w:tcBorders>
+            <w:shd w:val="clear" w:color="auto" w:fill="FFFFFF"/>
+            <w:tcMar>
+              <w:top w:w="0" w:type="dxa"/>
+              <w:bottom w:w="0" w:type="dxa"/>
+              <w:left w:w="0" w:type="dxa"/>
+              <w:right w:w="0" w:type="dxa"/>
+            </w:tcMar>
+            <w:vAlign w:val="center"/>
+          </w:tcPr>
+          <w:p>
+            <w:pPr>
+              <w:jc w:val="left"/>
+              <w:pBdr>
+                <w:bottom w:val="none" w:sz="0" w:space="0" w:color="000000"/>
+                <w:top w:val="none" w:sz="0" w:space="0" w:color="000000"/>
+                <w:left w:val="none" w:sz="0" w:space="0" w:color="000000"/>
+                <w:right w:val="none" w:sz="0" w:space="0" w:color="000000"/>
+              </w:pBdr>
+              <w:spacing w:after="100" w:before="100" w:line="120"/>
+              <w:ind w:left="100" w:right="100" w:firstLine="0" w:firstLineChars="0"/>
+              <w:rPr>
+                <w:rFonts w:ascii="Times New Roman" w:hAnsi="Arial" w:eastAsia="Arial" w:cs="Arial"/>
+                <w:i w:val="false"/>
+                <w:b w:val="false"/>
+                <w:u w:val="none"/>
+                <w:sz w:val="18"/>
+                <w:szCs w:val="18"/>
+                <w:color w:val="000000"/>
+              </w:rPr>
+            </w:pPr>
+            <w:r>
+              <w:rPr>
+                <w:rFonts w:ascii="Times New Roman" w:hAnsi="Arial" w:eastAsia="Arial" w:cs="Arial"/>
+                <w:i w:val="false"/>
+                <w:b w:val="false"/>
+                <w:u w:val="none"/>
+                <w:sz w:val="18"/>
+                <w:szCs w:val="18"/>
+                <w:color w:val="000000"/>
+              </w:rPr>
+              <w:t xml:space="preserve">196.4 (174.3, 219.5; 241)</w:t>
+            </w:r>
+          </w:p>
+        </w:tc>
+        <w:tc>
+          <w:tcPr>
+            <w:tcBorders>
+              <w:bottom w:val="none" w:sz="0" w:space="0" w:color="000000"/>
+              <w:top w:val="none" w:sz="0" w:space="0" w:color="000000"/>
+              <w:left w:val="none" w:sz="0" w:space="0" w:color="000000"/>
+              <w:right w:val="none" w:sz="0" w:space="0" w:color="000000"/>
+            </w:tcBorders>
+            <w:shd w:val="clear" w:color="auto" w:fill="FFFFFF"/>
+            <w:tcMar>
+              <w:top w:w="0" w:type="dxa"/>
+              <w:bottom w:w="0" w:type="dxa"/>
+              <w:left w:w="0" w:type="dxa"/>
+              <w:right w:w="0" w:type="dxa"/>
+            </w:tcMar>
+            <w:vAlign w:val="center"/>
+          </w:tcPr>
+          <w:p>
+            <w:pPr>
+              <w:jc w:val="left"/>
+              <w:pBdr>
+                <w:bottom w:val="none" w:sz="0" w:space="0" w:color="000000"/>
+                <w:top w:val="none" w:sz="0" w:space="0" w:color="000000"/>
+                <w:left w:val="none" w:sz="0" w:space="0" w:color="000000"/>
+                <w:right w:val="none" w:sz="0" w:space="0" w:color="000000"/>
+              </w:pBdr>
+              <w:spacing w:after="100" w:before="100" w:line="120"/>
+              <w:ind w:left="100" w:right="100" w:firstLine="0" w:firstLineChars="0"/>
+              <w:rPr>
+                <w:rFonts w:ascii="Times New Roman" w:hAnsi="Arial" w:eastAsia="Arial" w:cs="Arial"/>
+                <w:i w:val="false"/>
+                <w:b w:val="false"/>
+                <w:u w:val="none"/>
+                <w:sz w:val="18"/>
+                <w:szCs w:val="18"/>
+                <w:color w:val="000000"/>
+              </w:rPr>
+            </w:pPr>
+            <w:r>
+              <w:rPr>
+                <w:rFonts w:ascii="Times New Roman" w:hAnsi="Arial" w:eastAsia="Arial" w:cs="Arial"/>
+                <w:i w:val="false"/>
+                <w:b w:val="false"/>
+                <w:u w:val="none"/>
+                <w:sz w:val="18"/>
+                <w:szCs w:val="18"/>
+                <w:color w:val="000000"/>
+              </w:rPr>
+              <w:t xml:space="preserve">146.8 (135.3, 160.2; 773)</w:t>
             </w:r>
           </w:p>
         </w:tc>
@@ -11133,163 +11199,163 @@
                 <w:szCs w:val="18"/>
                 <w:color w:val="000000"/>
               </w:rPr>
-              <w:t xml:space="preserve">142.8 (119.3, 166.6; 56)</w:t>
-            </w:r>
-          </w:p>
-        </w:tc>
-        <w:tc>
-          <w:tcPr>
-            <w:tcBorders>
-              <w:bottom w:val="none" w:sz="0" w:space="0" w:color="000000"/>
-              <w:top w:val="none" w:sz="0" w:space="0" w:color="000000"/>
-              <w:left w:val="none" w:sz="0" w:space="0" w:color="000000"/>
-              <w:right w:val="none" w:sz="0" w:space="0" w:color="000000"/>
-            </w:tcBorders>
-            <w:shd w:val="clear" w:color="auto" w:fill="FFFFFF"/>
-            <w:tcMar>
-              <w:top w:w="0" w:type="dxa"/>
-              <w:bottom w:w="0" w:type="dxa"/>
-              <w:left w:w="0" w:type="dxa"/>
-              <w:right w:w="0" w:type="dxa"/>
-            </w:tcMar>
-            <w:vAlign w:val="center"/>
-          </w:tcPr>
-          <w:p>
-            <w:pPr>
-              <w:jc w:val="left"/>
-              <w:pBdr>
-                <w:bottom w:val="none" w:sz="0" w:space="0" w:color="000000"/>
-                <w:top w:val="none" w:sz="0" w:space="0" w:color="000000"/>
-                <w:left w:val="none" w:sz="0" w:space="0" w:color="000000"/>
-                <w:right w:val="none" w:sz="0" w:space="0" w:color="000000"/>
-              </w:pBdr>
-              <w:spacing w:after="100" w:before="100" w:line="120"/>
-              <w:ind w:left="100" w:right="100" w:firstLine="0" w:firstLineChars="0"/>
-              <w:rPr>
-                <w:rFonts w:ascii="Times New Roman" w:hAnsi="Arial" w:eastAsia="Arial" w:cs="Arial"/>
-                <w:i w:val="false"/>
-                <w:b w:val="false"/>
-                <w:u w:val="none"/>
-                <w:sz w:val="18"/>
-                <w:szCs w:val="18"/>
-                <w:color w:val="000000"/>
-              </w:rPr>
-            </w:pPr>
-            <w:r>
-              <w:rPr>
-                <w:rFonts w:ascii="Times New Roman" w:hAnsi="Arial" w:eastAsia="Arial" w:cs="Arial"/>
-                <w:i w:val="false"/>
-                <w:b w:val="false"/>
-                <w:u w:val="none"/>
-                <w:sz w:val="18"/>
-                <w:szCs w:val="18"/>
-                <w:color w:val="000000"/>
-              </w:rPr>
-              <w:t xml:space="preserve">137.5 (116.5, 152.5; 479)</w:t>
-            </w:r>
-          </w:p>
-        </w:tc>
-        <w:tc>
-          <w:tcPr>
-            <w:tcBorders>
-              <w:bottom w:val="none" w:sz="0" w:space="0" w:color="000000"/>
-              <w:top w:val="none" w:sz="0" w:space="0" w:color="000000"/>
-              <w:left w:val="none" w:sz="0" w:space="0" w:color="000000"/>
-              <w:right w:val="none" w:sz="0" w:space="0" w:color="000000"/>
-            </w:tcBorders>
-            <w:shd w:val="clear" w:color="auto" w:fill="FFFFFF"/>
-            <w:tcMar>
-              <w:top w:w="0" w:type="dxa"/>
-              <w:bottom w:w="0" w:type="dxa"/>
-              <w:left w:w="0" w:type="dxa"/>
-              <w:right w:w="0" w:type="dxa"/>
-            </w:tcMar>
-            <w:vAlign w:val="center"/>
-          </w:tcPr>
-          <w:p>
-            <w:pPr>
-              <w:jc w:val="left"/>
-              <w:pBdr>
-                <w:bottom w:val="none" w:sz="0" w:space="0" w:color="000000"/>
-                <w:top w:val="none" w:sz="0" w:space="0" w:color="000000"/>
-                <w:left w:val="none" w:sz="0" w:space="0" w:color="000000"/>
-                <w:right w:val="none" w:sz="0" w:space="0" w:color="000000"/>
-              </w:pBdr>
-              <w:spacing w:after="100" w:before="100" w:line="120"/>
-              <w:ind w:left="100" w:right="100" w:firstLine="0" w:firstLineChars="0"/>
-              <w:rPr>
-                <w:rFonts w:ascii="Times New Roman" w:hAnsi="Arial" w:eastAsia="Arial" w:cs="Arial"/>
-                <w:i w:val="false"/>
-                <w:b w:val="false"/>
-                <w:u w:val="none"/>
-                <w:sz w:val="18"/>
-                <w:szCs w:val="18"/>
-                <w:color w:val="000000"/>
-              </w:rPr>
-            </w:pPr>
-            <w:r>
-              <w:rPr>
-                <w:rFonts w:ascii="Times New Roman" w:hAnsi="Arial" w:eastAsia="Arial" w:cs="Arial"/>
-                <w:i w:val="false"/>
-                <w:b w:val="false"/>
-                <w:u w:val="none"/>
-                <w:sz w:val="18"/>
-                <w:szCs w:val="18"/>
-                <w:color w:val="000000"/>
-              </w:rPr>
-              <w:t xml:space="preserve">149.9 (140.9, 159.6; 579)</w:t>
-            </w:r>
-          </w:p>
-        </w:tc>
-        <w:tc>
-          <w:tcPr>
-            <w:tcBorders>
-              <w:bottom w:val="none" w:sz="0" w:space="0" w:color="000000"/>
-              <w:top w:val="none" w:sz="0" w:space="0" w:color="000000"/>
-              <w:left w:val="none" w:sz="0" w:space="0" w:color="000000"/>
-              <w:right w:val="none" w:sz="0" w:space="0" w:color="000000"/>
-            </w:tcBorders>
-            <w:shd w:val="clear" w:color="auto" w:fill="FFFFFF"/>
-            <w:tcMar>
-              <w:top w:w="0" w:type="dxa"/>
-              <w:bottom w:w="0" w:type="dxa"/>
-              <w:left w:w="0" w:type="dxa"/>
-              <w:right w:w="0" w:type="dxa"/>
-            </w:tcMar>
-            <w:vAlign w:val="center"/>
-          </w:tcPr>
-          <w:p>
-            <w:pPr>
-              <w:jc w:val="left"/>
-              <w:pBdr>
-                <w:bottom w:val="none" w:sz="0" w:space="0" w:color="000000"/>
-                <w:top w:val="none" w:sz="0" w:space="0" w:color="000000"/>
-                <w:left w:val="none" w:sz="0" w:space="0" w:color="000000"/>
-                <w:right w:val="none" w:sz="0" w:space="0" w:color="000000"/>
-              </w:pBdr>
-              <w:spacing w:after="100" w:before="100" w:line="120"/>
-              <w:ind w:left="100" w:right="100" w:firstLine="0" w:firstLineChars="0"/>
-              <w:rPr>
-                <w:rFonts w:ascii="Times New Roman" w:hAnsi="Arial" w:eastAsia="Arial" w:cs="Arial"/>
-                <w:i w:val="false"/>
-                <w:b w:val="false"/>
-                <w:u w:val="none"/>
-                <w:sz w:val="18"/>
-                <w:szCs w:val="18"/>
-                <w:color w:val="000000"/>
-              </w:rPr>
-            </w:pPr>
-            <w:r>
-              <w:rPr>
-                <w:rFonts w:ascii="Times New Roman" w:hAnsi="Arial" w:eastAsia="Arial" w:cs="Arial"/>
-                <w:i w:val="false"/>
-                <w:b w:val="false"/>
-                <w:u w:val="none"/>
-                <w:sz w:val="18"/>
-                <w:szCs w:val="18"/>
-                <w:color w:val="000000"/>
-              </w:rPr>
-              <w:t xml:space="preserve">144.7 (135.5, 153.1; 1114)</w:t>
+              <w:t xml:space="preserve">141.1 (118.9, 165.2; 56)</w:t>
+            </w:r>
+          </w:p>
+        </w:tc>
+        <w:tc>
+          <w:tcPr>
+            <w:tcBorders>
+              <w:bottom w:val="none" w:sz="0" w:space="0" w:color="000000"/>
+              <w:top w:val="none" w:sz="0" w:space="0" w:color="000000"/>
+              <w:left w:val="none" w:sz="0" w:space="0" w:color="000000"/>
+              <w:right w:val="none" w:sz="0" w:space="0" w:color="000000"/>
+            </w:tcBorders>
+            <w:shd w:val="clear" w:color="auto" w:fill="FFFFFF"/>
+            <w:tcMar>
+              <w:top w:w="0" w:type="dxa"/>
+              <w:bottom w:w="0" w:type="dxa"/>
+              <w:left w:w="0" w:type="dxa"/>
+              <w:right w:w="0" w:type="dxa"/>
+            </w:tcMar>
+            <w:vAlign w:val="center"/>
+          </w:tcPr>
+          <w:p>
+            <w:pPr>
+              <w:jc w:val="left"/>
+              <w:pBdr>
+                <w:bottom w:val="none" w:sz="0" w:space="0" w:color="000000"/>
+                <w:top w:val="none" w:sz="0" w:space="0" w:color="000000"/>
+                <w:left w:val="none" w:sz="0" w:space="0" w:color="000000"/>
+                <w:right w:val="none" w:sz="0" w:space="0" w:color="000000"/>
+              </w:pBdr>
+              <w:spacing w:after="100" w:before="100" w:line="120"/>
+              <w:ind w:left="100" w:right="100" w:firstLine="0" w:firstLineChars="0"/>
+              <w:rPr>
+                <w:rFonts w:ascii="Times New Roman" w:hAnsi="Arial" w:eastAsia="Arial" w:cs="Arial"/>
+                <w:i w:val="false"/>
+                <w:b w:val="false"/>
+                <w:u w:val="none"/>
+                <w:sz w:val="18"/>
+                <w:szCs w:val="18"/>
+                <w:color w:val="000000"/>
+              </w:rPr>
+            </w:pPr>
+            <w:r>
+              <w:rPr>
+                <w:rFonts w:ascii="Times New Roman" w:hAnsi="Arial" w:eastAsia="Arial" w:cs="Arial"/>
+                <w:i w:val="false"/>
+                <w:b w:val="false"/>
+                <w:u w:val="none"/>
+                <w:sz w:val="18"/>
+                <w:szCs w:val="18"/>
+                <w:color w:val="000000"/>
+              </w:rPr>
+              <w:t xml:space="preserve">138.0 (119.4, 152.6; 479)</w:t>
+            </w:r>
+          </w:p>
+        </w:tc>
+        <w:tc>
+          <w:tcPr>
+            <w:tcBorders>
+              <w:bottom w:val="none" w:sz="0" w:space="0" w:color="000000"/>
+              <w:top w:val="none" w:sz="0" w:space="0" w:color="000000"/>
+              <w:left w:val="none" w:sz="0" w:space="0" w:color="000000"/>
+              <w:right w:val="none" w:sz="0" w:space="0" w:color="000000"/>
+            </w:tcBorders>
+            <w:shd w:val="clear" w:color="auto" w:fill="FFFFFF"/>
+            <w:tcMar>
+              <w:top w:w="0" w:type="dxa"/>
+              <w:bottom w:w="0" w:type="dxa"/>
+              <w:left w:w="0" w:type="dxa"/>
+              <w:right w:w="0" w:type="dxa"/>
+            </w:tcMar>
+            <w:vAlign w:val="center"/>
+          </w:tcPr>
+          <w:p>
+            <w:pPr>
+              <w:jc w:val="left"/>
+              <w:pBdr>
+                <w:bottom w:val="none" w:sz="0" w:space="0" w:color="000000"/>
+                <w:top w:val="none" w:sz="0" w:space="0" w:color="000000"/>
+                <w:left w:val="none" w:sz="0" w:space="0" w:color="000000"/>
+                <w:right w:val="none" w:sz="0" w:space="0" w:color="000000"/>
+              </w:pBdr>
+              <w:spacing w:after="100" w:before="100" w:line="120"/>
+              <w:ind w:left="100" w:right="100" w:firstLine="0" w:firstLineChars="0"/>
+              <w:rPr>
+                <w:rFonts w:ascii="Times New Roman" w:hAnsi="Arial" w:eastAsia="Arial" w:cs="Arial"/>
+                <w:i w:val="false"/>
+                <w:b w:val="false"/>
+                <w:u w:val="none"/>
+                <w:sz w:val="18"/>
+                <w:szCs w:val="18"/>
+                <w:color w:val="000000"/>
+              </w:rPr>
+            </w:pPr>
+            <w:r>
+              <w:rPr>
+                <w:rFonts w:ascii="Times New Roman" w:hAnsi="Arial" w:eastAsia="Arial" w:cs="Arial"/>
+                <w:i w:val="false"/>
+                <w:b w:val="false"/>
+                <w:u w:val="none"/>
+                <w:sz w:val="18"/>
+                <w:szCs w:val="18"/>
+                <w:color w:val="000000"/>
+              </w:rPr>
+              <w:t xml:space="preserve">149.4 (139.9, 159.1; 579)</w:t>
+            </w:r>
+          </w:p>
+        </w:tc>
+        <w:tc>
+          <w:tcPr>
+            <w:tcBorders>
+              <w:bottom w:val="none" w:sz="0" w:space="0" w:color="000000"/>
+              <w:top w:val="none" w:sz="0" w:space="0" w:color="000000"/>
+              <w:left w:val="none" w:sz="0" w:space="0" w:color="000000"/>
+              <w:right w:val="none" w:sz="0" w:space="0" w:color="000000"/>
+            </w:tcBorders>
+            <w:shd w:val="clear" w:color="auto" w:fill="FFFFFF"/>
+            <w:tcMar>
+              <w:top w:w="0" w:type="dxa"/>
+              <w:bottom w:w="0" w:type="dxa"/>
+              <w:left w:w="0" w:type="dxa"/>
+              <w:right w:w="0" w:type="dxa"/>
+            </w:tcMar>
+            <w:vAlign w:val="center"/>
+          </w:tcPr>
+          <w:p>
+            <w:pPr>
+              <w:jc w:val="left"/>
+              <w:pBdr>
+                <w:bottom w:val="none" w:sz="0" w:space="0" w:color="000000"/>
+                <w:top w:val="none" w:sz="0" w:space="0" w:color="000000"/>
+                <w:left w:val="none" w:sz="0" w:space="0" w:color="000000"/>
+                <w:right w:val="none" w:sz="0" w:space="0" w:color="000000"/>
+              </w:pBdr>
+              <w:spacing w:after="100" w:before="100" w:line="120"/>
+              <w:ind w:left="100" w:right="100" w:firstLine="0" w:firstLineChars="0"/>
+              <w:rPr>
+                <w:rFonts w:ascii="Times New Roman" w:hAnsi="Arial" w:eastAsia="Arial" w:cs="Arial"/>
+                <w:i w:val="false"/>
+                <w:b w:val="false"/>
+                <w:u w:val="none"/>
+                <w:sz w:val="18"/>
+                <w:szCs w:val="18"/>
+                <w:color w:val="000000"/>
+              </w:rPr>
+            </w:pPr>
+            <w:r>
+              <w:rPr>
+                <w:rFonts w:ascii="Times New Roman" w:hAnsi="Arial" w:eastAsia="Arial" w:cs="Arial"/>
+                <w:i w:val="false"/>
+                <w:b w:val="false"/>
+                <w:u w:val="none"/>
+                <w:sz w:val="18"/>
+                <w:szCs w:val="18"/>
+                <w:color w:val="000000"/>
+              </w:rPr>
+              <w:t xml:space="preserve">144.8 (135.6, 153.3; 1114)</w:t>
             </w:r>
           </w:p>
         </w:tc>
@@ -11451,163 +11517,163 @@
                 <w:szCs w:val="18"/>
                 <w:color w:val="000000"/>
               </w:rPr>
-              <w:t xml:space="preserve">75.6 (68.3, 82.8; 410)</w:t>
-            </w:r>
-          </w:p>
-        </w:tc>
-        <w:tc>
-          <w:tcPr>
-            <w:tcBorders>
-              <w:bottom w:val="none" w:sz="0" w:space="0" w:color="000000"/>
-              <w:top w:val="none" w:sz="0" w:space="0" w:color="000000"/>
-              <w:left w:val="none" w:sz="0" w:space="0" w:color="000000"/>
-              <w:right w:val="none" w:sz="0" w:space="0" w:color="000000"/>
-            </w:tcBorders>
-            <w:shd w:val="clear" w:color="auto" w:fill="FFFFFF"/>
-            <w:tcMar>
-              <w:top w:w="0" w:type="dxa"/>
-              <w:bottom w:w="0" w:type="dxa"/>
-              <w:left w:w="0" w:type="dxa"/>
-              <w:right w:w="0" w:type="dxa"/>
-            </w:tcMar>
-            <w:vAlign w:val="center"/>
-          </w:tcPr>
-          <w:p>
-            <w:pPr>
-              <w:jc w:val="left"/>
-              <w:pBdr>
-                <w:bottom w:val="none" w:sz="0" w:space="0" w:color="000000"/>
-                <w:top w:val="none" w:sz="0" w:space="0" w:color="000000"/>
-                <w:left w:val="none" w:sz="0" w:space="0" w:color="000000"/>
-                <w:right w:val="none" w:sz="0" w:space="0" w:color="000000"/>
-              </w:pBdr>
-              <w:spacing w:after="100" w:before="100" w:line="120"/>
-              <w:ind w:left="100" w:right="100" w:firstLine="0" w:firstLineChars="0"/>
-              <w:rPr>
-                <w:rFonts w:ascii="Times New Roman" w:hAnsi="Arial" w:eastAsia="Arial" w:cs="Arial"/>
-                <w:i w:val="false"/>
-                <w:b w:val="false"/>
-                <w:u w:val="none"/>
-                <w:sz w:val="18"/>
-                <w:szCs w:val="18"/>
-                <w:color w:val="000000"/>
-              </w:rPr>
-            </w:pPr>
-            <w:r>
-              <w:rPr>
-                <w:rFonts w:ascii="Times New Roman" w:hAnsi="Arial" w:eastAsia="Arial" w:cs="Arial"/>
-                <w:i w:val="false"/>
-                <w:b w:val="false"/>
-                <w:u w:val="none"/>
-                <w:sz w:val="18"/>
-                <w:szCs w:val="18"/>
-                <w:color w:val="000000"/>
-              </w:rPr>
-              <w:t xml:space="preserve">61.0 (54.6, 67.8; 267)</w:t>
-            </w:r>
-          </w:p>
-        </w:tc>
-        <w:tc>
-          <w:tcPr>
-            <w:tcBorders>
-              <w:bottom w:val="none" w:sz="0" w:space="0" w:color="000000"/>
-              <w:top w:val="none" w:sz="0" w:space="0" w:color="000000"/>
-              <w:left w:val="none" w:sz="0" w:space="0" w:color="000000"/>
-              <w:right w:val="none" w:sz="0" w:space="0" w:color="000000"/>
-            </w:tcBorders>
-            <w:shd w:val="clear" w:color="auto" w:fill="FFFFFF"/>
-            <w:tcMar>
-              <w:top w:w="0" w:type="dxa"/>
-              <w:bottom w:w="0" w:type="dxa"/>
-              <w:left w:w="0" w:type="dxa"/>
-              <w:right w:w="0" w:type="dxa"/>
-            </w:tcMar>
-            <w:vAlign w:val="center"/>
-          </w:tcPr>
-          <w:p>
-            <w:pPr>
-              <w:jc w:val="left"/>
-              <w:pBdr>
-                <w:bottom w:val="none" w:sz="0" w:space="0" w:color="000000"/>
-                <w:top w:val="none" w:sz="0" w:space="0" w:color="000000"/>
-                <w:left w:val="none" w:sz="0" w:space="0" w:color="000000"/>
-                <w:right w:val="none" w:sz="0" w:space="0" w:color="000000"/>
-              </w:pBdr>
-              <w:spacing w:after="100" w:before="100" w:line="120"/>
-              <w:ind w:left="100" w:right="100" w:firstLine="0" w:firstLineChars="0"/>
-              <w:rPr>
-                <w:rFonts w:ascii="Times New Roman" w:hAnsi="Arial" w:eastAsia="Arial" w:cs="Arial"/>
-                <w:i w:val="false"/>
-                <w:b w:val="false"/>
-                <w:u w:val="none"/>
-                <w:sz w:val="18"/>
-                <w:szCs w:val="18"/>
-                <w:color w:val="000000"/>
-              </w:rPr>
-            </w:pPr>
-            <w:r>
-              <w:rPr>
-                <w:rFonts w:ascii="Times New Roman" w:hAnsi="Arial" w:eastAsia="Arial" w:cs="Arial"/>
-                <w:i w:val="false"/>
-                <w:b w:val="false"/>
-                <w:u w:val="none"/>
-                <w:sz w:val="18"/>
-                <w:szCs w:val="18"/>
-                <w:color w:val="000000"/>
-              </w:rPr>
-              <w:t xml:space="preserve">67.3 (26.1, 128.0; 13)</w:t>
-            </w:r>
-          </w:p>
-        </w:tc>
-        <w:tc>
-          <w:tcPr>
-            <w:tcBorders>
-              <w:bottom w:val="none" w:sz="0" w:space="0" w:color="000000"/>
-              <w:top w:val="none" w:sz="0" w:space="0" w:color="000000"/>
-              <w:left w:val="none" w:sz="0" w:space="0" w:color="000000"/>
-              <w:right w:val="none" w:sz="0" w:space="0" w:color="000000"/>
-            </w:tcBorders>
-            <w:shd w:val="clear" w:color="auto" w:fill="FFFFFF"/>
-            <w:tcMar>
-              <w:top w:w="0" w:type="dxa"/>
-              <w:bottom w:w="0" w:type="dxa"/>
-              <w:left w:w="0" w:type="dxa"/>
-              <w:right w:w="0" w:type="dxa"/>
-            </w:tcMar>
-            <w:vAlign w:val="center"/>
-          </w:tcPr>
-          <w:p>
-            <w:pPr>
-              <w:jc w:val="left"/>
-              <w:pBdr>
-                <w:bottom w:val="none" w:sz="0" w:space="0" w:color="000000"/>
-                <w:top w:val="none" w:sz="0" w:space="0" w:color="000000"/>
-                <w:left w:val="none" w:sz="0" w:space="0" w:color="000000"/>
-                <w:right w:val="none" w:sz="0" w:space="0" w:color="000000"/>
-              </w:pBdr>
-              <w:spacing w:after="100" w:before="100" w:line="120"/>
-              <w:ind w:left="100" w:right="100" w:firstLine="0" w:firstLineChars="0"/>
-              <w:rPr>
-                <w:rFonts w:ascii="Times New Roman" w:hAnsi="Arial" w:eastAsia="Arial" w:cs="Arial"/>
-                <w:i w:val="false"/>
-                <w:b w:val="false"/>
-                <w:u w:val="none"/>
-                <w:sz w:val="18"/>
-                <w:szCs w:val="18"/>
-                <w:color w:val="000000"/>
-              </w:rPr>
-            </w:pPr>
-            <w:r>
-              <w:rPr>
-                <w:rFonts w:ascii="Times New Roman" w:hAnsi="Arial" w:eastAsia="Arial" w:cs="Arial"/>
-                <w:i w:val="false"/>
-                <w:b w:val="false"/>
-                <w:u w:val="none"/>
-                <w:sz w:val="18"/>
-                <w:szCs w:val="18"/>
-                <w:color w:val="000000"/>
-              </w:rPr>
-              <w:t xml:space="preserve">68.6 (64.1, 73.6; 690)</w:t>
+              <w:t xml:space="preserve">76.0 (69.4, 83.1; 410)</w:t>
+            </w:r>
+          </w:p>
+        </w:tc>
+        <w:tc>
+          <w:tcPr>
+            <w:tcBorders>
+              <w:bottom w:val="none" w:sz="0" w:space="0" w:color="000000"/>
+              <w:top w:val="none" w:sz="0" w:space="0" w:color="000000"/>
+              <w:left w:val="none" w:sz="0" w:space="0" w:color="000000"/>
+              <w:right w:val="none" w:sz="0" w:space="0" w:color="000000"/>
+            </w:tcBorders>
+            <w:shd w:val="clear" w:color="auto" w:fill="FFFFFF"/>
+            <w:tcMar>
+              <w:top w:w="0" w:type="dxa"/>
+              <w:bottom w:w="0" w:type="dxa"/>
+              <w:left w:w="0" w:type="dxa"/>
+              <w:right w:w="0" w:type="dxa"/>
+            </w:tcMar>
+            <w:vAlign w:val="center"/>
+          </w:tcPr>
+          <w:p>
+            <w:pPr>
+              <w:jc w:val="left"/>
+              <w:pBdr>
+                <w:bottom w:val="none" w:sz="0" w:space="0" w:color="000000"/>
+                <w:top w:val="none" w:sz="0" w:space="0" w:color="000000"/>
+                <w:left w:val="none" w:sz="0" w:space="0" w:color="000000"/>
+                <w:right w:val="none" w:sz="0" w:space="0" w:color="000000"/>
+              </w:pBdr>
+              <w:spacing w:after="100" w:before="100" w:line="120"/>
+              <w:ind w:left="100" w:right="100" w:firstLine="0" w:firstLineChars="0"/>
+              <w:rPr>
+                <w:rFonts w:ascii="Times New Roman" w:hAnsi="Arial" w:eastAsia="Arial" w:cs="Arial"/>
+                <w:i w:val="false"/>
+                <w:b w:val="false"/>
+                <w:u w:val="none"/>
+                <w:sz w:val="18"/>
+                <w:szCs w:val="18"/>
+                <w:color w:val="000000"/>
+              </w:rPr>
+            </w:pPr>
+            <w:r>
+              <w:rPr>
+                <w:rFonts w:ascii="Times New Roman" w:hAnsi="Arial" w:eastAsia="Arial" w:cs="Arial"/>
+                <w:i w:val="false"/>
+                <w:b w:val="false"/>
+                <w:u w:val="none"/>
+                <w:sz w:val="18"/>
+                <w:szCs w:val="18"/>
+                <w:color w:val="000000"/>
+              </w:rPr>
+              <w:t xml:space="preserve">61.1 (54.6, 67.8; 267)</w:t>
+            </w:r>
+          </w:p>
+        </w:tc>
+        <w:tc>
+          <w:tcPr>
+            <w:tcBorders>
+              <w:bottom w:val="none" w:sz="0" w:space="0" w:color="000000"/>
+              <w:top w:val="none" w:sz="0" w:space="0" w:color="000000"/>
+              <w:left w:val="none" w:sz="0" w:space="0" w:color="000000"/>
+              <w:right w:val="none" w:sz="0" w:space="0" w:color="000000"/>
+            </w:tcBorders>
+            <w:shd w:val="clear" w:color="auto" w:fill="FFFFFF"/>
+            <w:tcMar>
+              <w:top w:w="0" w:type="dxa"/>
+              <w:bottom w:w="0" w:type="dxa"/>
+              <w:left w:w="0" w:type="dxa"/>
+              <w:right w:w="0" w:type="dxa"/>
+            </w:tcMar>
+            <w:vAlign w:val="center"/>
+          </w:tcPr>
+          <w:p>
+            <w:pPr>
+              <w:jc w:val="left"/>
+              <w:pBdr>
+                <w:bottom w:val="none" w:sz="0" w:space="0" w:color="000000"/>
+                <w:top w:val="none" w:sz="0" w:space="0" w:color="000000"/>
+                <w:left w:val="none" w:sz="0" w:space="0" w:color="000000"/>
+                <w:right w:val="none" w:sz="0" w:space="0" w:color="000000"/>
+              </w:pBdr>
+              <w:spacing w:after="100" w:before="100" w:line="120"/>
+              <w:ind w:left="100" w:right="100" w:firstLine="0" w:firstLineChars="0"/>
+              <w:rPr>
+                <w:rFonts w:ascii="Times New Roman" w:hAnsi="Arial" w:eastAsia="Arial" w:cs="Arial"/>
+                <w:i w:val="false"/>
+                <w:b w:val="false"/>
+                <w:u w:val="none"/>
+                <w:sz w:val="18"/>
+                <w:szCs w:val="18"/>
+                <w:color w:val="000000"/>
+              </w:rPr>
+            </w:pPr>
+            <w:r>
+              <w:rPr>
+                <w:rFonts w:ascii="Times New Roman" w:hAnsi="Arial" w:eastAsia="Arial" w:cs="Arial"/>
+                <w:i w:val="false"/>
+                <w:b w:val="false"/>
+                <w:u w:val="none"/>
+                <w:sz w:val="18"/>
+                <w:szCs w:val="18"/>
+                <w:color w:val="000000"/>
+              </w:rPr>
+              <w:t xml:space="preserve">70.8 (26.1, 138.7; 13)</w:t>
+            </w:r>
+          </w:p>
+        </w:tc>
+        <w:tc>
+          <w:tcPr>
+            <w:tcBorders>
+              <w:bottom w:val="none" w:sz="0" w:space="0" w:color="000000"/>
+              <w:top w:val="none" w:sz="0" w:space="0" w:color="000000"/>
+              <w:left w:val="none" w:sz="0" w:space="0" w:color="000000"/>
+              <w:right w:val="none" w:sz="0" w:space="0" w:color="000000"/>
+            </w:tcBorders>
+            <w:shd w:val="clear" w:color="auto" w:fill="FFFFFF"/>
+            <w:tcMar>
+              <w:top w:w="0" w:type="dxa"/>
+              <w:bottom w:w="0" w:type="dxa"/>
+              <w:left w:w="0" w:type="dxa"/>
+              <w:right w:w="0" w:type="dxa"/>
+            </w:tcMar>
+            <w:vAlign w:val="center"/>
+          </w:tcPr>
+          <w:p>
+            <w:pPr>
+              <w:jc w:val="left"/>
+              <w:pBdr>
+                <w:bottom w:val="none" w:sz="0" w:space="0" w:color="000000"/>
+                <w:top w:val="none" w:sz="0" w:space="0" w:color="000000"/>
+                <w:left w:val="none" w:sz="0" w:space="0" w:color="000000"/>
+                <w:right w:val="none" w:sz="0" w:space="0" w:color="000000"/>
+              </w:pBdr>
+              <w:spacing w:after="100" w:before="100" w:line="120"/>
+              <w:ind w:left="100" w:right="100" w:firstLine="0" w:firstLineChars="0"/>
+              <w:rPr>
+                <w:rFonts w:ascii="Times New Roman" w:hAnsi="Arial" w:eastAsia="Arial" w:cs="Arial"/>
+                <w:i w:val="false"/>
+                <w:b w:val="false"/>
+                <w:u w:val="none"/>
+                <w:sz w:val="18"/>
+                <w:szCs w:val="18"/>
+                <w:color w:val="000000"/>
+              </w:rPr>
+            </w:pPr>
+            <w:r>
+              <w:rPr>
+                <w:rFonts w:ascii="Times New Roman" w:hAnsi="Arial" w:eastAsia="Arial" w:cs="Arial"/>
+                <w:i w:val="false"/>
+                <w:b w:val="false"/>
+                <w:u w:val="none"/>
+                <w:sz w:val="18"/>
+                <w:szCs w:val="18"/>
+                <w:color w:val="000000"/>
+              </w:rPr>
+              <w:t xml:space="preserve">68.8 (64.0, 73.8; 690)</w:t>
             </w:r>
           </w:p>
         </w:tc>
@@ -11769,59 +11835,59 @@
                 <w:szCs w:val="18"/>
                 <w:color w:val="000000"/>
               </w:rPr>
-              <w:t xml:space="preserve">78.6 (74.0, 83.4; 442)</w:t>
-            </w:r>
-          </w:p>
-        </w:tc>
-        <w:tc>
-          <w:tcPr>
-            <w:tcBorders>
-              <w:bottom w:val="none" w:sz="0" w:space="0" w:color="000000"/>
-              <w:top w:val="none" w:sz="0" w:space="0" w:color="000000"/>
-              <w:left w:val="none" w:sz="0" w:space="0" w:color="000000"/>
-              <w:right w:val="none" w:sz="0" w:space="0" w:color="000000"/>
-            </w:tcBorders>
-            <w:shd w:val="clear" w:color="auto" w:fill="FFFFFF"/>
-            <w:tcMar>
-              <w:top w:w="0" w:type="dxa"/>
-              <w:bottom w:w="0" w:type="dxa"/>
-              <w:left w:w="0" w:type="dxa"/>
-              <w:right w:w="0" w:type="dxa"/>
-            </w:tcMar>
-            <w:vAlign w:val="center"/>
-          </w:tcPr>
-          <w:p>
-            <w:pPr>
-              <w:jc w:val="left"/>
-              <w:pBdr>
-                <w:bottom w:val="none" w:sz="0" w:space="0" w:color="000000"/>
-                <w:top w:val="none" w:sz="0" w:space="0" w:color="000000"/>
-                <w:left w:val="none" w:sz="0" w:space="0" w:color="000000"/>
-                <w:right w:val="none" w:sz="0" w:space="0" w:color="000000"/>
-              </w:pBdr>
-              <w:spacing w:after="100" w:before="100" w:line="120"/>
-              <w:ind w:left="100" w:right="100" w:firstLine="0" w:firstLineChars="0"/>
-              <w:rPr>
-                <w:rFonts w:ascii="Times New Roman" w:hAnsi="Arial" w:eastAsia="Arial" w:cs="Arial"/>
-                <w:i w:val="false"/>
-                <w:b w:val="false"/>
-                <w:u w:val="none"/>
-                <w:sz w:val="18"/>
-                <w:szCs w:val="18"/>
-                <w:color w:val="000000"/>
-              </w:rPr>
-            </w:pPr>
-            <w:r>
-              <w:rPr>
-                <w:rFonts w:ascii="Times New Roman" w:hAnsi="Arial" w:eastAsia="Arial" w:cs="Arial"/>
-                <w:i w:val="false"/>
-                <w:b w:val="false"/>
-                <w:u w:val="none"/>
-                <w:sz w:val="18"/>
-                <w:szCs w:val="18"/>
-                <w:color w:val="000000"/>
-              </w:rPr>
-              <w:t xml:space="preserve">56.7 (50.0, 64.3; 122)</w:t>
+              <w:t xml:space="preserve">78.7 (74.5, 83.3; 442)</w:t>
+            </w:r>
+          </w:p>
+        </w:tc>
+        <w:tc>
+          <w:tcPr>
+            <w:tcBorders>
+              <w:bottom w:val="none" w:sz="0" w:space="0" w:color="000000"/>
+              <w:top w:val="none" w:sz="0" w:space="0" w:color="000000"/>
+              <w:left w:val="none" w:sz="0" w:space="0" w:color="000000"/>
+              <w:right w:val="none" w:sz="0" w:space="0" w:color="000000"/>
+            </w:tcBorders>
+            <w:shd w:val="clear" w:color="auto" w:fill="FFFFFF"/>
+            <w:tcMar>
+              <w:top w:w="0" w:type="dxa"/>
+              <w:bottom w:w="0" w:type="dxa"/>
+              <w:left w:w="0" w:type="dxa"/>
+              <w:right w:w="0" w:type="dxa"/>
+            </w:tcMar>
+            <w:vAlign w:val="center"/>
+          </w:tcPr>
+          <w:p>
+            <w:pPr>
+              <w:jc w:val="left"/>
+              <w:pBdr>
+                <w:bottom w:val="none" w:sz="0" w:space="0" w:color="000000"/>
+                <w:top w:val="none" w:sz="0" w:space="0" w:color="000000"/>
+                <w:left w:val="none" w:sz="0" w:space="0" w:color="000000"/>
+                <w:right w:val="none" w:sz="0" w:space="0" w:color="000000"/>
+              </w:pBdr>
+              <w:spacing w:after="100" w:before="100" w:line="120"/>
+              <w:ind w:left="100" w:right="100" w:firstLine="0" w:firstLineChars="0"/>
+              <w:rPr>
+                <w:rFonts w:ascii="Times New Roman" w:hAnsi="Arial" w:eastAsia="Arial" w:cs="Arial"/>
+                <w:i w:val="false"/>
+                <w:b w:val="false"/>
+                <w:u w:val="none"/>
+                <w:sz w:val="18"/>
+                <w:szCs w:val="18"/>
+                <w:color w:val="000000"/>
+              </w:rPr>
+            </w:pPr>
+            <w:r>
+              <w:rPr>
+                <w:rFonts w:ascii="Times New Roman" w:hAnsi="Arial" w:eastAsia="Arial" w:cs="Arial"/>
+                <w:i w:val="false"/>
+                <w:b w:val="false"/>
+                <w:u w:val="none"/>
+                <w:sz w:val="18"/>
+                <w:szCs w:val="18"/>
+                <w:color w:val="000000"/>
+              </w:rPr>
+              <w:t xml:space="preserve">57.0 (49.8, 64.2; 122)</w:t>
             </w:r>
           </w:p>
         </w:tc>
@@ -11925,7 +11991,7 @@
                 <w:szCs w:val="18"/>
                 <w:color w:val="000000"/>
               </w:rPr>
-              <w:t xml:space="preserve">74.8 (70.7, 79.0; 564)</w:t>
+              <w:t xml:space="preserve">75.0 (71.0, 79.2; 564)</w:t>
             </w:r>
           </w:p>
         </w:tc>
@@ -12087,59 +12153,59 @@
                 <w:szCs w:val="18"/>
                 <w:color w:val="000000"/>
               </w:rPr>
-              <w:t xml:space="preserve">40.8 (37.4, 44.2; 692)</w:t>
-            </w:r>
-          </w:p>
-        </w:tc>
-        <w:tc>
-          <w:tcPr>
-            <w:tcBorders>
-              <w:bottom w:val="none" w:sz="0" w:space="0" w:color="000000"/>
-              <w:top w:val="none" w:sz="0" w:space="0" w:color="000000"/>
-              <w:left w:val="none" w:sz="0" w:space="0" w:color="000000"/>
-              <w:right w:val="none" w:sz="0" w:space="0" w:color="000000"/>
-            </w:tcBorders>
-            <w:shd w:val="clear" w:color="auto" w:fill="FFFFFF"/>
-            <w:tcMar>
-              <w:top w:w="0" w:type="dxa"/>
-              <w:bottom w:w="0" w:type="dxa"/>
-              <w:left w:w="0" w:type="dxa"/>
-              <w:right w:w="0" w:type="dxa"/>
-            </w:tcMar>
-            <w:vAlign w:val="center"/>
-          </w:tcPr>
-          <w:p>
-            <w:pPr>
-              <w:jc w:val="left"/>
-              <w:pBdr>
-                <w:bottom w:val="none" w:sz="0" w:space="0" w:color="000000"/>
-                <w:top w:val="none" w:sz="0" w:space="0" w:color="000000"/>
-                <w:left w:val="none" w:sz="0" w:space="0" w:color="000000"/>
-                <w:right w:val="none" w:sz="0" w:space="0" w:color="000000"/>
-              </w:pBdr>
-              <w:spacing w:after="100" w:before="100" w:line="120"/>
-              <w:ind w:left="100" w:right="100" w:firstLine="0" w:firstLineChars="0"/>
-              <w:rPr>
-                <w:rFonts w:ascii="Times New Roman" w:hAnsi="Arial" w:eastAsia="Arial" w:cs="Arial"/>
-                <w:i w:val="false"/>
-                <w:b w:val="false"/>
-                <w:u w:val="none"/>
-                <w:sz w:val="18"/>
-                <w:szCs w:val="18"/>
-                <w:color w:val="000000"/>
-              </w:rPr>
-            </w:pPr>
-            <w:r>
-              <w:rPr>
-                <w:rFonts w:ascii="Times New Roman" w:hAnsi="Arial" w:eastAsia="Arial" w:cs="Arial"/>
-                <w:i w:val="false"/>
-                <w:b w:val="false"/>
-                <w:u w:val="none"/>
-                <w:sz w:val="18"/>
-                <w:szCs w:val="18"/>
-                <w:color w:val="000000"/>
-              </w:rPr>
-              <w:t xml:space="preserve">36.1 (28.4, 45.2; 83)</w:t>
+              <w:t xml:space="preserve">40.9 (37.5, 44.3; 692)</w:t>
+            </w:r>
+          </w:p>
+        </w:tc>
+        <w:tc>
+          <w:tcPr>
+            <w:tcBorders>
+              <w:bottom w:val="none" w:sz="0" w:space="0" w:color="000000"/>
+              <w:top w:val="none" w:sz="0" w:space="0" w:color="000000"/>
+              <w:left w:val="none" w:sz="0" w:space="0" w:color="000000"/>
+              <w:right w:val="none" w:sz="0" w:space="0" w:color="000000"/>
+            </w:tcBorders>
+            <w:shd w:val="clear" w:color="auto" w:fill="FFFFFF"/>
+            <w:tcMar>
+              <w:top w:w="0" w:type="dxa"/>
+              <w:bottom w:w="0" w:type="dxa"/>
+              <w:left w:w="0" w:type="dxa"/>
+              <w:right w:w="0" w:type="dxa"/>
+            </w:tcMar>
+            <w:vAlign w:val="center"/>
+          </w:tcPr>
+          <w:p>
+            <w:pPr>
+              <w:jc w:val="left"/>
+              <w:pBdr>
+                <w:bottom w:val="none" w:sz="0" w:space="0" w:color="000000"/>
+                <w:top w:val="none" w:sz="0" w:space="0" w:color="000000"/>
+                <w:left w:val="none" w:sz="0" w:space="0" w:color="000000"/>
+                <w:right w:val="none" w:sz="0" w:space="0" w:color="000000"/>
+              </w:pBdr>
+              <w:spacing w:after="100" w:before="100" w:line="120"/>
+              <w:ind w:left="100" w:right="100" w:firstLine="0" w:firstLineChars="0"/>
+              <w:rPr>
+                <w:rFonts w:ascii="Times New Roman" w:hAnsi="Arial" w:eastAsia="Arial" w:cs="Arial"/>
+                <w:i w:val="false"/>
+                <w:b w:val="false"/>
+                <w:u w:val="none"/>
+                <w:sz w:val="18"/>
+                <w:szCs w:val="18"/>
+                <w:color w:val="000000"/>
+              </w:rPr>
+            </w:pPr>
+            <w:r>
+              <w:rPr>
+                <w:rFonts w:ascii="Times New Roman" w:hAnsi="Arial" w:eastAsia="Arial" w:cs="Arial"/>
+                <w:i w:val="false"/>
+                <w:b w:val="false"/>
+                <w:u w:val="none"/>
+                <w:sz w:val="18"/>
+                <w:szCs w:val="18"/>
+                <w:color w:val="000000"/>
+              </w:rPr>
+              <w:t xml:space="preserve">35.7 (28.9, 44.0; 83)</w:t>
             </w:r>
           </w:p>
         </w:tc>
@@ -12243,7 +12309,7 @@
                 <w:szCs w:val="18"/>
                 <w:color w:val="000000"/>
               </w:rPr>
-              <w:t xml:space="preserve">40.5 (37.4, 43.8; 775)</w:t>
+              <w:t xml:space="preserve">40.7 (37.4, 43.9; 775)</w:t>
             </w:r>
           </w:p>
         </w:tc>
@@ -12405,59 +12471,59 @@
                 <w:szCs w:val="18"/>
                 <w:color w:val="000000"/>
               </w:rPr>
-              <w:t xml:space="preserve">64.4 (59.0, 70.0; 762)</w:t>
-            </w:r>
-          </w:p>
-        </w:tc>
-        <w:tc>
-          <w:tcPr>
-            <w:tcBorders>
-              <w:bottom w:val="none" w:sz="0" w:space="0" w:color="000000"/>
-              <w:top w:val="none" w:sz="0" w:space="0" w:color="000000"/>
-              <w:left w:val="none" w:sz="0" w:space="0" w:color="000000"/>
-              <w:right w:val="none" w:sz="0" w:space="0" w:color="000000"/>
-            </w:tcBorders>
-            <w:shd w:val="clear" w:color="auto" w:fill="FFFFFF"/>
-            <w:tcMar>
-              <w:top w:w="0" w:type="dxa"/>
-              <w:bottom w:w="0" w:type="dxa"/>
-              <w:left w:w="0" w:type="dxa"/>
-              <w:right w:w="0" w:type="dxa"/>
-            </w:tcMar>
-            <w:vAlign w:val="center"/>
-          </w:tcPr>
-          <w:p>
-            <w:pPr>
-              <w:jc w:val="left"/>
-              <w:pBdr>
-                <w:bottom w:val="none" w:sz="0" w:space="0" w:color="000000"/>
-                <w:top w:val="none" w:sz="0" w:space="0" w:color="000000"/>
-                <w:left w:val="none" w:sz="0" w:space="0" w:color="000000"/>
-                <w:right w:val="none" w:sz="0" w:space="0" w:color="000000"/>
-              </w:pBdr>
-              <w:spacing w:after="100" w:before="100" w:line="120"/>
-              <w:ind w:left="100" w:right="100" w:firstLine="0" w:firstLineChars="0"/>
-              <w:rPr>
-                <w:rFonts w:ascii="Times New Roman" w:hAnsi="Arial" w:eastAsia="Arial" w:cs="Arial"/>
-                <w:i w:val="false"/>
-                <w:b w:val="false"/>
-                <w:u w:val="none"/>
-                <w:sz w:val="18"/>
-                <w:szCs w:val="18"/>
-                <w:color w:val="000000"/>
-              </w:rPr>
-            </w:pPr>
-            <w:r>
-              <w:rPr>
-                <w:rFonts w:ascii="Times New Roman" w:hAnsi="Arial" w:eastAsia="Arial" w:cs="Arial"/>
-                <w:i w:val="false"/>
-                <w:b w:val="false"/>
-                <w:u w:val="none"/>
-                <w:sz w:val="18"/>
-                <w:szCs w:val="18"/>
-                <w:color w:val="000000"/>
-              </w:rPr>
-              <w:t xml:space="preserve">45.1 (37.4, 54.6; 89)</w:t>
+              <w:t xml:space="preserve">64.4 (59.0, 70.1; 762)</w:t>
+            </w:r>
+          </w:p>
+        </w:tc>
+        <w:tc>
+          <w:tcPr>
+            <w:tcBorders>
+              <w:bottom w:val="none" w:sz="0" w:space="0" w:color="000000"/>
+              <w:top w:val="none" w:sz="0" w:space="0" w:color="000000"/>
+              <w:left w:val="none" w:sz="0" w:space="0" w:color="000000"/>
+              <w:right w:val="none" w:sz="0" w:space="0" w:color="000000"/>
+            </w:tcBorders>
+            <w:shd w:val="clear" w:color="auto" w:fill="FFFFFF"/>
+            <w:tcMar>
+              <w:top w:w="0" w:type="dxa"/>
+              <w:bottom w:w="0" w:type="dxa"/>
+              <w:left w:w="0" w:type="dxa"/>
+              <w:right w:w="0" w:type="dxa"/>
+            </w:tcMar>
+            <w:vAlign w:val="center"/>
+          </w:tcPr>
+          <w:p>
+            <w:pPr>
+              <w:jc w:val="left"/>
+              <w:pBdr>
+                <w:bottom w:val="none" w:sz="0" w:space="0" w:color="000000"/>
+                <w:top w:val="none" w:sz="0" w:space="0" w:color="000000"/>
+                <w:left w:val="none" w:sz="0" w:space="0" w:color="000000"/>
+                <w:right w:val="none" w:sz="0" w:space="0" w:color="000000"/>
+              </w:pBdr>
+              <w:spacing w:after="100" w:before="100" w:line="120"/>
+              <w:ind w:left="100" w:right="100" w:firstLine="0" w:firstLineChars="0"/>
+              <w:rPr>
+                <w:rFonts w:ascii="Times New Roman" w:hAnsi="Arial" w:eastAsia="Arial" w:cs="Arial"/>
+                <w:i w:val="false"/>
+                <w:b w:val="false"/>
+                <w:u w:val="none"/>
+                <w:sz w:val="18"/>
+                <w:szCs w:val="18"/>
+                <w:color w:val="000000"/>
+              </w:rPr>
+            </w:pPr>
+            <w:r>
+              <w:rPr>
+                <w:rFonts w:ascii="Times New Roman" w:hAnsi="Arial" w:eastAsia="Arial" w:cs="Arial"/>
+                <w:i w:val="false"/>
+                <w:b w:val="false"/>
+                <w:u w:val="none"/>
+                <w:sz w:val="18"/>
+                <w:szCs w:val="18"/>
+                <w:color w:val="000000"/>
+              </w:rPr>
+              <w:t xml:space="preserve">45.1 (37.9, 54.0; 89)</w:t>
             </w:r>
           </w:p>
         </w:tc>
@@ -12561,7 +12627,7 @@
                 <w:szCs w:val="18"/>
                 <w:color w:val="000000"/>
               </w:rPr>
-              <w:t xml:space="preserve">62.7 (57.8, 67.7; 851)</w:t>
+              <w:t xml:space="preserve">62.6 (58.1, 67.4; 851)</w:t>
             </w:r>
           </w:p>
         </w:tc>
@@ -13112,59 +13178,59 @@
                 <w:szCs w:val="18"/>
                 <w:color w:val="000000"/>
               </w:rPr>
-              <w:t xml:space="preserve">0.17 (0.11, 0.23; 209)</w:t>
-            </w:r>
-          </w:p>
-        </w:tc>
-        <w:tc>
-          <w:tcPr>
-            <w:tcBorders>
-              <w:bottom w:val="none" w:sz="0" w:space="0" w:color="000000"/>
-              <w:top w:val="none" w:sz="0" w:space="0" w:color="000000"/>
-              <w:left w:val="none" w:sz="0" w:space="0" w:color="000000"/>
-              <w:right w:val="none" w:sz="0" w:space="0" w:color="000000"/>
-            </w:tcBorders>
-            <w:shd w:val="clear" w:color="auto" w:fill="FFFFFF"/>
-            <w:tcMar>
-              <w:top w:w="0" w:type="dxa"/>
-              <w:bottom w:w="0" w:type="dxa"/>
-              <w:left w:w="0" w:type="dxa"/>
-              <w:right w:w="0" w:type="dxa"/>
-            </w:tcMar>
-            <w:vAlign w:val="center"/>
-          </w:tcPr>
-          <w:p>
-            <w:pPr>
-              <w:jc w:val="left"/>
-              <w:pBdr>
-                <w:bottom w:val="none" w:sz="0" w:space="0" w:color="000000"/>
-                <w:top w:val="none" w:sz="0" w:space="0" w:color="000000"/>
-                <w:left w:val="none" w:sz="0" w:space="0" w:color="000000"/>
-                <w:right w:val="none" w:sz="0" w:space="0" w:color="000000"/>
-              </w:pBdr>
-              <w:spacing w:after="100" w:before="100" w:line="120"/>
-              <w:ind w:left="100" w:right="100" w:firstLine="0" w:firstLineChars="0"/>
-              <w:rPr>
-                <w:rFonts w:ascii="Times New Roman" w:hAnsi="Arial" w:eastAsia="Arial" w:cs="Arial"/>
-                <w:i w:val="false"/>
-                <w:b w:val="false"/>
-                <w:u w:val="none"/>
-                <w:sz w:val="18"/>
-                <w:szCs w:val="18"/>
-                <w:color w:val="000000"/>
-              </w:rPr>
-            </w:pPr>
-            <w:r>
-              <w:rPr>
-                <w:rFonts w:ascii="Times New Roman" w:hAnsi="Arial" w:eastAsia="Arial" w:cs="Arial"/>
-                <w:i w:val="false"/>
-                <w:b w:val="false"/>
-                <w:u w:val="none"/>
-                <w:sz w:val="18"/>
-                <w:szCs w:val="18"/>
-                <w:color w:val="000000"/>
-              </w:rPr>
-              <w:t xml:space="preserve">0.11 (0.09, 0.14; 589)</w:t>
+              <w:t xml:space="preserve">0.17 (0.11, 0.24; 209)</w:t>
+            </w:r>
+          </w:p>
+        </w:tc>
+        <w:tc>
+          <w:tcPr>
+            <w:tcBorders>
+              <w:bottom w:val="none" w:sz="0" w:space="0" w:color="000000"/>
+              <w:top w:val="none" w:sz="0" w:space="0" w:color="000000"/>
+              <w:left w:val="none" w:sz="0" w:space="0" w:color="000000"/>
+              <w:right w:val="none" w:sz="0" w:space="0" w:color="000000"/>
+            </w:tcBorders>
+            <w:shd w:val="clear" w:color="auto" w:fill="FFFFFF"/>
+            <w:tcMar>
+              <w:top w:w="0" w:type="dxa"/>
+              <w:bottom w:w="0" w:type="dxa"/>
+              <w:left w:w="0" w:type="dxa"/>
+              <w:right w:w="0" w:type="dxa"/>
+            </w:tcMar>
+            <w:vAlign w:val="center"/>
+          </w:tcPr>
+          <w:p>
+            <w:pPr>
+              <w:jc w:val="left"/>
+              <w:pBdr>
+                <w:bottom w:val="none" w:sz="0" w:space="0" w:color="000000"/>
+                <w:top w:val="none" w:sz="0" w:space="0" w:color="000000"/>
+                <w:left w:val="none" w:sz="0" w:space="0" w:color="000000"/>
+                <w:right w:val="none" w:sz="0" w:space="0" w:color="000000"/>
+              </w:pBdr>
+              <w:spacing w:after="100" w:before="100" w:line="120"/>
+              <w:ind w:left="100" w:right="100" w:firstLine="0" w:firstLineChars="0"/>
+              <w:rPr>
+                <w:rFonts w:ascii="Times New Roman" w:hAnsi="Arial" w:eastAsia="Arial" w:cs="Arial"/>
+                <w:i w:val="false"/>
+                <w:b w:val="false"/>
+                <w:u w:val="none"/>
+                <w:sz w:val="18"/>
+                <w:szCs w:val="18"/>
+                <w:color w:val="000000"/>
+              </w:rPr>
+            </w:pPr>
+            <w:r>
+              <w:rPr>
+                <w:rFonts w:ascii="Times New Roman" w:hAnsi="Arial" w:eastAsia="Arial" w:cs="Arial"/>
+                <w:i w:val="false"/>
+                <w:b w:val="false"/>
+                <w:u w:val="none"/>
+                <w:sz w:val="18"/>
+                <w:szCs w:val="18"/>
+                <w:color w:val="000000"/>
+              </w:rPr>
+              <w:t xml:space="preserve">0.12 (0.10, 0.14; 589)</w:t>
             </w:r>
           </w:p>
         </w:tc>
@@ -13378,59 +13444,59 @@
                 <w:szCs w:val="18"/>
                 <w:color w:val="000000"/>
               </w:rPr>
-              <w:t xml:space="preserve">0.21 (0.19, 0.24; 1307)</w:t>
-            </w:r>
-          </w:p>
-        </w:tc>
-        <w:tc>
-          <w:tcPr>
-            <w:tcBorders>
-              <w:bottom w:val="none" w:sz="0" w:space="0" w:color="000000"/>
-              <w:top w:val="none" w:sz="0" w:space="0" w:color="000000"/>
-              <w:left w:val="none" w:sz="0" w:space="0" w:color="000000"/>
-              <w:right w:val="none" w:sz="0" w:space="0" w:color="000000"/>
-            </w:tcBorders>
-            <w:shd w:val="clear" w:color="auto" w:fill="FFFFFF"/>
-            <w:tcMar>
-              <w:top w:w="0" w:type="dxa"/>
-              <w:bottom w:w="0" w:type="dxa"/>
-              <w:left w:w="0" w:type="dxa"/>
-              <w:right w:w="0" w:type="dxa"/>
-            </w:tcMar>
-            <w:vAlign w:val="center"/>
-          </w:tcPr>
-          <w:p>
-            <w:pPr>
-              <w:jc w:val="left"/>
-              <w:pBdr>
-                <w:bottom w:val="none" w:sz="0" w:space="0" w:color="000000"/>
-                <w:top w:val="none" w:sz="0" w:space="0" w:color="000000"/>
-                <w:left w:val="none" w:sz="0" w:space="0" w:color="000000"/>
-                <w:right w:val="none" w:sz="0" w:space="0" w:color="000000"/>
-              </w:pBdr>
-              <w:spacing w:after="100" w:before="100" w:line="120"/>
-              <w:ind w:left="100" w:right="100" w:firstLine="0" w:firstLineChars="0"/>
-              <w:rPr>
-                <w:rFonts w:ascii="Times New Roman" w:hAnsi="Arial" w:eastAsia="Arial" w:cs="Arial"/>
-                <w:i w:val="false"/>
-                <w:b w:val="false"/>
-                <w:u w:val="none"/>
-                <w:sz w:val="18"/>
-                <w:szCs w:val="18"/>
-                <w:color w:val="000000"/>
-              </w:rPr>
-            </w:pPr>
-            <w:r>
-              <w:rPr>
-                <w:rFonts w:ascii="Times New Roman" w:hAnsi="Arial" w:eastAsia="Arial" w:cs="Arial"/>
-                <w:i w:val="false"/>
-                <w:b w:val="false"/>
-                <w:u w:val="none"/>
-                <w:sz w:val="18"/>
-                <w:szCs w:val="18"/>
-                <w:color w:val="000000"/>
-              </w:rPr>
-              <w:t xml:space="preserve">0.14 (0.11, 0.17; 414)</w:t>
+              <w:t xml:space="preserve">0.22 (0.19, 0.24; 1307)</w:t>
+            </w:r>
+          </w:p>
+        </w:tc>
+        <w:tc>
+          <w:tcPr>
+            <w:tcBorders>
+              <w:bottom w:val="none" w:sz="0" w:space="0" w:color="000000"/>
+              <w:top w:val="none" w:sz="0" w:space="0" w:color="000000"/>
+              <w:left w:val="none" w:sz="0" w:space="0" w:color="000000"/>
+              <w:right w:val="none" w:sz="0" w:space="0" w:color="000000"/>
+            </w:tcBorders>
+            <w:shd w:val="clear" w:color="auto" w:fill="FFFFFF"/>
+            <w:tcMar>
+              <w:top w:w="0" w:type="dxa"/>
+              <w:bottom w:w="0" w:type="dxa"/>
+              <w:left w:w="0" w:type="dxa"/>
+              <w:right w:w="0" w:type="dxa"/>
+            </w:tcMar>
+            <w:vAlign w:val="center"/>
+          </w:tcPr>
+          <w:p>
+            <w:pPr>
+              <w:jc w:val="left"/>
+              <w:pBdr>
+                <w:bottom w:val="none" w:sz="0" w:space="0" w:color="000000"/>
+                <w:top w:val="none" w:sz="0" w:space="0" w:color="000000"/>
+                <w:left w:val="none" w:sz="0" w:space="0" w:color="000000"/>
+                <w:right w:val="none" w:sz="0" w:space="0" w:color="000000"/>
+              </w:pBdr>
+              <w:spacing w:after="100" w:before="100" w:line="120"/>
+              <w:ind w:left="100" w:right="100" w:firstLine="0" w:firstLineChars="0"/>
+              <w:rPr>
+                <w:rFonts w:ascii="Times New Roman" w:hAnsi="Arial" w:eastAsia="Arial" w:cs="Arial"/>
+                <w:i w:val="false"/>
+                <w:b w:val="false"/>
+                <w:u w:val="none"/>
+                <w:sz w:val="18"/>
+                <w:szCs w:val="18"/>
+                <w:color w:val="000000"/>
+              </w:rPr>
+            </w:pPr>
+            <w:r>
+              <w:rPr>
+                <w:rFonts w:ascii="Times New Roman" w:hAnsi="Arial" w:eastAsia="Arial" w:cs="Arial"/>
+                <w:i w:val="false"/>
+                <w:b w:val="false"/>
+                <w:u w:val="none"/>
+                <w:sz w:val="18"/>
+                <w:szCs w:val="18"/>
+                <w:color w:val="000000"/>
+              </w:rPr>
+              <w:t xml:space="preserve">0.14 (0.11, 0.18; 414)</w:t>
             </w:r>
           </w:p>
         </w:tc>
@@ -13696,111 +13762,111 @@
                 <w:szCs w:val="18"/>
                 <w:color w:val="000000"/>
               </w:rPr>
-              <w:t xml:space="preserve">0.12 (0.01, 0.32; 31)</w:t>
-            </w:r>
-          </w:p>
-        </w:tc>
-        <w:tc>
-          <w:tcPr>
-            <w:tcBorders>
-              <w:bottom w:val="none" w:sz="0" w:space="0" w:color="000000"/>
-              <w:top w:val="none" w:sz="0" w:space="0" w:color="000000"/>
-              <w:left w:val="none" w:sz="0" w:space="0" w:color="000000"/>
-              <w:right w:val="none" w:sz="0" w:space="0" w:color="000000"/>
-            </w:tcBorders>
-            <w:shd w:val="clear" w:color="auto" w:fill="FFFFFF"/>
-            <w:tcMar>
-              <w:top w:w="0" w:type="dxa"/>
-              <w:bottom w:w="0" w:type="dxa"/>
-              <w:left w:w="0" w:type="dxa"/>
-              <w:right w:w="0" w:type="dxa"/>
-            </w:tcMar>
-            <w:vAlign w:val="center"/>
-          </w:tcPr>
-          <w:p>
-            <w:pPr>
-              <w:jc w:val="left"/>
-              <w:pBdr>
-                <w:bottom w:val="none" w:sz="0" w:space="0" w:color="000000"/>
-                <w:top w:val="none" w:sz="0" w:space="0" w:color="000000"/>
-                <w:left w:val="none" w:sz="0" w:space="0" w:color="000000"/>
-                <w:right w:val="none" w:sz="0" w:space="0" w:color="000000"/>
-              </w:pBdr>
-              <w:spacing w:after="100" w:before="100" w:line="120"/>
-              <w:ind w:left="100" w:right="100" w:firstLine="0" w:firstLineChars="0"/>
-              <w:rPr>
-                <w:rFonts w:ascii="Times New Roman" w:hAnsi="Arial" w:eastAsia="Arial" w:cs="Arial"/>
-                <w:i w:val="false"/>
-                <w:b w:val="false"/>
-                <w:u w:val="none"/>
-                <w:sz w:val="18"/>
-                <w:szCs w:val="18"/>
-                <w:color w:val="000000"/>
-              </w:rPr>
-            </w:pPr>
-            <w:r>
-              <w:rPr>
-                <w:rFonts w:ascii="Times New Roman" w:hAnsi="Arial" w:eastAsia="Arial" w:cs="Arial"/>
-                <w:i w:val="false"/>
-                <w:b w:val="false"/>
-                <w:u w:val="none"/>
-                <w:sz w:val="18"/>
-                <w:szCs w:val="18"/>
-                <w:color w:val="000000"/>
-              </w:rPr>
-              <w:t xml:space="preserve">0.14 (0.11, 0.17; 672)</w:t>
-            </w:r>
-          </w:p>
-        </w:tc>
-        <w:tc>
-          <w:tcPr>
-            <w:tcBorders>
-              <w:bottom w:val="none" w:sz="0" w:space="0" w:color="000000"/>
-              <w:top w:val="none" w:sz="0" w:space="0" w:color="000000"/>
-              <w:left w:val="none" w:sz="0" w:space="0" w:color="000000"/>
-              <w:right w:val="none" w:sz="0" w:space="0" w:color="000000"/>
-            </w:tcBorders>
-            <w:shd w:val="clear" w:color="auto" w:fill="FFFFFF"/>
-            <w:tcMar>
-              <w:top w:w="0" w:type="dxa"/>
-              <w:bottom w:w="0" w:type="dxa"/>
-              <w:left w:w="0" w:type="dxa"/>
-              <w:right w:w="0" w:type="dxa"/>
-            </w:tcMar>
-            <w:vAlign w:val="center"/>
-          </w:tcPr>
-          <w:p>
-            <w:pPr>
-              <w:jc w:val="left"/>
-              <w:pBdr>
-                <w:bottom w:val="none" w:sz="0" w:space="0" w:color="000000"/>
-                <w:top w:val="none" w:sz="0" w:space="0" w:color="000000"/>
-                <w:left w:val="none" w:sz="0" w:space="0" w:color="000000"/>
-                <w:right w:val="none" w:sz="0" w:space="0" w:color="000000"/>
-              </w:pBdr>
-              <w:spacing w:after="100" w:before="100" w:line="120"/>
-              <w:ind w:left="100" w:right="100" w:firstLine="0" w:firstLineChars="0"/>
-              <w:rPr>
-                <w:rFonts w:ascii="Times New Roman" w:hAnsi="Arial" w:eastAsia="Arial" w:cs="Arial"/>
-                <w:i w:val="false"/>
-                <w:b w:val="false"/>
-                <w:u w:val="none"/>
-                <w:sz w:val="18"/>
-                <w:szCs w:val="18"/>
-                <w:color w:val="000000"/>
-              </w:rPr>
-            </w:pPr>
-            <w:r>
-              <w:rPr>
-                <w:rFonts w:ascii="Times New Roman" w:hAnsi="Arial" w:eastAsia="Arial" w:cs="Arial"/>
-                <w:i w:val="false"/>
-                <w:b w:val="false"/>
-                <w:u w:val="none"/>
-                <w:sz w:val="18"/>
-                <w:szCs w:val="18"/>
-                <w:color w:val="000000"/>
-              </w:rPr>
-              <w:t xml:space="preserve">0.25 (0.21, 0.30; 426)</w:t>
+              <w:t xml:space="preserve">0.11 (0.01, 0.31; 31)</w:t>
+            </w:r>
+          </w:p>
+        </w:tc>
+        <w:tc>
+          <w:tcPr>
+            <w:tcBorders>
+              <w:bottom w:val="none" w:sz="0" w:space="0" w:color="000000"/>
+              <w:top w:val="none" w:sz="0" w:space="0" w:color="000000"/>
+              <w:left w:val="none" w:sz="0" w:space="0" w:color="000000"/>
+              <w:right w:val="none" w:sz="0" w:space="0" w:color="000000"/>
+            </w:tcBorders>
+            <w:shd w:val="clear" w:color="auto" w:fill="FFFFFF"/>
+            <w:tcMar>
+              <w:top w:w="0" w:type="dxa"/>
+              <w:bottom w:w="0" w:type="dxa"/>
+              <w:left w:w="0" w:type="dxa"/>
+              <w:right w:w="0" w:type="dxa"/>
+            </w:tcMar>
+            <w:vAlign w:val="center"/>
+          </w:tcPr>
+          <w:p>
+            <w:pPr>
+              <w:jc w:val="left"/>
+              <w:pBdr>
+                <w:bottom w:val="none" w:sz="0" w:space="0" w:color="000000"/>
+                <w:top w:val="none" w:sz="0" w:space="0" w:color="000000"/>
+                <w:left w:val="none" w:sz="0" w:space="0" w:color="000000"/>
+                <w:right w:val="none" w:sz="0" w:space="0" w:color="000000"/>
+              </w:pBdr>
+              <w:spacing w:after="100" w:before="100" w:line="120"/>
+              <w:ind w:left="100" w:right="100" w:firstLine="0" w:firstLineChars="0"/>
+              <w:rPr>
+                <w:rFonts w:ascii="Times New Roman" w:hAnsi="Arial" w:eastAsia="Arial" w:cs="Arial"/>
+                <w:i w:val="false"/>
+                <w:b w:val="false"/>
+                <w:u w:val="none"/>
+                <w:sz w:val="18"/>
+                <w:szCs w:val="18"/>
+                <w:color w:val="000000"/>
+              </w:rPr>
+            </w:pPr>
+            <w:r>
+              <w:rPr>
+                <w:rFonts w:ascii="Times New Roman" w:hAnsi="Arial" w:eastAsia="Arial" w:cs="Arial"/>
+                <w:i w:val="false"/>
+                <w:b w:val="false"/>
+                <w:u w:val="none"/>
+                <w:sz w:val="18"/>
+                <w:szCs w:val="18"/>
+                <w:color w:val="000000"/>
+              </w:rPr>
+              <w:t xml:space="preserve">0.14 (0.12, 0.18; 672)</w:t>
+            </w:r>
+          </w:p>
+        </w:tc>
+        <w:tc>
+          <w:tcPr>
+            <w:tcBorders>
+              <w:bottom w:val="none" w:sz="0" w:space="0" w:color="000000"/>
+              <w:top w:val="none" w:sz="0" w:space="0" w:color="000000"/>
+              <w:left w:val="none" w:sz="0" w:space="0" w:color="000000"/>
+              <w:right w:val="none" w:sz="0" w:space="0" w:color="000000"/>
+            </w:tcBorders>
+            <w:shd w:val="clear" w:color="auto" w:fill="FFFFFF"/>
+            <w:tcMar>
+              <w:top w:w="0" w:type="dxa"/>
+              <w:bottom w:w="0" w:type="dxa"/>
+              <w:left w:w="0" w:type="dxa"/>
+              <w:right w:w="0" w:type="dxa"/>
+            </w:tcMar>
+            <w:vAlign w:val="center"/>
+          </w:tcPr>
+          <w:p>
+            <w:pPr>
+              <w:jc w:val="left"/>
+              <w:pBdr>
+                <w:bottom w:val="none" w:sz="0" w:space="0" w:color="000000"/>
+                <w:top w:val="none" w:sz="0" w:space="0" w:color="000000"/>
+                <w:left w:val="none" w:sz="0" w:space="0" w:color="000000"/>
+                <w:right w:val="none" w:sz="0" w:space="0" w:color="000000"/>
+              </w:pBdr>
+              <w:spacing w:after="100" w:before="100" w:line="120"/>
+              <w:ind w:left="100" w:right="100" w:firstLine="0" w:firstLineChars="0"/>
+              <w:rPr>
+                <w:rFonts w:ascii="Times New Roman" w:hAnsi="Arial" w:eastAsia="Arial" w:cs="Arial"/>
+                <w:i w:val="false"/>
+                <w:b w:val="false"/>
+                <w:u w:val="none"/>
+                <w:sz w:val="18"/>
+                <w:szCs w:val="18"/>
+                <w:color w:val="000000"/>
+              </w:rPr>
+            </w:pPr>
+            <w:r>
+              <w:rPr>
+                <w:rFonts w:ascii="Times New Roman" w:hAnsi="Arial" w:eastAsia="Arial" w:cs="Arial"/>
+                <w:i w:val="false"/>
+                <w:b w:val="false"/>
+                <w:u w:val="none"/>
+                <w:sz w:val="18"/>
+                <w:szCs w:val="18"/>
+                <w:color w:val="000000"/>
+              </w:rPr>
+              <w:t xml:space="preserve">0.25 (0.20, 0.30; 426)</w:t>
             </w:r>
           </w:p>
         </w:tc>
@@ -14170,7 +14236,7 @@
                 <w:szCs w:val="18"/>
                 <w:color w:val="000000"/>
               </w:rPr>
-              <w:t xml:space="preserve">0.22 (0.17, 0.28; 539)</w:t>
+              <w:t xml:space="preserve">0.23 (0.17, 0.29; 539)</w:t>
             </w:r>
           </w:p>
         </w:tc>
@@ -14332,7 +14398,7 @@
                 <w:szCs w:val="18"/>
                 <w:color w:val="000000"/>
               </w:rPr>
-              <w:t xml:space="preserve">0.03 (0.01, 0.05; 350)</w:t>
+              <w:t xml:space="preserve">0.03 (0.02, 0.04; 350)</w:t>
             </w:r>
           </w:p>
         </w:tc>
@@ -14702,7 +14768,7 @@
                 <w:szCs w:val="18"/>
                 <w:color w:val="000000"/>
               </w:rPr>
-              <w:t xml:space="preserve">0.07 (0.05, 0.09; 261)</w:t>
+              <w:t xml:space="preserve">0.07 (0.05, 0.10; 261)</w:t>
             </w:r>
           </w:p>
         </w:tc>
@@ -14806,7 +14872,7 @@
                 <w:szCs w:val="18"/>
                 <w:color w:val="000000"/>
               </w:rPr>
-              <w:t xml:space="preserve">0.11 (0.09, 0.14; 662)</w:t>
+              <w:t xml:space="preserve">0.12 (0.09, 0.14; 662)</w:t>
             </w:r>
           </w:p>
         </w:tc>
@@ -14968,7 +15034,7 @@
                 <w:szCs w:val="18"/>
                 <w:color w:val="000000"/>
               </w:rPr>
-              <w:t xml:space="preserve">0.16 (0.14, 0.19; 907)</w:t>
+              <w:t xml:space="preserve">0.17 (0.14, 0.19; 907)</w:t>
             </w:r>
           </w:p>
         </w:tc>
@@ -15390,59 +15456,59 @@
                 <w:szCs w:val="18"/>
                 <w:color w:val="000000"/>
               </w:rPr>
-              <w:t xml:space="preserve">0.34 (0.25, 0.44; 313)</w:t>
-            </w:r>
-          </w:p>
-        </w:tc>
-        <w:tc>
-          <w:tcPr>
-            <w:tcBorders>
-              <w:bottom w:val="none" w:sz="0" w:space="0" w:color="000000"/>
-              <w:top w:val="none" w:sz="0" w:space="0" w:color="000000"/>
-              <w:left w:val="none" w:sz="0" w:space="0" w:color="000000"/>
-              <w:right w:val="none" w:sz="0" w:space="0" w:color="000000"/>
-            </w:tcBorders>
-            <w:shd w:val="clear" w:color="auto" w:fill="FFFFFF"/>
-            <w:tcMar>
-              <w:top w:w="0" w:type="dxa"/>
-              <w:bottom w:w="0" w:type="dxa"/>
-              <w:left w:w="0" w:type="dxa"/>
-              <w:right w:w="0" w:type="dxa"/>
-            </w:tcMar>
-            <w:vAlign w:val="center"/>
-          </w:tcPr>
-          <w:p>
-            <w:pPr>
-              <w:jc w:val="left"/>
-              <w:pBdr>
-                <w:bottom w:val="none" w:sz="0" w:space="0" w:color="000000"/>
-                <w:top w:val="none" w:sz="0" w:space="0" w:color="000000"/>
-                <w:left w:val="none" w:sz="0" w:space="0" w:color="000000"/>
-                <w:right w:val="none" w:sz="0" w:space="0" w:color="000000"/>
-              </w:pBdr>
-              <w:spacing w:after="100" w:before="100" w:line="120"/>
-              <w:ind w:left="100" w:right="100" w:firstLine="0" w:firstLineChars="0"/>
-              <w:rPr>
-                <w:rFonts w:ascii="Times New Roman" w:hAnsi="Arial" w:eastAsia="Arial" w:cs="Arial"/>
-                <w:i w:val="false"/>
-                <w:b w:val="false"/>
-                <w:u w:val="none"/>
-                <w:sz w:val="18"/>
-                <w:szCs w:val="18"/>
-                <w:color w:val="000000"/>
-              </w:rPr>
-            </w:pPr>
-            <w:r>
-              <w:rPr>
-                <w:rFonts w:ascii="Times New Roman" w:hAnsi="Arial" w:eastAsia="Arial" w:cs="Arial"/>
-                <w:i w:val="false"/>
-                <w:b w:val="false"/>
-                <w:u w:val="none"/>
-                <w:sz w:val="18"/>
-                <w:szCs w:val="18"/>
-                <w:color w:val="000000"/>
-              </w:rPr>
-              <w:t xml:space="preserve">0.28 (0.21, 0.36; 488)</w:t>
+              <w:t xml:space="preserve">0.35 (0.25, 0.45; 313)</w:t>
+            </w:r>
+          </w:p>
+        </w:tc>
+        <w:tc>
+          <w:tcPr>
+            <w:tcBorders>
+              <w:bottom w:val="none" w:sz="0" w:space="0" w:color="000000"/>
+              <w:top w:val="none" w:sz="0" w:space="0" w:color="000000"/>
+              <w:left w:val="none" w:sz="0" w:space="0" w:color="000000"/>
+              <w:right w:val="none" w:sz="0" w:space="0" w:color="000000"/>
+            </w:tcBorders>
+            <w:shd w:val="clear" w:color="auto" w:fill="FFFFFF"/>
+            <w:tcMar>
+              <w:top w:w="0" w:type="dxa"/>
+              <w:bottom w:w="0" w:type="dxa"/>
+              <w:left w:w="0" w:type="dxa"/>
+              <w:right w:w="0" w:type="dxa"/>
+            </w:tcMar>
+            <w:vAlign w:val="center"/>
+          </w:tcPr>
+          <w:p>
+            <w:pPr>
+              <w:jc w:val="left"/>
+              <w:pBdr>
+                <w:bottom w:val="none" w:sz="0" w:space="0" w:color="000000"/>
+                <w:top w:val="none" w:sz="0" w:space="0" w:color="000000"/>
+                <w:left w:val="none" w:sz="0" w:space="0" w:color="000000"/>
+                <w:right w:val="none" w:sz="0" w:space="0" w:color="000000"/>
+              </w:pBdr>
+              <w:spacing w:after="100" w:before="100" w:line="120"/>
+              <w:ind w:left="100" w:right="100" w:firstLine="0" w:firstLineChars="0"/>
+              <w:rPr>
+                <w:rFonts w:ascii="Times New Roman" w:hAnsi="Arial" w:eastAsia="Arial" w:cs="Arial"/>
+                <w:i w:val="false"/>
+                <w:b w:val="false"/>
+                <w:u w:val="none"/>
+                <w:sz w:val="18"/>
+                <w:szCs w:val="18"/>
+                <w:color w:val="000000"/>
+              </w:rPr>
+            </w:pPr>
+            <w:r>
+              <w:rPr>
+                <w:rFonts w:ascii="Times New Roman" w:hAnsi="Arial" w:eastAsia="Arial" w:cs="Arial"/>
+                <w:i w:val="false"/>
+                <w:b w:val="false"/>
+                <w:u w:val="none"/>
+                <w:sz w:val="18"/>
+                <w:szCs w:val="18"/>
+                <w:color w:val="000000"/>
+              </w:rPr>
+              <w:t xml:space="preserve">0.28 (0.21, 0.37; 488)</w:t>
             </w:r>
           </w:p>
         </w:tc>
@@ -15604,7 +15670,7 @@
                 <w:szCs w:val="18"/>
                 <w:color w:val="000000"/>
               </w:rPr>
-              <w:t xml:space="preserve">0.07 (0.06, 0.10; 362)</w:t>
+              <w:t xml:space="preserve">0.07 (0.06, 0.09; 362)</w:t>
             </w:r>
           </w:p>
         </w:tc>
@@ -15922,7 +15988,7 @@
                 <w:szCs w:val="18"/>
                 <w:color w:val="000000"/>
               </w:rPr>
-              <w:t xml:space="preserve">0.08 (0.06, 0.10; 680)</w:t>
+              <w:t xml:space="preserve">0.08 (0.06, 0.11; 680)</w:t>
             </w:r>
           </w:p>
         </w:tc>
@@ -16558,59 +16624,59 @@
                 <w:szCs w:val="18"/>
                 <w:color w:val="000000"/>
               </w:rPr>
-              <w:t xml:space="preserve">0.16 (0.12, 0.21; 237)</w:t>
-            </w:r>
-          </w:p>
-        </w:tc>
-        <w:tc>
-          <w:tcPr>
-            <w:tcBorders>
-              <w:bottom w:val="none" w:sz="0" w:space="0" w:color="000000"/>
-              <w:top w:val="none" w:sz="0" w:space="0" w:color="000000"/>
-              <w:left w:val="none" w:sz="0" w:space="0" w:color="000000"/>
-              <w:right w:val="none" w:sz="0" w:space="0" w:color="000000"/>
-            </w:tcBorders>
-            <w:shd w:val="clear" w:color="auto" w:fill="FFFFFF"/>
-            <w:tcMar>
-              <w:top w:w="0" w:type="dxa"/>
-              <w:bottom w:w="0" w:type="dxa"/>
-              <w:left w:w="0" w:type="dxa"/>
-              <w:right w:w="0" w:type="dxa"/>
-            </w:tcMar>
-            <w:vAlign w:val="center"/>
-          </w:tcPr>
-          <w:p>
-            <w:pPr>
-              <w:jc w:val="left"/>
-              <w:pBdr>
-                <w:bottom w:val="none" w:sz="0" w:space="0" w:color="000000"/>
-                <w:top w:val="none" w:sz="0" w:space="0" w:color="000000"/>
-                <w:left w:val="none" w:sz="0" w:space="0" w:color="000000"/>
-                <w:right w:val="none" w:sz="0" w:space="0" w:color="000000"/>
-              </w:pBdr>
-              <w:spacing w:after="100" w:before="100" w:line="120"/>
-              <w:ind w:left="100" w:right="100" w:firstLine="0" w:firstLineChars="0"/>
-              <w:rPr>
-                <w:rFonts w:ascii="Times New Roman" w:hAnsi="Arial" w:eastAsia="Arial" w:cs="Arial"/>
-                <w:i w:val="false"/>
-                <w:b w:val="false"/>
-                <w:u w:val="none"/>
-                <w:sz w:val="18"/>
-                <w:szCs w:val="18"/>
-                <w:color w:val="000000"/>
-              </w:rPr>
-            </w:pPr>
-            <w:r>
-              <w:rPr>
-                <w:rFonts w:ascii="Times New Roman" w:hAnsi="Arial" w:eastAsia="Arial" w:cs="Arial"/>
-                <w:i w:val="false"/>
-                <w:b w:val="false"/>
-                <w:u w:val="none"/>
-                <w:sz w:val="18"/>
-                <w:szCs w:val="18"/>
-                <w:color w:val="000000"/>
-              </w:rPr>
-              <w:t xml:space="preserve">0.21 (0.14, 0.28; 143)</w:t>
+              <w:t xml:space="preserve">0.17 (0.12, 0.22; 237)</w:t>
+            </w:r>
+          </w:p>
+        </w:tc>
+        <w:tc>
+          <w:tcPr>
+            <w:tcBorders>
+              <w:bottom w:val="none" w:sz="0" w:space="0" w:color="000000"/>
+              <w:top w:val="none" w:sz="0" w:space="0" w:color="000000"/>
+              <w:left w:val="none" w:sz="0" w:space="0" w:color="000000"/>
+              <w:right w:val="none" w:sz="0" w:space="0" w:color="000000"/>
+            </w:tcBorders>
+            <w:shd w:val="clear" w:color="auto" w:fill="FFFFFF"/>
+            <w:tcMar>
+              <w:top w:w="0" w:type="dxa"/>
+              <w:bottom w:w="0" w:type="dxa"/>
+              <w:left w:w="0" w:type="dxa"/>
+              <w:right w:w="0" w:type="dxa"/>
+            </w:tcMar>
+            <w:vAlign w:val="center"/>
+          </w:tcPr>
+          <w:p>
+            <w:pPr>
+              <w:jc w:val="left"/>
+              <w:pBdr>
+                <w:bottom w:val="none" w:sz="0" w:space="0" w:color="000000"/>
+                <w:top w:val="none" w:sz="0" w:space="0" w:color="000000"/>
+                <w:left w:val="none" w:sz="0" w:space="0" w:color="000000"/>
+                <w:right w:val="none" w:sz="0" w:space="0" w:color="000000"/>
+              </w:pBdr>
+              <w:spacing w:after="100" w:before="100" w:line="120"/>
+              <w:ind w:left="100" w:right="100" w:firstLine="0" w:firstLineChars="0"/>
+              <w:rPr>
+                <w:rFonts w:ascii="Times New Roman" w:hAnsi="Arial" w:eastAsia="Arial" w:cs="Arial"/>
+                <w:i w:val="false"/>
+                <w:b w:val="false"/>
+                <w:u w:val="none"/>
+                <w:sz w:val="18"/>
+                <w:szCs w:val="18"/>
+                <w:color w:val="000000"/>
+              </w:rPr>
+            </w:pPr>
+            <w:r>
+              <w:rPr>
+                <w:rFonts w:ascii="Times New Roman" w:hAnsi="Arial" w:eastAsia="Arial" w:cs="Arial"/>
+                <w:i w:val="false"/>
+                <w:b w:val="false"/>
+                <w:u w:val="none"/>
+                <w:sz w:val="18"/>
+                <w:szCs w:val="18"/>
+                <w:color w:val="000000"/>
+              </w:rPr>
+              <w:t xml:space="preserve">0.21 (0.15, 0.29; 143)</w:t>
             </w:r>
           </w:p>
         </w:tc>
@@ -16714,7 +16780,7 @@
                 <w:szCs w:val="18"/>
                 <w:color w:val="000000"/>
               </w:rPr>
-              <w:t xml:space="preserve">0.19 (0.15, 0.23; 477)</w:t>
+              <w:t xml:space="preserve">0.19 (0.16, 0.23; 477)</w:t>
             </w:r>
           </w:p>
         </w:tc>
@@ -17032,7 +17098,7 @@
                 <w:szCs w:val="18"/>
                 <w:color w:val="000000"/>
               </w:rPr>
-              <w:t xml:space="preserve">0.12 (0.11, 0.14; 3480)</w:t>
+              <w:t xml:space="preserve">0.13 (0.11, 0.14; 3480)</w:t>
             </w:r>
           </w:p>
         </w:tc>
@@ -17668,7 +17734,7 @@
                 <w:szCs w:val="18"/>
                 <w:color w:val="000000"/>
               </w:rPr>
-              <w:t xml:space="preserve">0.04 (0.03, 0.05; 1081)</w:t>
+              <w:t xml:space="preserve">0.04 (0.03, 0.04; 1081)</w:t>
             </w:r>
           </w:p>
         </w:tc>
@@ -17830,7 +17896,7 @@
                 <w:szCs w:val="18"/>
                 <w:color w:val="000000"/>
               </w:rPr>
-              <w:t xml:space="preserve">0.09 (0.02, 0.15; 36)</w:t>
+              <w:t xml:space="preserve">0.09 (0.03, 0.15; 36)</w:t>
             </w:r>
           </w:p>
         </w:tc>
@@ -18148,7 +18214,7 @@
                 <w:szCs w:val="18"/>
                 <w:color w:val="000000"/>
               </w:rPr>
-              <w:t xml:space="preserve">0.05 (0.03, 0.09; 81)</w:t>
+              <w:t xml:space="preserve">0.06 (0.03, 0.09; 81)</w:t>
             </w:r>
           </w:p>
         </w:tc>
@@ -18304,7 +18370,7 @@
                 <w:szCs w:val="18"/>
                 <w:color w:val="000000"/>
               </w:rPr>
-              <w:t xml:space="preserve">0.11 (0.08, 0.14; 562)</w:t>
+              <w:t xml:space="preserve">0.11 (0.09, 0.13; 562)</w:t>
             </w:r>
           </w:p>
         </w:tc>
@@ -18466,7 +18532,7 @@
                 <w:szCs w:val="18"/>
                 <w:color w:val="000000"/>
               </w:rPr>
-              <w:t xml:space="preserve">0.27 (0.19, 0.39; 203)</w:t>
+              <w:t xml:space="preserve">0.27 (0.19, 0.36; 203)</w:t>
             </w:r>
           </w:p>
         </w:tc>
@@ -18570,7 +18636,7 @@
                 <w:szCs w:val="18"/>
                 <w:color w:val="000000"/>
               </w:rPr>
-              <w:t xml:space="preserve">0.10 (0.07, 0.13; 254)</w:t>
+              <w:t xml:space="preserve">0.10 (0.08, 0.13; 254)</w:t>
             </w:r>
           </w:p>
         </w:tc>
@@ -18784,111 +18850,111 @@
                 <w:szCs w:val="18"/>
                 <w:color w:val="000000"/>
               </w:rPr>
-              <w:t xml:space="preserve">0.25 (0.19, 0.31; 66)</w:t>
-            </w:r>
-          </w:p>
-        </w:tc>
-        <w:tc>
-          <w:tcPr>
-            <w:tcBorders>
-              <w:bottom w:val="none" w:sz="0" w:space="0" w:color="000000"/>
-              <w:top w:val="none" w:sz="0" w:space="0" w:color="000000"/>
-              <w:left w:val="none" w:sz="0" w:space="0" w:color="000000"/>
-              <w:right w:val="none" w:sz="0" w:space="0" w:color="000000"/>
-            </w:tcBorders>
-            <w:shd w:val="clear" w:color="auto" w:fill="FFFFFF"/>
-            <w:tcMar>
-              <w:top w:w="0" w:type="dxa"/>
-              <w:bottom w:w="0" w:type="dxa"/>
-              <w:left w:w="0" w:type="dxa"/>
-              <w:right w:w="0" w:type="dxa"/>
-            </w:tcMar>
-            <w:vAlign w:val="center"/>
-          </w:tcPr>
-          <w:p>
-            <w:pPr>
-              <w:jc w:val="left"/>
-              <w:pBdr>
-                <w:bottom w:val="none" w:sz="0" w:space="0" w:color="000000"/>
-                <w:top w:val="none" w:sz="0" w:space="0" w:color="000000"/>
-                <w:left w:val="none" w:sz="0" w:space="0" w:color="000000"/>
-                <w:right w:val="none" w:sz="0" w:space="0" w:color="000000"/>
-              </w:pBdr>
-              <w:spacing w:after="100" w:before="100" w:line="120"/>
-              <w:ind w:left="100" w:right="100" w:firstLine="0" w:firstLineChars="0"/>
-              <w:rPr>
-                <w:rFonts w:ascii="Times New Roman" w:hAnsi="Arial" w:eastAsia="Arial" w:cs="Arial"/>
-                <w:i w:val="false"/>
-                <w:b w:val="false"/>
-                <w:u w:val="none"/>
-                <w:sz w:val="18"/>
-                <w:szCs w:val="18"/>
-                <w:color w:val="000000"/>
-              </w:rPr>
-            </w:pPr>
-            <w:r>
-              <w:rPr>
-                <w:rFonts w:ascii="Times New Roman" w:hAnsi="Arial" w:eastAsia="Arial" w:cs="Arial"/>
-                <w:i w:val="false"/>
-                <w:b w:val="false"/>
-                <w:u w:val="none"/>
-                <w:sz w:val="18"/>
-                <w:szCs w:val="18"/>
-                <w:color w:val="000000"/>
-              </w:rPr>
-              <w:t xml:space="preserve">0.22 (0.20, 0.25; 516)</w:t>
-            </w:r>
-          </w:p>
-        </w:tc>
-        <w:tc>
-          <w:tcPr>
-            <w:tcBorders>
-              <w:bottom w:val="none" w:sz="0" w:space="0" w:color="000000"/>
-              <w:top w:val="none" w:sz="0" w:space="0" w:color="000000"/>
-              <w:left w:val="none" w:sz="0" w:space="0" w:color="000000"/>
-              <w:right w:val="none" w:sz="0" w:space="0" w:color="000000"/>
-            </w:tcBorders>
-            <w:shd w:val="clear" w:color="auto" w:fill="FFFFFF"/>
-            <w:tcMar>
-              <w:top w:w="0" w:type="dxa"/>
-              <w:bottom w:w="0" w:type="dxa"/>
-              <w:left w:w="0" w:type="dxa"/>
-              <w:right w:w="0" w:type="dxa"/>
-            </w:tcMar>
-            <w:vAlign w:val="center"/>
-          </w:tcPr>
-          <w:p>
-            <w:pPr>
-              <w:jc w:val="left"/>
-              <w:pBdr>
-                <w:bottom w:val="none" w:sz="0" w:space="0" w:color="000000"/>
-                <w:top w:val="none" w:sz="0" w:space="0" w:color="000000"/>
-                <w:left w:val="none" w:sz="0" w:space="0" w:color="000000"/>
-                <w:right w:val="none" w:sz="0" w:space="0" w:color="000000"/>
-              </w:pBdr>
-              <w:spacing w:after="100" w:before="100" w:line="120"/>
-              <w:ind w:left="100" w:right="100" w:firstLine="0" w:firstLineChars="0"/>
-              <w:rPr>
-                <w:rFonts w:ascii="Times New Roman" w:hAnsi="Arial" w:eastAsia="Arial" w:cs="Arial"/>
-                <w:i w:val="false"/>
-                <w:b w:val="false"/>
-                <w:u w:val="none"/>
-                <w:sz w:val="18"/>
-                <w:szCs w:val="18"/>
-                <w:color w:val="000000"/>
-              </w:rPr>
-            </w:pPr>
-            <w:r>
-              <w:rPr>
-                <w:rFonts w:ascii="Times New Roman" w:hAnsi="Arial" w:eastAsia="Arial" w:cs="Arial"/>
-                <w:i w:val="false"/>
-                <w:b w:val="false"/>
-                <w:u w:val="none"/>
-                <w:sz w:val="18"/>
-                <w:szCs w:val="18"/>
-                <w:color w:val="000000"/>
-              </w:rPr>
-              <w:t xml:space="preserve">0.20 (0.17, 0.22; 624)</w:t>
+              <w:t xml:space="preserve">0.24 (0.19, 0.30; 66)</w:t>
+            </w:r>
+          </w:p>
+        </w:tc>
+        <w:tc>
+          <w:tcPr>
+            <w:tcBorders>
+              <w:bottom w:val="none" w:sz="0" w:space="0" w:color="000000"/>
+              <w:top w:val="none" w:sz="0" w:space="0" w:color="000000"/>
+              <w:left w:val="none" w:sz="0" w:space="0" w:color="000000"/>
+              <w:right w:val="none" w:sz="0" w:space="0" w:color="000000"/>
+            </w:tcBorders>
+            <w:shd w:val="clear" w:color="auto" w:fill="FFFFFF"/>
+            <w:tcMar>
+              <w:top w:w="0" w:type="dxa"/>
+              <w:bottom w:w="0" w:type="dxa"/>
+              <w:left w:w="0" w:type="dxa"/>
+              <w:right w:w="0" w:type="dxa"/>
+            </w:tcMar>
+            <w:vAlign w:val="center"/>
+          </w:tcPr>
+          <w:p>
+            <w:pPr>
+              <w:jc w:val="left"/>
+              <w:pBdr>
+                <w:bottom w:val="none" w:sz="0" w:space="0" w:color="000000"/>
+                <w:top w:val="none" w:sz="0" w:space="0" w:color="000000"/>
+                <w:left w:val="none" w:sz="0" w:space="0" w:color="000000"/>
+                <w:right w:val="none" w:sz="0" w:space="0" w:color="000000"/>
+              </w:pBdr>
+              <w:spacing w:after="100" w:before="100" w:line="120"/>
+              <w:ind w:left="100" w:right="100" w:firstLine="0" w:firstLineChars="0"/>
+              <w:rPr>
+                <w:rFonts w:ascii="Times New Roman" w:hAnsi="Arial" w:eastAsia="Arial" w:cs="Arial"/>
+                <w:i w:val="false"/>
+                <w:b w:val="false"/>
+                <w:u w:val="none"/>
+                <w:sz w:val="18"/>
+                <w:szCs w:val="18"/>
+                <w:color w:val="000000"/>
+              </w:rPr>
+            </w:pPr>
+            <w:r>
+              <w:rPr>
+                <w:rFonts w:ascii="Times New Roman" w:hAnsi="Arial" w:eastAsia="Arial" w:cs="Arial"/>
+                <w:i w:val="false"/>
+                <w:b w:val="false"/>
+                <w:u w:val="none"/>
+                <w:sz w:val="18"/>
+                <w:szCs w:val="18"/>
+                <w:color w:val="000000"/>
+              </w:rPr>
+              <w:t xml:space="preserve">0.22 (0.20, 0.26; 516)</w:t>
+            </w:r>
+          </w:p>
+        </w:tc>
+        <w:tc>
+          <w:tcPr>
+            <w:tcBorders>
+              <w:bottom w:val="none" w:sz="0" w:space="0" w:color="000000"/>
+              <w:top w:val="none" w:sz="0" w:space="0" w:color="000000"/>
+              <w:left w:val="none" w:sz="0" w:space="0" w:color="000000"/>
+              <w:right w:val="none" w:sz="0" w:space="0" w:color="000000"/>
+            </w:tcBorders>
+            <w:shd w:val="clear" w:color="auto" w:fill="FFFFFF"/>
+            <w:tcMar>
+              <w:top w:w="0" w:type="dxa"/>
+              <w:bottom w:w="0" w:type="dxa"/>
+              <w:left w:w="0" w:type="dxa"/>
+              <w:right w:w="0" w:type="dxa"/>
+            </w:tcMar>
+            <w:vAlign w:val="center"/>
+          </w:tcPr>
+          <w:p>
+            <w:pPr>
+              <w:jc w:val="left"/>
+              <w:pBdr>
+                <w:bottom w:val="none" w:sz="0" w:space="0" w:color="000000"/>
+                <w:top w:val="none" w:sz="0" w:space="0" w:color="000000"/>
+                <w:left w:val="none" w:sz="0" w:space="0" w:color="000000"/>
+                <w:right w:val="none" w:sz="0" w:space="0" w:color="000000"/>
+              </w:pBdr>
+              <w:spacing w:after="100" w:before="100" w:line="120"/>
+              <w:ind w:left="100" w:right="100" w:firstLine="0" w:firstLineChars="0"/>
+              <w:rPr>
+                <w:rFonts w:ascii="Times New Roman" w:hAnsi="Arial" w:eastAsia="Arial" w:cs="Arial"/>
+                <w:i w:val="false"/>
+                <w:b w:val="false"/>
+                <w:u w:val="none"/>
+                <w:sz w:val="18"/>
+                <w:szCs w:val="18"/>
+                <w:color w:val="000000"/>
+              </w:rPr>
+            </w:pPr>
+            <w:r>
+              <w:rPr>
+                <w:rFonts w:ascii="Times New Roman" w:hAnsi="Arial" w:eastAsia="Arial" w:cs="Arial"/>
+                <w:i w:val="false"/>
+                <w:b w:val="false"/>
+                <w:u w:val="none"/>
+                <w:sz w:val="18"/>
+                <w:szCs w:val="18"/>
+                <w:color w:val="000000"/>
+              </w:rPr>
+              <w:t xml:space="preserve">0.20 (0.18, 0.22; 624)</w:t>
             </w:r>
           </w:p>
         </w:tc>
@@ -19206,7 +19272,7 @@
                 <w:szCs w:val="18"/>
                 <w:color w:val="000000"/>
               </w:rPr>
-              <w:t xml:space="preserve">0.17 (0.05, 0.31; 14)</w:t>
+              <w:t xml:space="preserve">0.17 (0.05, 0.32; 14)</w:t>
             </w:r>
           </w:p>
         </w:tc>
@@ -19420,7 +19486,7 @@
                 <w:szCs w:val="18"/>
                 <w:color w:val="000000"/>
               </w:rPr>
-              <w:t xml:space="preserve">0.13 (0.11, 0.15; 462)</w:t>
+              <w:t xml:space="preserve">0.14 (0.12, 0.16; 462)</w:t>
             </w:r>
           </w:p>
         </w:tc>
@@ -19790,7 +19856,7 @@
                 <w:szCs w:val="18"/>
                 <w:color w:val="000000"/>
               </w:rPr>
-              <w:t xml:space="preserve">0.10 (0.04, 0.20; 89)</w:t>
+              <w:t xml:space="preserve">0.10 (0.04, 0.18; 89)</w:t>
             </w:r>
           </w:p>
         </w:tc>
@@ -20056,7 +20122,7 @@
                 <w:szCs w:val="18"/>
                 <w:color w:val="000000"/>
               </w:rPr>
-              <w:t xml:space="preserve">0.19 (0.16, 0.22; 854)</w:t>
+              <w:t xml:space="preserve">0.19 (0.16, 0.23; 854)</w:t>
             </w:r>
           </w:p>
         </w:tc>
@@ -20212,7 +20278,7 @@
                 <w:szCs w:val="18"/>
                 <w:color w:val="000000"/>
               </w:rPr>
-              <w:t xml:space="preserve">0.18 (0.15, 0.21; 951)</w:t>
+              <w:t xml:space="preserve">0.18 (0.16, 0.22; 951)</w:t>
             </w:r>
           </w:p>
         </w:tc>
@@ -20826,7 +20892,7 @@
                 <w:szCs w:val="22"/>
                 <w:color w:val="000000"/>
               </w:rPr>
-              <w:t xml:space="preserve">21</w:t>
+              <w:t xml:space="preserve">22</w:t>
             </w:r>
           </w:p>
         </w:tc>
@@ -20878,7 +20944,7 @@
                 <w:szCs w:val="22"/>
                 <w:color w:val="000000"/>
               </w:rPr>
-              <w:t xml:space="preserve">12</w:t>
+              <w:t xml:space="preserve">14</w:t>
             </w:r>
           </w:p>
         </w:tc>
@@ -20930,7 +20996,7 @@
                 <w:szCs w:val="22"/>
                 <w:color w:val="000000"/>
               </w:rPr>
-              <w:t xml:space="preserve">9</w:t>
+              <w:t xml:space="preserve">8</w:t>
             </w:r>
           </w:p>
         </w:tc>
@@ -21185,7 +21251,7 @@
                 <w:szCs w:val="22"/>
                 <w:color w:val="000000"/>
               </w:rPr>
-              <w:t xml:space="preserve">4</w:t>
+              <w:t xml:space="preserve">3</w:t>
             </w:r>
           </w:p>
         </w:tc>
@@ -21289,7 +21355,7 @@
                 <w:szCs w:val="22"/>
                 <w:color w:val="000000"/>
               </w:rPr>
-              <w:t xml:space="preserve">3</w:t>
+              <w:t xml:space="preserve">2</w:t>
             </w:r>
           </w:p>
         </w:tc>
@@ -21544,7 +21610,7 @@
                 <w:szCs w:val="22"/>
                 <w:color w:val="000000"/>
               </w:rPr>
-              <w:t xml:space="preserve">8</w:t>
+              <w:t xml:space="preserve">9</w:t>
             </w:r>
           </w:p>
         </w:tc>
@@ -21596,7 +21662,7 @@
                 <w:szCs w:val="22"/>
                 <w:color w:val="000000"/>
               </w:rPr>
-              <w:t xml:space="preserve">5</w:t>
+              <w:t xml:space="preserve">6</w:t>
             </w:r>
           </w:p>
         </w:tc>
@@ -21903,7 +21969,7 @@
                 <w:szCs w:val="22"/>
                 <w:color w:val="000000"/>
               </w:rPr>
-              <w:t xml:space="preserve">9</w:t>
+              <w:t xml:space="preserve">10</w:t>
             </w:r>
           </w:p>
         </w:tc>
@@ -21955,7 +22021,7 @@
                 <w:szCs w:val="22"/>
                 <w:color w:val="000000"/>
               </w:rPr>
-              <w:t xml:space="preserve">6</w:t>
+              <w:t xml:space="preserve">7</w:t>
             </w:r>
           </w:p>
         </w:tc>
@@ -22621,7 +22687,7 @@
                 <w:szCs w:val="22"/>
                 <w:color w:val="000000"/>
               </w:rPr>
-              <w:t xml:space="preserve">10</w:t>
+              <w:t xml:space="preserve">11</w:t>
             </w:r>
           </w:p>
         </w:tc>
@@ -22673,7 +22739,7 @@
                 <w:szCs w:val="22"/>
                 <w:color w:val="000000"/>
               </w:rPr>
-              <w:t xml:space="preserve">3</w:t>
+              <w:t xml:space="preserve">4</w:t>
             </w:r>
           </w:p>
         </w:tc>
@@ -23339,7 +23405,7 @@
                 <w:szCs w:val="22"/>
                 <w:color w:val="000000"/>
               </w:rPr>
-              <w:t xml:space="preserve">8</w:t>
+              <w:t xml:space="preserve">7</w:t>
             </w:r>
           </w:p>
         </w:tc>
@@ -23391,7 +23457,7 @@
                 <w:szCs w:val="22"/>
                 <w:color w:val="000000"/>
               </w:rPr>
-              <w:t xml:space="preserve">5</w:t>
+              <w:t xml:space="preserve">4</w:t>
             </w:r>
           </w:p>
         </w:tc>
@@ -23698,7 +23764,7 @@
                 <w:szCs w:val="22"/>
                 <w:color w:val="000000"/>
               </w:rPr>
-              <w:t xml:space="preserve">28</w:t>
+              <w:t xml:space="preserve">29</w:t>
             </w:r>
           </w:p>
         </w:tc>
@@ -23802,7 +23868,7 @@
                 <w:szCs w:val="22"/>
                 <w:color w:val="000000"/>
               </w:rPr>
-              <w:t xml:space="preserve">20</w:t>
+              <w:t xml:space="preserve">21</w:t>
             </w:r>
           </w:p>
         </w:tc>
@@ -24057,7 +24123,7 @@
                 <w:szCs w:val="22"/>
                 <w:color w:val="000000"/>
               </w:rPr>
-              <w:t xml:space="preserve">10</w:t>
+              <w:t xml:space="preserve">11</w:t>
             </w:r>
           </w:p>
         </w:tc>
@@ -24161,7 +24227,7 @@
                 <w:szCs w:val="22"/>
                 <w:color w:val="000000"/>
               </w:rPr>
-              <w:t xml:space="preserve">7</w:t>
+              <w:t xml:space="preserve">8</w:t>
             </w:r>
           </w:p>
         </w:tc>
@@ -25146,7 +25212,7 @@
                 <w:szCs w:val="22"/>
                 <w:color w:val="000000"/>
               </w:rPr>
-              <w:t xml:space="preserve">9</w:t>
+              <w:t xml:space="preserve">11</w:t>
             </w:r>
           </w:p>
         </w:tc>
@@ -25198,7 +25264,7 @@
                 <w:szCs w:val="22"/>
                 <w:color w:val="000000"/>
               </w:rPr>
-              <w:t xml:space="preserve">6</w:t>
+              <w:t xml:space="preserve">8</w:t>
             </w:r>
           </w:p>
         </w:tc>
@@ -25864,59 +25930,59 @@
                 <w:szCs w:val="22"/>
                 <w:color w:val="000000"/>
               </w:rPr>
+              <w:t xml:space="preserve">4</w:t>
+            </w:r>
+          </w:p>
+        </w:tc>
+        <w:tc>
+          <w:tcPr>
+            <w:tcBorders>
+              <w:bottom w:val="none" w:sz="0" w:space="0" w:color="000000"/>
+              <w:top w:val="none" w:sz="0" w:space="0" w:color="000000"/>
+              <w:left w:val="none" w:sz="0" w:space="0" w:color="000000"/>
+              <w:right w:val="none" w:sz="0" w:space="0" w:color="000000"/>
+            </w:tcBorders>
+            <w:shd w:val="clear" w:color="auto" w:fill="FFFFFF"/>
+            <w:tcMar>
+              <w:top w:w="0" w:type="dxa"/>
+              <w:bottom w:w="0" w:type="dxa"/>
+              <w:left w:w="0" w:type="dxa"/>
+              <w:right w:w="0" w:type="dxa"/>
+            </w:tcMar>
+            <w:vAlign w:val="center"/>
+          </w:tcPr>
+          <w:p>
+            <w:pPr>
+              <w:jc w:val="center"/>
+              <w:pBdr>
+                <w:bottom w:val="none" w:sz="0" w:space="0" w:color="000000"/>
+                <w:top w:val="none" w:sz="0" w:space="0" w:color="000000"/>
+                <w:left w:val="none" w:sz="0" w:space="0" w:color="000000"/>
+                <w:right w:val="none" w:sz="0" w:space="0" w:color="000000"/>
+              </w:pBdr>
+              <w:spacing w:after="100" w:before="100" w:line="120"/>
+              <w:ind w:left="100" w:right="100" w:firstLine="0" w:firstLineChars="0"/>
+              <w:rPr>
+                <w:rFonts w:ascii="Times New Roman" w:hAnsi="Arial" w:eastAsia="Arial" w:cs="Arial"/>
+                <w:i w:val="false"/>
+                <w:b w:val="false"/>
+                <w:u w:val="none"/>
+                <w:sz w:val="22"/>
+                <w:szCs w:val="22"/>
+                <w:color w:val="000000"/>
+              </w:rPr>
+            </w:pPr>
+            <w:r>
+              <w:rPr>
+                <w:rFonts w:ascii="Times New Roman" w:hAnsi="Arial" w:eastAsia="Arial" w:cs="Arial"/>
+                <w:i w:val="false"/>
+                <w:b w:val="false"/>
+                <w:u w:val="none"/>
+                <w:sz w:val="22"/>
+                <w:szCs w:val="22"/>
+                <w:color w:val="000000"/>
+              </w:rPr>
               <w:t xml:space="preserve">3</w:t>
-            </w:r>
-          </w:p>
-        </w:tc>
-        <w:tc>
-          <w:tcPr>
-            <w:tcBorders>
-              <w:bottom w:val="none" w:sz="0" w:space="0" w:color="000000"/>
-              <w:top w:val="none" w:sz="0" w:space="0" w:color="000000"/>
-              <w:left w:val="none" w:sz="0" w:space="0" w:color="000000"/>
-              <w:right w:val="none" w:sz="0" w:space="0" w:color="000000"/>
-            </w:tcBorders>
-            <w:shd w:val="clear" w:color="auto" w:fill="FFFFFF"/>
-            <w:tcMar>
-              <w:top w:w="0" w:type="dxa"/>
-              <w:bottom w:w="0" w:type="dxa"/>
-              <w:left w:w="0" w:type="dxa"/>
-              <w:right w:w="0" w:type="dxa"/>
-            </w:tcMar>
-            <w:vAlign w:val="center"/>
-          </w:tcPr>
-          <w:p>
-            <w:pPr>
-              <w:jc w:val="center"/>
-              <w:pBdr>
-                <w:bottom w:val="none" w:sz="0" w:space="0" w:color="000000"/>
-                <w:top w:val="none" w:sz="0" w:space="0" w:color="000000"/>
-                <w:left w:val="none" w:sz="0" w:space="0" w:color="000000"/>
-                <w:right w:val="none" w:sz="0" w:space="0" w:color="000000"/>
-              </w:pBdr>
-              <w:spacing w:after="100" w:before="100" w:line="120"/>
-              <w:ind w:left="100" w:right="100" w:firstLine="0" w:firstLineChars="0"/>
-              <w:rPr>
-                <w:rFonts w:ascii="Times New Roman" w:hAnsi="Arial" w:eastAsia="Arial" w:cs="Arial"/>
-                <w:i w:val="false"/>
-                <w:b w:val="false"/>
-                <w:u w:val="none"/>
-                <w:sz w:val="22"/>
-                <w:szCs w:val="22"/>
-                <w:color w:val="000000"/>
-              </w:rPr>
-            </w:pPr>
-            <w:r>
-              <w:rPr>
-                <w:rFonts w:ascii="Times New Roman" w:hAnsi="Arial" w:eastAsia="Arial" w:cs="Arial"/>
-                <w:i w:val="false"/>
-                <w:b w:val="false"/>
-                <w:u w:val="none"/>
-                <w:sz w:val="22"/>
-                <w:szCs w:val="22"/>
-                <w:color w:val="000000"/>
-              </w:rPr>
-              <w:t xml:space="preserve">2</w:t>
             </w:r>
           </w:p>
         </w:tc>
@@ -26223,59 +26289,59 @@
                 <w:szCs w:val="22"/>
                 <w:color w:val="000000"/>
               </w:rPr>
+              <w:t xml:space="preserve">4</w:t>
+            </w:r>
+          </w:p>
+        </w:tc>
+        <w:tc>
+          <w:tcPr>
+            <w:tcBorders>
+              <w:bottom w:val="none" w:sz="0" w:space="0" w:color="000000"/>
+              <w:top w:val="none" w:sz="0" w:space="0" w:color="000000"/>
+              <w:left w:val="none" w:sz="0" w:space="0" w:color="000000"/>
+              <w:right w:val="none" w:sz="0" w:space="0" w:color="000000"/>
+            </w:tcBorders>
+            <w:shd w:val="clear" w:color="auto" w:fill="FFFFFF"/>
+            <w:tcMar>
+              <w:top w:w="0" w:type="dxa"/>
+              <w:bottom w:w="0" w:type="dxa"/>
+              <w:left w:w="0" w:type="dxa"/>
+              <w:right w:w="0" w:type="dxa"/>
+            </w:tcMar>
+            <w:vAlign w:val="center"/>
+          </w:tcPr>
+          <w:p>
+            <w:pPr>
+              <w:jc w:val="center"/>
+              <w:pBdr>
+                <w:bottom w:val="none" w:sz="0" w:space="0" w:color="000000"/>
+                <w:top w:val="none" w:sz="0" w:space="0" w:color="000000"/>
+                <w:left w:val="none" w:sz="0" w:space="0" w:color="000000"/>
+                <w:right w:val="none" w:sz="0" w:space="0" w:color="000000"/>
+              </w:pBdr>
+              <w:spacing w:after="100" w:before="100" w:line="120"/>
+              <w:ind w:left="100" w:right="100" w:firstLine="0" w:firstLineChars="0"/>
+              <w:rPr>
+                <w:rFonts w:ascii="Times New Roman" w:hAnsi="Arial" w:eastAsia="Arial" w:cs="Arial"/>
+                <w:i w:val="false"/>
+                <w:b w:val="false"/>
+                <w:u w:val="none"/>
+                <w:sz w:val="22"/>
+                <w:szCs w:val="22"/>
+                <w:color w:val="000000"/>
+              </w:rPr>
+            </w:pPr>
+            <w:r>
+              <w:rPr>
+                <w:rFonts w:ascii="Times New Roman" w:hAnsi="Arial" w:eastAsia="Arial" w:cs="Arial"/>
+                <w:i w:val="false"/>
+                <w:b w:val="false"/>
+                <w:u w:val="none"/>
+                <w:sz w:val="22"/>
+                <w:szCs w:val="22"/>
+                <w:color w:val="000000"/>
+              </w:rPr>
               <w:t xml:space="preserve">3</w:t>
-            </w:r>
-          </w:p>
-        </w:tc>
-        <w:tc>
-          <w:tcPr>
-            <w:tcBorders>
-              <w:bottom w:val="none" w:sz="0" w:space="0" w:color="000000"/>
-              <w:top w:val="none" w:sz="0" w:space="0" w:color="000000"/>
-              <w:left w:val="none" w:sz="0" w:space="0" w:color="000000"/>
-              <w:right w:val="none" w:sz="0" w:space="0" w:color="000000"/>
-            </w:tcBorders>
-            <w:shd w:val="clear" w:color="auto" w:fill="FFFFFF"/>
-            <w:tcMar>
-              <w:top w:w="0" w:type="dxa"/>
-              <w:bottom w:w="0" w:type="dxa"/>
-              <w:left w:w="0" w:type="dxa"/>
-              <w:right w:w="0" w:type="dxa"/>
-            </w:tcMar>
-            <w:vAlign w:val="center"/>
-          </w:tcPr>
-          <w:p>
-            <w:pPr>
-              <w:jc w:val="center"/>
-              <w:pBdr>
-                <w:bottom w:val="none" w:sz="0" w:space="0" w:color="000000"/>
-                <w:top w:val="none" w:sz="0" w:space="0" w:color="000000"/>
-                <w:left w:val="none" w:sz="0" w:space="0" w:color="000000"/>
-                <w:right w:val="none" w:sz="0" w:space="0" w:color="000000"/>
-              </w:pBdr>
-              <w:spacing w:after="100" w:before="100" w:line="120"/>
-              <w:ind w:left="100" w:right="100" w:firstLine="0" w:firstLineChars="0"/>
-              <w:rPr>
-                <w:rFonts w:ascii="Times New Roman" w:hAnsi="Arial" w:eastAsia="Arial" w:cs="Arial"/>
-                <w:i w:val="false"/>
-                <w:b w:val="false"/>
-                <w:u w:val="none"/>
-                <w:sz w:val="22"/>
-                <w:szCs w:val="22"/>
-                <w:color w:val="000000"/>
-              </w:rPr>
-            </w:pPr>
-            <w:r>
-              <w:rPr>
-                <w:rFonts w:ascii="Times New Roman" w:hAnsi="Arial" w:eastAsia="Arial" w:cs="Arial"/>
-                <w:i w:val="false"/>
-                <w:b w:val="false"/>
-                <w:u w:val="none"/>
-                <w:sz w:val="22"/>
-                <w:szCs w:val="22"/>
-                <w:color w:val="000000"/>
-              </w:rPr>
-              <w:t xml:space="preserve">2</w:t>
             </w:r>
           </w:p>
         </w:tc>
@@ -26582,7 +26648,7 @@
                 <w:szCs w:val="22"/>
                 <w:color w:val="000000"/>
               </w:rPr>
-              <w:t xml:space="preserve">21</w:t>
+              <w:t xml:space="preserve">19</w:t>
             </w:r>
           </w:p>
         </w:tc>
@@ -26634,7 +26700,7 @@
                 <w:szCs w:val="22"/>
                 <w:color w:val="000000"/>
               </w:rPr>
-              <w:t xml:space="preserve">10</w:t>
+              <w:t xml:space="preserve">8</w:t>
             </w:r>
           </w:p>
         </w:tc>
@@ -26941,7 +27007,7 @@
                 <w:szCs w:val="22"/>
                 <w:color w:val="000000"/>
               </w:rPr>
-              <w:t xml:space="preserve">8</w:t>
+              <w:t xml:space="preserve">7</w:t>
             </w:r>
           </w:p>
         </w:tc>
@@ -26993,7 +27059,7 @@
                 <w:szCs w:val="22"/>
                 <w:color w:val="000000"/>
               </w:rPr>
-              <w:t xml:space="preserve">4</w:t>
+              <w:t xml:space="preserve">3</w:t>
             </w:r>
           </w:p>
         </w:tc>
@@ -27659,7 +27725,7 @@
                 <w:szCs w:val="22"/>
                 <w:color w:val="000000"/>
               </w:rPr>
-              <w:t xml:space="preserve">5</w:t>
+              <w:t xml:space="preserve">4</w:t>
             </w:r>
           </w:p>
         </w:tc>
@@ -27711,7 +27777,7 @@
                 <w:szCs w:val="22"/>
                 <w:color w:val="000000"/>
               </w:rPr>
-              <w:t xml:space="preserve">2</w:t>
+              <w:t xml:space="preserve">1</w:t>
             </w:r>
           </w:p>
         </w:tc>
@@ -29257,490 +29323,7 @@
         </w:tc>
       </w:tr>
     </w:tbl>
-    <w:p>
-      <w:pPr>
-        <w:jc w:val="center"/>
-        <w:pStyle w:val="Figure"/>
-      </w:pPr>
-      <w:r>
-        <w:rPr/>
-        <w:drawing>
-          <wp:inline distT="0" distB="0" distL="0" distR="0">
-            <wp:extent cx="4572000" cy="6400800"/>
-            <wp:docPr id="1" name="" descr=""/>
-            <wp:cNvGraphicFramePr>
-              <a:graphicFrameLocks noChangeAspect="1"/>
-            </wp:cNvGraphicFramePr>
-            <a:graphic>
-              <a:graphicData uri="http://schemas.openxmlformats.org/drawingml/2006/picture">
-                <pic:pic>
-                  <pic:nvPicPr>
-                    <pic:cNvPr id="2" name=""/>
-                    <pic:cNvPicPr>
-                      <a:picLocks noChangeAspect="1" noChangeArrowheads="1"/>
-                    </pic:cNvPicPr>
-                  </pic:nvPicPr>
-                  <pic:blipFill>
-                    <a:blip r:embed="rId104"/>
-                    <a:stretch>
-                      <a:fillRect/>
-                    </a:stretch>
-                  </pic:blipFill>
-                  <pic:spPr bwMode="auto">
-                    <a:xfrm>
-                      <a:off x="0" y="0"/>
-                      <a:ext cx="63500" cy="88900"/>
-                    </a:xfrm>
-                    <a:prstGeom prst="rect">
-                      <a:avLst/>
-                    </a:prstGeom>
-                    <a:noFill/>
-                  </pic:spPr>
-                </pic:pic>
-              </a:graphicData>
-            </a:graphic>
-          </wp:inline>
-        </w:drawing>
-      </w:r>
-    </w:p>
-    <w:p>
-      <w:pPr>
-        <w:pStyle w:val="ImageCaption"/>
-      </w:pPr>
-      <w:r>
-        <w:rPr>
-          <w:rFonts/>
-          <w:b w:val="true"/>
-        </w:rPr>
-        <w:t xml:space="preserve">Figure </w:t>
-      </w:r>
-      <w:bookmarkStart w:id="4cd32dfd-59cf-468e-b318-6a7a0d8b67d9" w:name="mapfig"/>
-      <w:r xmlns:w14="http://schemas.microsoft.com/office/word/2010/wordml">
-        <w:rPr>
-          <w:rFonts/>
-          <w:b w:val="true"/>
-        </w:rPr>
-        <w:fldChar w:fldCharType="begin" w:dirty="true"/>
-      </w:r>
-      <w:r xmlns:w14="http://schemas.microsoft.com/office/word/2010/wordml">
-        <w:rPr>
-          <w:rFonts/>
-          <w:b w:val="true"/>
-        </w:rPr>
-        <w:instrText xml:space="preserve" w:dirty="true">SEQ fig \* Arabic</w:instrText>
-      </w:r>
-      <w:r xmlns:w14="http://schemas.microsoft.com/office/word/2010/wordml">
-        <w:rPr>
-          <w:rFonts/>
-          <w:b w:val="true"/>
-        </w:rPr>
-        <w:fldChar w:fldCharType="end" w:dirty="true"/>
-      </w:r>
-      <w:bookmarkEnd w:id="4cd32dfd-59cf-468e-b318-6a7a0d8b67d9"/>
-      <w:r>
-        <w:rPr>
-          <w:rFonts/>
-          <w:b w:val="true"/>
-        </w:rPr>
-        <w:t xml:space="preserve"/>
-      </w:r>
-      <w:r>
-        <w:t xml:space="preserve">Figure 1: Public FIA plot locations displayed with initial visit CWD values (A) and change in CWD between visits (C) for the U.S. states, north to south, of Washington, Oregon, and California (see inset map B for the location of these states within the USA).</w:t>
-      </w:r>
-    </w:p>
-    <w:p>
-      <w:pPr>
-        <w:jc w:val="center"/>
-        <w:pStyle w:val="Figure"/>
-      </w:pPr>
-      <w:r>
-        <w:rPr/>
-        <w:drawing>
-          <wp:inline distT="0" distB="0" distL="0" distR="0">
-            <wp:extent cx="5486400" cy="3657600"/>
-            <wp:docPr id="3" name="" descr=""/>
-            <wp:cNvGraphicFramePr>
-              <a:graphicFrameLocks noChangeAspect="1"/>
-            </wp:cNvGraphicFramePr>
-            <a:graphic>
-              <a:graphicData uri="http://schemas.openxmlformats.org/drawingml/2006/picture">
-                <pic:pic>
-                  <pic:nvPicPr>
-                    <pic:cNvPr id="4" name=""/>
-                    <pic:cNvPicPr>
-                      <a:picLocks noChangeAspect="1" noChangeArrowheads="1"/>
-                    </pic:cNvPicPr>
-                  </pic:nvPicPr>
-                  <pic:blipFill>
-                    <a:blip r:embed="rId105"/>
-                    <a:stretch>
-                      <a:fillRect/>
-                    </a:stretch>
-                  </pic:blipFill>
-                  <pic:spPr bwMode="auto">
-                    <a:xfrm>
-                      <a:off x="0" y="0"/>
-                      <a:ext cx="76200" cy="50800"/>
-                    </a:xfrm>
-                    <a:prstGeom prst="rect">
-                      <a:avLst/>
-                    </a:prstGeom>
-                    <a:noFill/>
-                  </pic:spPr>
-                </pic:pic>
-              </a:graphicData>
-            </a:graphic>
-          </wp:inline>
-        </w:drawing>
-      </w:r>
-    </w:p>
-    <w:p>
-      <w:pPr>
-        <w:pStyle w:val="ImageCaption"/>
-      </w:pPr>
-      <w:r>
-        <w:rPr>
-          <w:rFonts/>
-          <w:b w:val="true"/>
-        </w:rPr>
-        <w:t xml:space="preserve">Figure </w:t>
-      </w:r>
-      <w:bookmarkStart w:id="215c1011-d914-4eb8-88e7-66046af48a26" w:name="domainsfig"/>
-      <w:r xmlns:w14="http://schemas.microsoft.com/office/word/2010/wordml">
-        <w:rPr>
-          <w:rFonts/>
-          <w:b w:val="true"/>
-        </w:rPr>
-        <w:fldChar w:fldCharType="begin" w:dirty="true"/>
-      </w:r>
-      <w:r xmlns:w14="http://schemas.microsoft.com/office/word/2010/wordml">
-        <w:rPr>
-          <w:rFonts/>
-          <w:b w:val="true"/>
-        </w:rPr>
-        <w:instrText xml:space="preserve" w:dirty="true">SEQ fig \* Arabic</w:instrText>
-      </w:r>
-      <w:r xmlns:w14="http://schemas.microsoft.com/office/word/2010/wordml">
-        <w:rPr>
-          <w:rFonts/>
-          <w:b w:val="true"/>
-        </w:rPr>
-        <w:fldChar w:fldCharType="end" w:dirty="true"/>
-      </w:r>
-      <w:bookmarkEnd w:id="215c1011-d914-4eb8-88e7-66046af48a26"/>
-      <w:r>
-        <w:rPr>
-          <w:rFonts/>
-          <w:b w:val="true"/>
-        </w:rPr>
-        <w:t xml:space="preserve"/>
-      </w:r>
-      <w:r>
-        <w:t xml:space="preserve">Figure 2: This figure illustrates our domain analysis approach using</w:t>
-      </w:r>
-      <w:r>
-        <w:t xml:space="preserve"> </w:t>
-      </w:r>
-      <w:r>
-        <w:rPr>
-          <w:i/>
-          <w:iCs/>
-        </w:rPr>
-        <w:t xml:space="preserve">Calocedrus decurrens</w:t>
-      </w:r>
-      <w:r>
-        <w:t xml:space="preserve"> </w:t>
-      </w:r>
-      <w:r>
-        <w:t xml:space="preserve">as an example. Here we depict decadal (A) growth and (B) mortality domain estimates. The six domains are defined as FIA plots that fall into the [I]ncreasing or [S]table CWD change threshold with [L]ow, [M]edium, or [H]igh initial CWD values (see text for details). E.g.,</w:t>
-      </w:r>
-      <w:r>
-        <w:t xml:space="preserve"> </w:t>
-      </w:r>
-      <w:r>
-        <w:t xml:space="preserve">‘IL’</w:t>
-      </w:r>
-      <w:r>
-        <w:t xml:space="preserve"> </w:t>
-      </w:r>
-      <w:r>
-        <w:t xml:space="preserve">is in the Increasing CWD change category, Low initial CWD value. The distribution of plot CWD change and initial values (C) is presented as well, with the blue horizontal line indicating the CWD change category and the orange vertical lines representing the quantile boundaries between Low, Medium, and High initial CWD values.</w:t>
-      </w:r>
-    </w:p>
-    <w:p>
-      <w:pPr>
-        <w:jc w:val="center"/>
-        <w:pStyle w:val="Figure"/>
-      </w:pPr>
-      <w:r>
-        <w:rPr/>
-        <w:drawing>
-          <wp:inline distT="0" distB="0" distL="0" distR="0">
-            <wp:extent cx="6400800" cy="5486400"/>
-            <wp:docPr id="5" name="" descr=""/>
-            <wp:cNvGraphicFramePr>
-              <a:graphicFrameLocks noChangeAspect="1"/>
-            </wp:cNvGraphicFramePr>
-            <a:graphic>
-              <a:graphicData uri="http://schemas.openxmlformats.org/drawingml/2006/picture">
-                <pic:pic>
-                  <pic:nvPicPr>
-                    <pic:cNvPr id="6" name=""/>
-                    <pic:cNvPicPr>
-                      <a:picLocks noChangeAspect="1" noChangeArrowheads="1"/>
-                    </pic:cNvPicPr>
-                  </pic:nvPicPr>
-                  <pic:blipFill>
-                    <a:blip r:embed="rId106"/>
-                    <a:stretch>
-                      <a:fillRect/>
-                    </a:stretch>
-                  </pic:blipFill>
-                  <pic:spPr bwMode="auto">
-                    <a:xfrm>
-                      <a:off x="0" y="0"/>
-                      <a:ext cx="88900" cy="76200"/>
-                    </a:xfrm>
-                    <a:prstGeom prst="rect">
-                      <a:avLst/>
-                    </a:prstGeom>
-                    <a:noFill/>
-                  </pic:spPr>
-                </pic:pic>
-              </a:graphicData>
-            </a:graphic>
-          </wp:inline>
-        </w:drawing>
-      </w:r>
-    </w:p>
-    <w:p>
-      <w:pPr>
-        <w:pStyle w:val="ImageCaption"/>
-      </w:pPr>
-      <w:r>
-        <w:rPr>
-          <w:rFonts/>
-          <w:b w:val="true"/>
-        </w:rPr>
-        <w:t xml:space="preserve">Figure </w:t>
-      </w:r>
-      <w:bookmarkStart w:id="f4dd6c8f-9e88-48c0-b928-59c61c40666f" w:name="cwdmeansfig"/>
-      <w:r xmlns:w14="http://schemas.microsoft.com/office/word/2010/wordml">
-        <w:rPr>
-          <w:rFonts/>
-          <w:b w:val="true"/>
-        </w:rPr>
-        <w:fldChar w:fldCharType="begin" w:dirty="true"/>
-      </w:r>
-      <w:r xmlns:w14="http://schemas.microsoft.com/office/word/2010/wordml">
-        <w:rPr>
-          <w:rFonts/>
-          <w:b w:val="true"/>
-        </w:rPr>
-        <w:instrText xml:space="preserve" w:dirty="true">SEQ fig \* Arabic</w:instrText>
-      </w:r>
-      <w:r xmlns:w14="http://schemas.microsoft.com/office/word/2010/wordml">
-        <w:rPr>
-          <w:rFonts/>
-          <w:b w:val="true"/>
-        </w:rPr>
-        <w:fldChar w:fldCharType="end" w:dirty="true"/>
-      </w:r>
-      <w:bookmarkEnd w:id="f4dd6c8f-9e88-48c0-b928-59c61c40666f"/>
-      <w:r>
-        <w:rPr>
-          <w:rFonts/>
-          <w:b w:val="true"/>
-        </w:rPr>
-        <w:t xml:space="preserve"/>
-      </w:r>
-      <w:r>
-        <w:t xml:space="preserve">Figure 3: Mean species plot values for the climatic water deficit initial and change values.</w:t>
-      </w:r>
-    </w:p>
-    <w:p>
-      <w:pPr>
-        <w:jc w:val="center"/>
-        <w:pStyle w:val="Figure"/>
-      </w:pPr>
-      <w:r>
-        <w:rPr/>
-        <w:drawing>
-          <wp:inline distT="0" distB="0" distL="0" distR="0">
-            <wp:extent cx="4572000" cy="5943600"/>
-            <wp:docPr id="7" name="" descr=""/>
-            <wp:cNvGraphicFramePr>
-              <a:graphicFrameLocks noChangeAspect="1"/>
-            </wp:cNvGraphicFramePr>
-            <a:graphic>
-              <a:graphicData uri="http://schemas.openxmlformats.org/drawingml/2006/picture">
-                <pic:pic>
-                  <pic:nvPicPr>
-                    <pic:cNvPr id="8" name=""/>
-                    <pic:cNvPicPr>
-                      <a:picLocks noChangeAspect="1" noChangeArrowheads="1"/>
-                    </pic:cNvPicPr>
-                  </pic:nvPicPr>
-                  <pic:blipFill>
-                    <a:blip r:embed="rId107"/>
-                    <a:stretch>
-                      <a:fillRect/>
-                    </a:stretch>
-                  </pic:blipFill>
-                  <pic:spPr bwMode="auto">
-                    <a:xfrm>
-                      <a:off x="0" y="0"/>
-                      <a:ext cx="63500" cy="82550"/>
-                    </a:xfrm>
-                    <a:prstGeom prst="rect">
-                      <a:avLst/>
-                    </a:prstGeom>
-                    <a:noFill/>
-                  </pic:spPr>
-                </pic:pic>
-              </a:graphicData>
-            </a:graphic>
-          </wp:inline>
-        </w:drawing>
-      </w:r>
-    </w:p>
-    <w:p>
-      <w:pPr>
-        <w:pStyle w:val="ImageCaption"/>
-      </w:pPr>
-      <w:r>
-        <w:rPr>
-          <w:rFonts/>
-          <w:b w:val="true"/>
-        </w:rPr>
-        <w:t xml:space="preserve">Figure </w:t>
-      </w:r>
-      <w:bookmarkStart w:id="99d23a81-18a4-4b28-9d8f-c6653acd1d34" w:name="diff_grow_fig"/>
-      <w:r xmlns:w14="http://schemas.microsoft.com/office/word/2010/wordml">
-        <w:rPr>
-          <w:rFonts/>
-          <w:b w:val="true"/>
-        </w:rPr>
-        <w:fldChar w:fldCharType="begin" w:dirty="true"/>
-      </w:r>
-      <w:r xmlns:w14="http://schemas.microsoft.com/office/word/2010/wordml">
-        <w:rPr>
-          <w:rFonts/>
-          <w:b w:val="true"/>
-        </w:rPr>
-        <w:instrText xml:space="preserve" w:dirty="true">SEQ fig \* Arabic</w:instrText>
-      </w:r>
-      <w:r xmlns:w14="http://schemas.microsoft.com/office/word/2010/wordml">
-        <w:rPr>
-          <w:rFonts/>
-          <w:b w:val="true"/>
-        </w:rPr>
-        <w:fldChar w:fldCharType="end" w:dirty="true"/>
-      </w:r>
-      <w:bookmarkEnd w:id="99d23a81-18a4-4b28-9d8f-c6653acd1d34"/>
-      <w:r>
-        <w:rPr>
-          <w:rFonts/>
-          <w:b w:val="true"/>
-        </w:rPr>
-        <w:t xml:space="preserve"/>
-      </w:r>
-      <w:r>
-        <w:t xml:space="preserve">Figure 4: Differences in mean growth rates (cm²/decade) between domains by species. Domain abbreviations are described in the legend for Figure 2. See each column legend for the key of domain differences. Mean domain differences (circles) with 95% CIs (bars) that do not intersect zero are filled. Species above the dashed line are conifers; those below are hardwoods.</w:t>
-      </w:r>
-    </w:p>
-    <w:p>
-      <w:pPr>
-        <w:jc w:val="center"/>
-        <w:pStyle w:val="Figure"/>
-      </w:pPr>
-      <w:r>
-        <w:rPr/>
-        <w:drawing>
-          <wp:inline distT="0" distB="0" distL="0" distR="0">
-            <wp:extent cx="4572000" cy="5943600"/>
-            <wp:docPr id="9" name="" descr=""/>
-            <wp:cNvGraphicFramePr>
-              <a:graphicFrameLocks noChangeAspect="1"/>
-            </wp:cNvGraphicFramePr>
-            <a:graphic>
-              <a:graphicData uri="http://schemas.openxmlformats.org/drawingml/2006/picture">
-                <pic:pic>
-                  <pic:nvPicPr>
-                    <pic:cNvPr id="10" name=""/>
-                    <pic:cNvPicPr>
-                      <a:picLocks noChangeAspect="1" noChangeArrowheads="1"/>
-                    </pic:cNvPicPr>
-                  </pic:nvPicPr>
-                  <pic:blipFill>
-                    <a:blip r:embed="rId108"/>
-                    <a:stretch>
-                      <a:fillRect/>
-                    </a:stretch>
-                  </pic:blipFill>
-                  <pic:spPr bwMode="auto">
-                    <a:xfrm>
-                      <a:off x="0" y="0"/>
-                      <a:ext cx="63500" cy="82550"/>
-                    </a:xfrm>
-                    <a:prstGeom prst="rect">
-                      <a:avLst/>
-                    </a:prstGeom>
-                    <a:noFill/>
-                  </pic:spPr>
-                </pic:pic>
-              </a:graphicData>
-            </a:graphic>
-          </wp:inline>
-        </w:drawing>
-      </w:r>
-    </w:p>
-    <w:p>
-      <w:pPr>
-        <w:pStyle w:val="ImageCaption"/>
-      </w:pPr>
-      <w:r>
-        <w:rPr>
-          <w:rFonts/>
-          <w:b w:val="true"/>
-        </w:rPr>
-        <w:t xml:space="preserve">Figure </w:t>
-      </w:r>
-      <w:bookmarkStart w:id="ecce9006-c7f0-4b3a-8871-aa5eeec5f1f3" w:name="diff_mort_fig"/>
-      <w:r xmlns:w14="http://schemas.microsoft.com/office/word/2010/wordml">
-        <w:rPr>
-          <w:rFonts/>
-          <w:b w:val="true"/>
-        </w:rPr>
-        <w:fldChar w:fldCharType="begin" w:dirty="true"/>
-      </w:r>
-      <w:r xmlns:w14="http://schemas.microsoft.com/office/word/2010/wordml">
-        <w:rPr>
-          <w:rFonts/>
-          <w:b w:val="true"/>
-        </w:rPr>
-        <w:instrText xml:space="preserve" w:dirty="true">SEQ fig \* Arabic</w:instrText>
-      </w:r>
-      <w:r xmlns:w14="http://schemas.microsoft.com/office/word/2010/wordml">
-        <w:rPr>
-          <w:rFonts/>
-          <w:b w:val="true"/>
-        </w:rPr>
-        <w:fldChar w:fldCharType="end" w:dirty="true"/>
-      </w:r>
-      <w:bookmarkEnd w:id="ecce9006-c7f0-4b3a-8871-aa5eeec5f1f3"/>
-      <w:r>
-        <w:rPr>
-          <w:rFonts/>
-          <w:b w:val="true"/>
-        </w:rPr>
-        <w:t xml:space="preserve"/>
-      </w:r>
-      <w:r>
-        <w:t xml:space="preserve">Figure 5: Differences in mean decadal mortality rates between domains by species. Domain abbreviations are described in the legend for Figure 2. See each column legend for the key of domain differences. Mean domain differences (circles) with 95% CIs (bars) that do not intersect zero are filled. Species above the dashed line are conifers; those below are hardwoods.</w:t>
-      </w:r>
-    </w:p>
-    <w:bookmarkEnd w:id="102"/>
+    <w:bookmarkEnd w:id="105"/>
     <w:sectPr>
       <w:footerReference r:id="rId9" w:type="default"/>
       <w:pgSz w:h="15840" w:w="12240"/>
